--- a/docs/deviations.docx
+++ b/docs/deviations.docx
@@ -5322,6 +5322,3880 @@
       </w:r>
       <w:r>
         <w:t xml:space="preserve"> Section 6 is not wrong, it is silent. The pre-registration is never edited -- D6 states that plainly -- so a silence is filled here, in advance, in the open, where the date is visible and the choice can be argued with.</w:t>
+      </w:r>
+    </w:p>
+    <w:p>
+      <w:pPr>
+        <w:spacing w:after="120" w:before="120"/>
+      </w:pPr>
+    </w:p>
+    <w:p>
+      <w:pPr>
+        <w:pStyle w:val="Heading1"/>
+        <w:spacing w:after="140" w:before="280"/>
+      </w:pPr>
+      <w:r>
+        <w:rPr>
+          <w:b/>
+          <w:bCs/>
+          <w:color w:val="000000"/>
+          <w:sz w:val="24"/>
+          <w:szCs w:val="24"/>
+        </w:rPr>
+        <w:t xml:space="preserve">D8 — three further silences in H2 and H3, found by writing the test code</w:t>
+      </w:r>
+    </w:p>
+    <w:p>
+      <w:pPr>
+        <w:spacing w:after="140"/>
+        <w:jc w:val="left"/>
+      </w:pPr>
+      <w:r>
+        <w:rPr>
+          <w:b/>
+          <w:bCs/>
+        </w:rPr>
+        <w:t xml:space="preserve">Date:</w:t>
+      </w:r>
+      <w:r>
+        <w:t xml:space="preserve"> 29 September 2026 </w:t>
+      </w:r>
+      <w:r>
+        <w:rPr>
+          <w:b/>
+          <w:bCs/>
+        </w:rPr>
+        <w:t xml:space="preserve">Status:</w:t>
+      </w:r>
+      <w:r>
+        <w:t xml:space="preserve"> In force. Declared before any sweep output existed on disk. </w:t>
+      </w:r>
+      <w:r>
+        <w:rPr>
+          <w:b/>
+          <w:bCs/>
+        </w:rPr>
+        <w:t xml:space="preserve">Affects:</w:t>
+      </w:r>
+      <w:r>
+        <w:t xml:space="preserve"> Section 6 (H2, H3), and D7, which fixed the seed aggregation but not these.</w:t>
+      </w:r>
+    </w:p>
+    <w:p>
+      <w:pPr>
+        <w:spacing w:after="140"/>
+        <w:jc w:val="left"/>
+      </w:pPr>
+      <w:r>
+        <w:t xml:space="preserve">D7 fixed how twenty seeds become one number for g. Writing the code that actually performs H2 and H3 turned up three more things neither section 6 nor D7 says, each of which changes a reported result. They are recorded here before the sweep has produced a single row, which is the only reason this record is worth anything.</w:t>
+      </w:r>
+    </w:p>
+    <w:p>
+      <w:pPr>
+        <w:pStyle w:val="Heading2"/>
+        <w:spacing w:after="100" w:before="200"/>
+      </w:pPr>
+      <w:r>
+        <w:rPr>
+          <w:b/>
+          <w:bCs/>
+          <w:color w:val="000000"/>
+          <w:sz w:val="22"/>
+          <w:szCs w:val="22"/>
+        </w:rPr>
+        <w:t xml:space="preserve">(a) The observed difference must use the same seeds as the g it is paired with</w:t>
+      </w:r>
+    </w:p>
+    <w:p>
+      <w:pPr>
+        <w:spacing w:after="140"/>
+        <w:jc w:val="left"/>
+      </w:pPr>
+      <w:r>
+        <w:t xml:space="preserve">D7 says a unit's g is the median over the seeds that survive the ceiling rule at that lambda. It does not say which seeds the observed difference is averaged over. The obvious reading — all twenty — pairs a median computed on one set of seeds against a mean computed on another. At lambda = 1e-4 that is not a corner case: g grows as lambda shrinks, so ceiling exclusions cluster there, and a unit can easily contribute a g from eleven seeds and a difference from twenty.</w:t>
+      </w:r>
+    </w:p>
+    <w:p>
+      <w:pPr>
+        <w:spacing w:after="140"/>
+        <w:jc w:val="left"/>
+      </w:pPr>
+      <w:r>
+        <w:rPr>
+          <w:b/>
+          <w:bCs/>
+        </w:rPr>
+        <w:t xml:space="preserve">Fixed:</w:t>
+      </w:r>
+      <w:r>
+        <w:t xml:space="preserve"> the observed difference is the mean over exactly the surviving seeds that produced the median g, at each lambda separately. The surviving seed count is written into every unit record so the pairing can be checked afterwards.</w:t>
+      </w:r>
+    </w:p>
+    <w:p>
+      <w:pPr>
+        <w:pStyle w:val="Heading2"/>
+        <w:spacing w:after="100" w:before="200"/>
+      </w:pPr>
+      <w:r>
+        <w:rPr>
+          <w:b/>
+          <w:bCs/>
+          <w:color w:val="000000"/>
+          <w:sz w:val="22"/>
+          <w:szCs w:val="22"/>
+        </w:rPr>
+        <w:t xml:space="preserve">(b) H2 is also computed on units whose difference exceeds the precision floor</w:t>
+      </w:r>
+    </w:p>
+    <w:p>
+      <w:pPr>
+        <w:spacing w:after="140"/>
+        <w:jc w:val="left"/>
+      </w:pPr>
+      <w:r>
+        <w:t xml:space="preserve">D2 sets the precision floor at roughly 1e-3 in AP. Week 4 established that most of this project's observed differences sit close to it. A rank correlation across units whose differences are all smaller than the resolution of the comparison that produced them is a correlation among noise, and it would reject just as readily as a real one.</w:t>
+      </w:r>
+    </w:p>
+    <w:p>
+      <w:pPr>
+        <w:spacing w:after="140"/>
+        <w:jc w:val="left"/>
+      </w:pPr>
+      <w:r>
+        <w:rPr>
+          <w:b/>
+          <w:bCs/>
+        </w:rPr>
+        <w:t xml:space="preserve">Fixed:</w:t>
+      </w:r>
+      <w:r>
+        <w:t xml:space="preserve"> H2 is computed twice at every lambda, once across all surviving units as registered and once across the subset whose |observed difference| exceeds the floor. </w:t>
+      </w:r>
+      <w:r>
+        <w:rPr>
+          <w:b/>
+          <w:bCs/>
+        </w:rPr>
+        <w:t xml:space="preserve">The confirmatory verdict requires the subset to agree in sign and also reject.</w:t>
+      </w:r>
+      <w:r>
+        <w:t xml:space="preserve"> The count of units above the floor is reported at every lambda whether or not the subset changes the verdict.</w:t>
+      </w:r>
+    </w:p>
+    <w:p>
+      <w:pPr>
+        <w:spacing w:after="140"/>
+        <w:jc w:val="left"/>
+      </w:pPr>
+      <w:r>
+        <w:t xml:space="preserve">This is a strengthening, not a loosening: it can only turn a SUPPORTED into a NOT SUPPORTED, never the reverse. That direction is stated here so the choice cannot later be read as having been made to rescue a result.</w:t>
+      </w:r>
+    </w:p>
+    <w:p>
+      <w:pPr>
+        <w:pStyle w:val="Heading2"/>
+        <w:spacing w:after="100" w:before="200"/>
+      </w:pPr>
+      <w:r>
+        <w:rPr>
+          <w:b/>
+          <w:bCs/>
+          <w:color w:val="000000"/>
+          <w:sz w:val="22"/>
+          <w:szCs w:val="22"/>
+        </w:rPr>
+        <w:t xml:space="preserve">(c) H3's absolute value cannot tell the two directions apart</w:t>
+      </w:r>
+    </w:p>
+    <w:p>
+      <w:pPr>
+        <w:spacing w:after="140"/>
+        <w:jc w:val="left"/>
+      </w:pPr>
+      <w:r>
+        <w:t xml:space="preserve">Section 6 registers H3 on the distribution of |observed difference| above and below g = 2. A unit where the classical kernel wins by 0.05 and one where the quantum kernel wins by 0.05 are identical to that test. If the relationship between g and performance is directional — and H2 as registered assumes it is, since it uses the signed difference — then H3 as registered is measuring spread and is capable of returning a significant result driven entirely by units in which the quantum kernel loses badly.</w:t>
+      </w:r>
+    </w:p>
+    <w:p>
+      <w:pPr>
+        <w:spacing w:after="140"/>
+        <w:jc w:val="left"/>
+      </w:pPr>
+      <w:r>
+        <w:rPr>
+          <w:b/>
+          <w:bCs/>
+        </w:rPr>
+        <w:t xml:space="preserve">Fixed:</w:t>
+      </w:r>
+      <w:r>
+        <w:t xml:space="preserve"> H3 runs exactly as registered, on |observed difference|, and that is the confirmatory result. The signed version runs alongside as a secondary, </w:t>
+      </w:r>
+      <w:r>
+        <w:rPr>
+          <w:b/>
+          <w:bCs/>
+        </w:rPr>
+        <w:t xml:space="preserve">pre-declared here</w:t>
+      </w:r>
+      <w:r>
+        <w:t xml:space="preserve"> rather than selected afterwards from whichever of the two is more favourable. Both p-values are printed in the same table so neither can be quoted without the other.</w:t>
+      </w:r>
+    </w:p>
+    <w:p>
+      <w:pPr>
+        <w:pStyle w:val="Heading2"/>
+        <w:spacing w:after="100" w:before="200"/>
+      </w:pPr>
+      <w:r>
+        <w:rPr>
+          <w:b/>
+          <w:bCs/>
+          <w:color w:val="000000"/>
+          <w:sz w:val="22"/>
+          <w:szCs w:val="22"/>
+        </w:rPr>
+        <w:t xml:space="preserve">What this does not change</w:t>
+      </w:r>
+    </w:p>
+    <w:p>
+      <w:pPr>
+        <w:spacing w:after="140"/>
+        <w:jc w:val="left"/>
+      </w:pPr>
+      <w:r>
+        <w:t xml:space="preserve">H2's statistic, alpha, two-sidedness and single-test status. H3's threshold of g = 2, which stays fixed and untuned. D5's frozen lambda sweep, its ceiling rule and its requirement that the conclusion hold at every breach-free lambda. D7's median aggregation, IQR reporting, 10-seed minimum, and the per-seed version's status as a declared sensitivity check rather than a confirmatory one.</w:t>
+      </w:r>
+    </w:p>
+    <w:p>
+      <w:pPr>
+        <w:pStyle w:val="Heading2"/>
+        <w:spacing w:after="100" w:before="200"/>
+      </w:pPr>
+      <w:r>
+        <w:rPr>
+          <w:b/>
+          <w:bCs/>
+          <w:color w:val="000000"/>
+          <w:sz w:val="22"/>
+          <w:szCs w:val="22"/>
+        </w:rPr>
+        <w:t xml:space="preserve">Two things the code refuses to do, which are also declared here</w:t>
+      </w:r>
+    </w:p>
+    <w:p>
+      <w:pPr>
+        <w:spacing w:after="140"/>
+        <w:jc w:val="left"/>
+      </w:pPr>
+      <w:r>
+        <w:t xml:space="preserve">A confidence interval on a Spearman rho is not in section 6, but this project's own three-condition verdict rule requires an interval that excludes zero. One is computed by Fisher z transform and labelled as an addition rather than as registered. rho is clamped to 1 - 1/(2n) before the transform; without the clamp a perfect correlation gives arctanh(1) = infinity, no interval, and a verdict rule that reports the strongest possible result as NOT SUPPORTED. A control covers it.</w:t>
+      </w:r>
+    </w:p>
+    <w:p>
+      <w:pPr>
+        <w:spacing w:after="140"/>
+        <w:jc w:val="left"/>
+      </w:pPr>
+      <w:r>
+        <w:t xml:space="preserve">H3 is reported as NOT ESTIMABLE, never as a null result, when the fixed threshold of g = 2 puts fewer than three units on one side. This is expected to happen at small lambda, where g grows and every unit may sit above the split. A fixed threshold that stops partitioning the data has not found no effect; it has stopped being a test, and saying so is different from reporting p &gt; 0.05.</w:t>
+      </w:r>
+    </w:p>
+    <w:p>
+      <w:pPr>
+        <w:pStyle w:val="Heading2"/>
+        <w:spacing w:after="100" w:before="200"/>
+      </w:pPr>
+      <w:r>
+        <w:rPr>
+          <w:b/>
+          <w:bCs/>
+          <w:color w:val="000000"/>
+          <w:sz w:val="22"/>
+          <w:szCs w:val="22"/>
+        </w:rPr>
+        <w:t xml:space="preserve">Five controls, because eight defects in week 6 were all caught by controls</w:t>
+      </w:r>
+    </w:p>
+    <w:p>
+      <w:pPr>
+        <w:spacing w:after="140"/>
+        <w:jc w:val="left"/>
+      </w:pPr>
+      <w:r>
+        <w:t xml:space="preserve">and none by a test</w:t>
+      </w:r>
+    </w:p>
+    <w:p>
+      <w:pPr>
+        <w:spacing w:after="140"/>
+        <w:jc w:val="left"/>
+      </w:pPr>
+      <w:r>
+        <w:t xml:space="preserve">D, a monotone synthetic table, must give rho exactly +1 and a SUPPORTED verdict. E, ten seeds at g = 1 and one at 15, must give median 1.0 where the mean gives 2.27 — the specific behaviour D7 chose the median for, checked rather than assumed. F, a unit with nine survivors, must leave the table and appear in the excluded list with its breach count. G, three against three with complete separation, must reproduce U = 9 and two-sided p = 0.1 exactly. H, g uncorrelated with the difference, must return NOT SUPPORTED on both tests: a stage that finds a result in noise is worse than one that finds nothing.</w:t>
+      </w:r>
+    </w:p>
+    <w:p>
+      <w:pPr>
+        <w:spacing w:after="120" w:before="120"/>
+      </w:pPr>
+    </w:p>
+    <w:p>
+      <w:pPr>
+        <w:pStyle w:val="Heading1"/>
+        <w:spacing w:after="140" w:before="280"/>
+      </w:pPr>
+      <w:r>
+        <w:rPr>
+          <w:b/>
+          <w:bCs/>
+          <w:color w:val="000000"/>
+          <w:sz w:val="24"/>
+          <w:szCs w:val="24"/>
+        </w:rPr>
+        <w:t xml:space="preserve">D9 — H2 and H3 can only be computed on the arm week 6 showed is confounded</w:t>
+      </w:r>
+    </w:p>
+    <w:p>
+      <w:pPr>
+        <w:spacing w:after="140"/>
+        <w:jc w:val="left"/>
+      </w:pPr>
+      <w:r>
+        <w:rPr>
+          <w:b/>
+          <w:bCs/>
+        </w:rPr>
+        <w:t xml:space="preserve">Date:</w:t>
+      </w:r>
+      <w:r>
+        <w:t xml:space="preserve"> 29 September 2026 </w:t>
+      </w:r>
+      <w:r>
+        <w:rPr>
+          <w:b/>
+          <w:bCs/>
+        </w:rPr>
+        <w:t xml:space="preserve">Status:</w:t>
+      </w:r>
+      <w:r>
+        <w:t xml:space="preserve"> In force. Declared before any sweep output existed on disk. </w:t>
+      </w:r>
+      <w:r>
+        <w:rPr>
+          <w:b/>
+          <w:bCs/>
+        </w:rPr>
+        <w:t xml:space="preserve">Affects:</w:t>
+      </w:r>
+      <w:r>
+        <w:t xml:space="preserve"> Section 6 (H2, H3), and how their result may be stated.</w:t>
+      </w:r>
+    </w:p>
+    <w:p>
+      <w:pPr>
+        <w:spacing w:after="140"/>
+        <w:jc w:val="left"/>
+      </w:pPr>
+      <w:r>
+        <w:t xml:space="preserve">This is a larger problem than any of D8's three and it was found the same way, by reading which files the sweep actually opens rather than by any test.</w:t>
+      </w:r>
+    </w:p>
+    <w:p>
+      <w:pPr>
+        <w:pStyle w:val="Heading2"/>
+        <w:spacing w:after="100" w:before="200"/>
+      </w:pPr>
+      <w:r>
+        <w:rPr>
+          <w:b/>
+          <w:bCs/>
+          <w:color w:val="000000"/>
+          <w:sz w:val="22"/>
+          <w:szCs w:val="22"/>
+        </w:rPr>
+        <w:t xml:space="preserve">The arm H2 runs on</w:t>
+      </w:r>
+    </w:p>
+    <w:p>
+      <w:pPr>
+        <w:spacing w:after="140"/>
+        <w:jc w:val="left"/>
+      </w:pPr>
+      <w:r>
+        <w:t xml:space="preserve">The registered arm's quantum records carry no bandwidth key at all. Their </w:t>
+      </w:r>
+      <w:r>
+        <w:rPr>
+          <w:rFonts w:ascii="Consolas" w:cs="Consolas" w:eastAsia="Consolas" w:hAnsi="Consolas"/>
+          <w:sz w:val="19"/>
+          <w:szCs w:val="19"/>
+        </w:rPr>
+        <w:t xml:space="preserve">params</w:t>
+      </w:r>
+      <w:r>
+        <w:t xml:space="preserve"> are </w:t>
+      </w:r>
+      <w:r>
+        <w:rPr>
+          <w:rFonts w:ascii="Consolas" w:cs="Consolas" w:eastAsia="Consolas" w:hAnsi="Consolas"/>
+          <w:sz w:val="19"/>
+          <w:szCs w:val="19"/>
+        </w:rPr>
+        <w:t xml:space="preserve">{"embedding": "angle", "reps": 1}</w:t>
+      </w:r>
+      <w:r>
+        <w:t xml:space="preserve"> and the kernel default applies, which is a bandwidth of 1.0. The classical arm in the same comparison tunes its kernel by inner cross-validation over a full grid. </w:t>
+      </w:r>
+      <w:r>
+        <w:rPr>
+          <w:b/>
+          <w:bCs/>
+        </w:rPr>
+        <w:t xml:space="preserve">Week 6 established that this asymmetry is the largest single effect in the comparison</w:t>
+      </w:r>
+      <w:r>
+        <w:t xml:space="preserve">: when the quantum side is given the same bandwidth freedom, the exploratory arm selects 0.0625 to 0.25, eight to sixteen times smaller than the registered 1.0, and the observed difference moves accordingly.</w:t>
+      </w:r>
+    </w:p>
+    <w:p>
+      <w:pPr>
+        <w:spacing w:after="140"/>
+        <w:jc w:val="left"/>
+      </w:pPr>
+      <w:r>
+        <w:t xml:space="preserve">H2 asks whether g predicts observed advantage. On the registered arm, the observed advantage is known to be partly a measure of which side was allowed to tune. </w:t>
+      </w:r>
+      <w:r>
+        <w:rPr>
+          <w:b/>
+          <w:bCs/>
+        </w:rPr>
+        <w:t xml:space="preserve">So H2 as registered tests whether g predicts a quantity that this project has already shown to be confounded.</w:t>
+      </w:r>
+      <w:r>
+        <w:t xml:space="preserve"> That is what will be reported, and it will be reported in those words. A correlation found there is not evidence that g predicts kernel quality; it is evidence that g predicts a number containing a known tuning artefact.</w:t>
+      </w:r>
+    </w:p>
+    <w:p>
+      <w:pPr>
+        <w:pStyle w:val="Heading2"/>
+        <w:spacing w:after="100" w:before="200"/>
+      </w:pPr>
+      <w:r>
+        <w:rPr>
+          <w:b/>
+          <w:bCs/>
+          <w:color w:val="000000"/>
+          <w:sz w:val="22"/>
+          <w:szCs w:val="22"/>
+        </w:rPr>
+        <w:t xml:space="preserve">Why the confound cannot simply be removed</w:t>
+      </w:r>
+    </w:p>
+    <w:p>
+      <w:pPr>
+        <w:spacing w:after="140"/>
+        <w:jc w:val="left"/>
+      </w:pPr>
+      <w:r>
+        <w:t xml:space="preserve">The obvious repair is to recompute H2 on the bandwidth-matched arm. That is not available. The exploratory bandwidth arm covers </w:t>
+      </w:r>
+      <w:r>
+        <w:rPr>
+          <w:b/>
+          <w:bCs/>
+        </w:rPr>
+        <w:t xml:space="preserve">one cell per dataset</w:t>
+      </w:r>
+      <w:r>
+        <w:t xml:space="preserve">: churn at pca with 12 qubits, and fraud at selectk with 8 qubits. Eighty records each, being four settings by twenty seeds. That is 4 units per dataset and 8 in total, against an estimability floor of 12 and a registered universe of 360.</w:t>
+      </w:r>
+    </w:p>
+    <w:p>
+      <w:pPr>
+        <w:spacing w:after="140"/>
+        <w:jc w:val="left"/>
+      </w:pPr>
+      <w:r>
+        <w:rPr>
+          <w:b/>
+          <w:bCs/>
+        </w:rPr>
+        <w:t xml:space="preserve">H2 therefore cannot be recomputed on the unconfounded arm, at any lambda.</w:t>
+      </w:r>
+      <w:r>
+        <w:t xml:space="preserve"> The script reports it as NOT ESTIMABLE rather than as a null result, and prints the 8 units with their g, their per-seed selected bandwidth and their observed difference, labelled descriptive and not to be quoted as a test. If the sign of the relation there differs from the registered arm's, that is recorded as a limitation on H2's headline result.</w:t>
+      </w:r>
+    </w:p>
+    <w:p>
+      <w:pPr>
+        <w:spacing w:after="140"/>
+        <w:jc w:val="left"/>
+      </w:pPr>
+      <w:r>
+        <w:t xml:space="preserve">Extending the bandwidth arm to all 60 cells would make H2 answerable on an unconfounded comparison. It is not being done inside week 7 and no claim is made that it will be; the cost is the reason the arm was one cell in the first place. What is declared here is that the limitation is structural and known in advance, not discovered afterwards in response to whatever the registered arm returns.</w:t>
+      </w:r>
+    </w:p>
+    <w:p>
+      <w:pPr>
+        <w:pStyle w:val="Heading2"/>
+        <w:spacing w:after="100" w:before="200"/>
+      </w:pPr>
+      <w:r>
+        <w:rPr>
+          <w:b/>
+          <w:bCs/>
+          <w:color w:val="000000"/>
+          <w:sz w:val="22"/>
+          <w:szCs w:val="22"/>
+        </w:rPr>
+        <w:t xml:space="preserve">The defect this uncovered</w:t>
+      </w:r>
+    </w:p>
+    <w:p>
+      <w:pPr>
+        <w:spacing w:after="140"/>
+        <w:jc w:val="left"/>
+      </w:pPr>
+      <w:r>
+        <w:t xml:space="preserve">The sweep built every quantum Gram from a hardcoded </w:t>
+      </w:r>
+      <w:r>
+        <w:rPr>
+          <w:rFonts w:ascii="Consolas" w:cs="Consolas" w:eastAsia="Consolas" w:hAnsi="Consolas"/>
+          <w:sz w:val="19"/>
+          <w:szCs w:val="19"/>
+        </w:rPr>
+        <w:t xml:space="preserve">bandwidth: 1.0</w:t>
+      </w:r>
+      <w:r>
+        <w:t xml:space="preserve">. For the registered arm that is correct, because its params carry no bandwidth and the default is 1.0 — but correct by coincidence rather than by construction, and flatly wrong for the bandwidth arm, where the selected bandwidth varies by seed. It now builds from </w:t>
+      </w:r>
+      <w:r>
+        <w:rPr>
+          <w:b/>
+          <w:bCs/>
+        </w:rPr>
+        <w:t xml:space="preserve">the record's own `params`</w:t>
+      </w:r>
+      <w:r>
+        <w:t xml:space="preserve">, so the kernel g is computed for is the kernel the experiment ran, by construction. Control I proves the two paths are bit-identical where both apply, which is what shows the earlier hardcode had not already corrupted anything.</w:t>
+      </w:r>
+    </w:p>
+    <w:p>
+      <w:pPr>
+        <w:spacing w:after="140"/>
+        <w:jc w:val="left"/>
+      </w:pPr>
+      <w:r>
+        <w:rPr>
+          <w:rFonts w:ascii="Consolas" w:cs="Consolas" w:eastAsia="Consolas" w:hAnsi="Consolas"/>
+          <w:sz w:val="19"/>
+          <w:szCs w:val="19"/>
+        </w:rPr>
+        <w:t xml:space="preserve">--arm</w:t>
+      </w:r>
+      <w:r>
+        <w:t xml:space="preserve"> now selects the arm, each arm writes to its own file, and the arm is part of both every row and the resume key. Without that, a resumed run against the other arm would find the (dataset, size, cell, seed) key already present and skip silently, producing a file that looks complete and holds two arms' g under one label. That is the filename-collision failure this project already had once, one level deeper.</w:t>
+      </w:r>
+    </w:p>
+    <w:p>
+      <w:pPr>
+        <w:pStyle w:val="Heading2"/>
+        <w:spacing w:after="100" w:before="200"/>
+      </w:pPr>
+      <w:r>
+        <w:rPr>
+          <w:b/>
+          <w:bCs/>
+          <w:color w:val="000000"/>
+          <w:sz w:val="22"/>
+          <w:szCs w:val="22"/>
+        </w:rPr>
+        <w:t xml:space="preserve">What this does not change</w:t>
+      </w:r>
+    </w:p>
+    <w:p>
+      <w:pPr>
+        <w:spacing w:after="140"/>
+        <w:jc w:val="left"/>
+      </w:pPr>
+      <w:r>
+        <w:t xml:space="preserve">H2's statistic, alpha, two-sidedness and single-test status. H3's threshold of g = 2. D5's frozen lambda sweep and ceiling rule. D7's median aggregation. D8's three fixes. The registered arm remains the confirmatory one, because that is what section 6 registers, and the confound is reported alongside the result rather than used as grounds to substitute a different arm after the fact.</w:t>
+      </w:r>
+    </w:p>
+    <w:p>
+      <w:pPr>
+        <w:spacing w:after="120" w:before="120"/>
+      </w:pPr>
+    </w:p>
+    <w:p>
+      <w:pPr>
+        <w:pStyle w:val="Heading1"/>
+        <w:spacing w:after="140" w:before="280"/>
+      </w:pPr>
+      <w:r>
+        <w:rPr>
+          <w:b/>
+          <w:bCs/>
+          <w:color w:val="000000"/>
+          <w:sz w:val="24"/>
+          <w:szCs w:val="24"/>
+        </w:rPr>
+        <w:t xml:space="preserve">D5 — correction, 29 September 2026: the ceiling-breach column was wrong in every row</w:t>
+      </w:r>
+    </w:p>
+    <w:p>
+      <w:pPr>
+        <w:spacing w:after="140"/>
+        <w:jc w:val="left"/>
+      </w:pPr>
+      <w:r>
+        <w:rPr>
+          <w:b/>
+          <w:bCs/>
+        </w:rPr>
+        <w:t xml:space="preserve">Date of correction:</w:t>
+      </w:r>
+      <w:r>
+        <w:t xml:space="preserve"> 29 September 2026. </w:t>
+      </w:r>
+      <w:r>
+        <w:rPr>
+          <w:b/>
+          <w:bCs/>
+        </w:rPr>
+        <w:t xml:space="preserve">Found by reading the record back, four days after it was published</w:t>
+      </w:r>
+      <w:r>
+        <w:t xml:space="preserve">, not by any test and not by the audit. </w:t>
+      </w:r>
+      <w:r>
+        <w:rPr>
+          <w:b/>
+          <w:bCs/>
+        </w:rPr>
+        <w:t xml:space="preserve">Affects:</w:t>
+      </w:r>
+      <w:r>
+        <w:t xml:space="preserve"> D5's lambda table above, and the identical table in </w:t>
+      </w:r>
+      <w:r>
+        <w:rPr>
+          <w:rFonts w:ascii="Consolas" w:cs="Consolas" w:eastAsia="Consolas" w:hAnsi="Consolas"/>
+          <w:sz w:val="19"/>
+          <w:szCs w:val="19"/>
+        </w:rPr>
+        <w:t xml:space="preserve">docs/week-04-report.md</w:t>
+      </w:r>
+      <w:r>
+        <w:t xml:space="preserve"> section 9.</w:t>
+      </w:r>
+    </w:p>
+    <w:p>
+      <w:pPr>
+        <w:spacing w:after="140"/>
+        <w:jc w:val="left"/>
+      </w:pPr>
+      <w:r>
+        <w:rPr>
+          <w:b/>
+          <w:bCs/>
+        </w:rPr>
+        <w:t xml:space="preserve">What gave it away.</w:t>
+      </w:r>
+      <w:r>
+        <w:t xml:space="preserve"> The fraud entry at lambda = 1e-4 reads </w:t>
+      </w:r>
+      <w:r>
+        <w:rPr>
+          <w:b/>
+          <w:bCs/>
+        </w:rPr>
+        <w:t xml:space="preserve">9/8</w:t>
+      </w:r>
+      <w:r>
+        <w:t xml:space="preserve">. Eight seeds cannot produce nine breaches. An impossible fraction sat in a published record for four days, in a document whose subject is the auditing of other people's numbers.</w:t>
+      </w:r>
+    </w:p>
+    <w:p>
+      <w:pPr>
+        <w:spacing w:after="140"/>
+        <w:jc w:val="left"/>
+      </w:pPr>
+      <w:r>
+        <w:rPr>
+          <w:b/>
+          <w:bCs/>
+        </w:rPr>
+        <w:t xml:space="preserve">The cause.</w:t>
+      </w:r>
+      <w:r>
+        <w:t xml:space="preserve"> </w:t>
+      </w:r>
+      <w:r>
+        <w:rPr>
+          <w:rFonts w:ascii="Consolas" w:cs="Consolas" w:eastAsia="Consolas" w:hAnsi="Consolas"/>
+          <w:sz w:val="19"/>
+          <w:szCs w:val="19"/>
+        </w:rPr>
+        <w:t xml:space="preserve">scripts/classical_limit.py</w:t>
+      </w:r>
+      <w:r>
+        <w:t xml:space="preserve"> line 279 read</w:t>
+      </w:r>
+    </w:p>
+    <w:p>
+      <w:pPr>
+        <w:spacing w:after="40" w:before="40"/>
+        <w:ind w:left="360"/>
+      </w:pPr>
+      <w:r>
+        <w:rPr>
+          <w:rFonts w:ascii="Consolas" w:cs="Consolas" w:eastAsia="Consolas" w:hAnsi="Consolas"/>
+          <w:sz w:val="19"/>
+          <w:szCs w:val="19"/>
+        </w:rPr>
+        <w:t xml:space="preserve">br = sum(1 for v in gr + gs if v &gt; ceil)</w:t>
+      </w:r>
+    </w:p>
+    <w:p>
+      <w:pPr>
+        <w:spacing w:after="120"/>
+      </w:pPr>
+    </w:p>
+    <w:p>
+      <w:pPr>
+        <w:spacing w:after="140"/>
+        <w:jc w:val="left"/>
+      </w:pPr>
+      <w:r>
+        <w:t xml:space="preserve">which pools the g values at the registered bandwidth with those at the selected bandwidth into one count. With 8 seeds the denominator is </w:t>
+      </w:r>
+      <w:r>
+        <w:rPr>
+          <w:b/>
+          <w:bCs/>
+        </w:rPr>
+        <w:t xml:space="preserve">16, not 8</w:t>
+      </w:r>
+      <w:r>
+        <w:t xml:space="preserve">. The script printed the count bare, with no denominator; the transcription into both documents supplied "/8" from the seed count. So every sweep row overstates the breach rate by a factor of two:</w:t>
+      </w:r>
+    </w:p>
+    <w:tbl>
+      <w:tblPr>
+        <w:tblW w:type="dxa" w:w="9360"/>
+        <w:tblBorders>
+          <w:top w:val="single" w:color="auto" w:sz="4"/>
+          <w:left w:val="single" w:color="auto" w:sz="4"/>
+          <w:bottom w:val="single" w:color="auto" w:sz="4"/>
+          <w:right w:val="single" w:color="auto" w:sz="4"/>
+          <w:insideH w:val="single" w:color="auto" w:sz="4"/>
+          <w:insideV w:val="single" w:color="auto" w:sz="4"/>
+        </w:tblBorders>
+      </w:tblPr>
+      <w:tblGrid>
+        <w:gridCol w:w="3120"/>
+        <w:gridCol w:w="3120"/>
+        <w:gridCol w:w="3120"/>
+      </w:tblGrid>
+      <w:tr>
+        <w:trPr>
+          <w:tblHeader/>
+        </w:trPr>
+        <w:tc>
+          <w:tcPr>
+            <w:tcW w:type="dxa" w:w="3120"/>
+            <w:shd w:fill="EDEDED" w:val="clear"/>
+            <w:tcMar>
+              <w:top w:type="dxa" w:w="60"/>
+              <w:left w:type="dxa" w:w="100"/>
+              <w:bottom w:type="dxa" w:w="60"/>
+              <w:right w:type="dxa" w:w="100"/>
+            </w:tcMar>
+          </w:tcPr>
+          <w:p>
+            <w:pPr>
+              <w:spacing w:after="0" w:before="0"/>
+            </w:pPr>
+            <w:r>
+              <w:rPr>
+                <w:b/>
+                <w:bCs/>
+                <w:sz w:val="19"/>
+                <w:szCs w:val="19"/>
+              </w:rPr>
+              <w:t xml:space="preserve">lambda</w:t>
+            </w:r>
+          </w:p>
+        </w:tc>
+        <w:tc>
+          <w:tcPr>
+            <w:tcW w:type="dxa" w:w="3120"/>
+            <w:shd w:fill="EDEDED" w:val="clear"/>
+            <w:tcMar>
+              <w:top w:type="dxa" w:w="60"/>
+              <w:left w:type="dxa" w:w="100"/>
+              <w:bottom w:type="dxa" w:w="60"/>
+              <w:right w:type="dxa" w:w="100"/>
+            </w:tcMar>
+          </w:tcPr>
+          <w:p>
+            <w:pPr>
+              <w:spacing w:after="0" w:before="0"/>
+            </w:pPr>
+            <w:r>
+              <w:rPr>
+                <w:b/>
+                <w:bCs/>
+                <w:sz w:val="19"/>
+                <w:szCs w:val="19"/>
+              </w:rPr>
+              <w:t xml:space="preserve">as published</w:t>
+            </w:r>
+          </w:p>
+        </w:tc>
+        <w:tc>
+          <w:tcPr>
+            <w:tcW w:type="dxa" w:w="3120"/>
+            <w:shd w:fill="EDEDED" w:val="clear"/>
+            <w:tcMar>
+              <w:top w:type="dxa" w:w="60"/>
+              <w:left w:type="dxa" w:w="100"/>
+              <w:bottom w:type="dxa" w:w="60"/>
+              <w:right w:type="dxa" w:w="100"/>
+            </w:tcMar>
+          </w:tcPr>
+          <w:p>
+            <w:pPr>
+              <w:spacing w:after="0" w:before="0"/>
+            </w:pPr>
+            <w:r>
+              <w:rPr>
+                <w:b/>
+                <w:bCs/>
+                <w:sz w:val="19"/>
+                <w:szCs w:val="19"/>
+              </w:rPr>
+              <w:t xml:space="preserve">actual</w:t>
+            </w:r>
+          </w:p>
+        </w:tc>
+      </w:tr>
+      <w:tr>
+        <w:tc>
+          <w:tcPr>
+            <w:tcW w:type="dxa" w:w="3120"/>
+            <w:tcMar>
+              <w:top w:type="dxa" w:w="60"/>
+              <w:left w:type="dxa" w:w="100"/>
+              <w:bottom w:type="dxa" w:w="60"/>
+              <w:right w:type="dxa" w:w="100"/>
+            </w:tcMar>
+          </w:tcPr>
+          <w:p>
+            <w:pPr>
+              <w:spacing w:after="0" w:before="0"/>
+            </w:pPr>
+            <w:r>
+              <w:rPr>
+                <w:b w:val="false"/>
+                <w:bCs w:val="false"/>
+                <w:sz w:val="19"/>
+                <w:szCs w:val="19"/>
+              </w:rPr>
+              <w:t xml:space="preserve">1e-1</w:t>
+            </w:r>
+          </w:p>
+        </w:tc>
+        <w:tc>
+          <w:tcPr>
+            <w:tcW w:type="dxa" w:w="3120"/>
+            <w:tcMar>
+              <w:top w:type="dxa" w:w="60"/>
+              <w:left w:type="dxa" w:w="100"/>
+              <w:bottom w:type="dxa" w:w="60"/>
+              <w:right w:type="dxa" w:w="100"/>
+            </w:tcMar>
+          </w:tcPr>
+          <w:p>
+            <w:pPr>
+              <w:spacing w:after="0" w:before="0"/>
+            </w:pPr>
+            <w:r>
+              <w:rPr>
+                <w:b w:val="false"/>
+                <w:bCs w:val="false"/>
+                <w:sz w:val="19"/>
+                <w:szCs w:val="19"/>
+              </w:rPr>
+              <w:t xml:space="preserve">0</w:t>
+            </w:r>
+          </w:p>
+        </w:tc>
+        <w:tc>
+          <w:tcPr>
+            <w:tcW w:type="dxa" w:w="3120"/>
+            <w:tcMar>
+              <w:top w:type="dxa" w:w="60"/>
+              <w:left w:type="dxa" w:w="100"/>
+              <w:bottom w:type="dxa" w:w="60"/>
+              <w:right w:type="dxa" w:w="100"/>
+            </w:tcMar>
+          </w:tcPr>
+          <w:p>
+            <w:pPr>
+              <w:spacing w:after="0" w:before="0"/>
+            </w:pPr>
+            <w:r>
+              <w:rPr>
+                <w:b w:val="false"/>
+                <w:bCs w:val="false"/>
+                <w:sz w:val="19"/>
+                <w:szCs w:val="19"/>
+              </w:rPr>
+              <w:t xml:space="preserve">0/16 churn, 0/16 fraud</w:t>
+            </w:r>
+          </w:p>
+        </w:tc>
+      </w:tr>
+      <w:tr>
+        <w:tc>
+          <w:tcPr>
+            <w:tcW w:type="dxa" w:w="3120"/>
+            <w:tcMar>
+              <w:top w:type="dxa" w:w="60"/>
+              <w:left w:type="dxa" w:w="100"/>
+              <w:bottom w:type="dxa" w:w="60"/>
+              <w:right w:type="dxa" w:w="100"/>
+            </w:tcMar>
+          </w:tcPr>
+          <w:p>
+            <w:pPr>
+              <w:spacing w:after="0" w:before="0"/>
+            </w:pPr>
+            <w:r>
+              <w:rPr>
+                <w:b w:val="false"/>
+                <w:bCs w:val="false"/>
+                <w:sz w:val="19"/>
+                <w:szCs w:val="19"/>
+              </w:rPr>
+              <w:t xml:space="preserve">1e-2</w:t>
+            </w:r>
+          </w:p>
+        </w:tc>
+        <w:tc>
+          <w:tcPr>
+            <w:tcW w:type="dxa" w:w="3120"/>
+            <w:tcMar>
+              <w:top w:type="dxa" w:w="60"/>
+              <w:left w:type="dxa" w:w="100"/>
+              <w:bottom w:type="dxa" w:w="60"/>
+              <w:right w:type="dxa" w:w="100"/>
+            </w:tcMar>
+          </w:tcPr>
+          <w:p>
+            <w:pPr>
+              <w:spacing w:after="0" w:before="0"/>
+            </w:pPr>
+            <w:r>
+              <w:rPr>
+                <w:b w:val="false"/>
+                <w:bCs w:val="false"/>
+                <w:sz w:val="19"/>
+                <w:szCs w:val="19"/>
+              </w:rPr>
+              <w:t xml:space="preserve">0 churn, 2/8 fraud</w:t>
+            </w:r>
+          </w:p>
+        </w:tc>
+        <w:tc>
+          <w:tcPr>
+            <w:tcW w:type="dxa" w:w="3120"/>
+            <w:tcMar>
+              <w:top w:type="dxa" w:w="60"/>
+              <w:left w:type="dxa" w:w="100"/>
+              <w:bottom w:type="dxa" w:w="60"/>
+              <w:right w:type="dxa" w:w="100"/>
+            </w:tcMar>
+          </w:tcPr>
+          <w:p>
+            <w:pPr>
+              <w:spacing w:after="0" w:before="0"/>
+            </w:pPr>
+            <w:r>
+              <w:rPr>
+                <w:b w:val="false"/>
+                <w:bCs w:val="false"/>
+                <w:sz w:val="19"/>
+                <w:szCs w:val="19"/>
+              </w:rPr>
+              <w:t xml:space="preserve">0/16 churn, </w:t>
+            </w:r>
+            <w:r>
+              <w:rPr>
+                <w:b/>
+                <w:bCs/>
+                <w:sz w:val="19"/>
+                <w:szCs w:val="19"/>
+              </w:rPr>
+              <w:t xml:space="preserve">2/16</w:t>
+            </w:r>
+            <w:r>
+              <w:rPr>
+                <w:b w:val="false"/>
+                <w:bCs w:val="false"/>
+                <w:sz w:val="19"/>
+                <w:szCs w:val="19"/>
+              </w:rPr>
+              <w:t xml:space="preserve"> fraud</w:t>
+            </w:r>
+          </w:p>
+        </w:tc>
+      </w:tr>
+      <w:tr>
+        <w:tc>
+          <w:tcPr>
+            <w:tcW w:type="dxa" w:w="3120"/>
+            <w:tcMar>
+              <w:top w:type="dxa" w:w="60"/>
+              <w:left w:type="dxa" w:w="100"/>
+              <w:bottom w:type="dxa" w:w="60"/>
+              <w:right w:type="dxa" w:w="100"/>
+            </w:tcMar>
+          </w:tcPr>
+          <w:p>
+            <w:pPr>
+              <w:spacing w:after="0" w:before="0"/>
+            </w:pPr>
+            <w:r>
+              <w:rPr>
+                <w:b w:val="false"/>
+                <w:bCs w:val="false"/>
+                <w:sz w:val="19"/>
+                <w:szCs w:val="19"/>
+              </w:rPr>
+              <w:t xml:space="preserve">1e-3</w:t>
+            </w:r>
+          </w:p>
+        </w:tc>
+        <w:tc>
+          <w:tcPr>
+            <w:tcW w:type="dxa" w:w="3120"/>
+            <w:tcMar>
+              <w:top w:type="dxa" w:w="60"/>
+              <w:left w:type="dxa" w:w="100"/>
+              <w:bottom w:type="dxa" w:w="60"/>
+              <w:right w:type="dxa" w:w="100"/>
+            </w:tcMar>
+          </w:tcPr>
+          <w:p>
+            <w:pPr>
+              <w:spacing w:after="0" w:before="0"/>
+            </w:pPr>
+            <w:r>
+              <w:rPr>
+                <w:b w:val="false"/>
+                <w:bCs w:val="false"/>
+                <w:sz w:val="19"/>
+                <w:szCs w:val="19"/>
+              </w:rPr>
+              <w:t xml:space="preserve">6/8, 8/8</w:t>
+            </w:r>
+          </w:p>
+        </w:tc>
+        <w:tc>
+          <w:tcPr>
+            <w:tcW w:type="dxa" w:w="3120"/>
+            <w:tcMar>
+              <w:top w:type="dxa" w:w="60"/>
+              <w:left w:type="dxa" w:w="100"/>
+              <w:bottom w:type="dxa" w:w="60"/>
+              <w:right w:type="dxa" w:w="100"/>
+            </w:tcMar>
+          </w:tcPr>
+          <w:p>
+            <w:pPr>
+              <w:spacing w:after="0" w:before="0"/>
+            </w:pPr>
+            <w:r>
+              <w:rPr>
+                <w:b/>
+                <w:bCs/>
+                <w:sz w:val="19"/>
+                <w:szCs w:val="19"/>
+              </w:rPr>
+              <w:t xml:space="preserve">6/16</w:t>
+            </w:r>
+            <w:r>
+              <w:rPr>
+                <w:b w:val="false"/>
+                <w:bCs w:val="false"/>
+                <w:sz w:val="19"/>
+                <w:szCs w:val="19"/>
+              </w:rPr>
+              <w:t xml:space="preserve">, </w:t>
+            </w:r>
+            <w:r>
+              <w:rPr>
+                <w:b/>
+                <w:bCs/>
+                <w:sz w:val="19"/>
+                <w:szCs w:val="19"/>
+              </w:rPr>
+              <w:t xml:space="preserve">8/16</w:t>
+            </w:r>
+          </w:p>
+        </w:tc>
+      </w:tr>
+      <w:tr>
+        <w:tc>
+          <w:tcPr>
+            <w:tcW w:type="dxa" w:w="3120"/>
+            <w:tcMar>
+              <w:top w:type="dxa" w:w="60"/>
+              <w:left w:type="dxa" w:w="100"/>
+              <w:bottom w:type="dxa" w:w="60"/>
+              <w:right w:type="dxa" w:w="100"/>
+            </w:tcMar>
+          </w:tcPr>
+          <w:p>
+            <w:pPr>
+              <w:spacing w:after="0" w:before="0"/>
+            </w:pPr>
+            <w:r>
+              <w:rPr>
+                <w:b w:val="false"/>
+                <w:bCs w:val="false"/>
+                <w:sz w:val="19"/>
+                <w:szCs w:val="19"/>
+              </w:rPr>
+              <w:t xml:space="preserve">1e-4</w:t>
+            </w:r>
+          </w:p>
+        </w:tc>
+        <w:tc>
+          <w:tcPr>
+            <w:tcW w:type="dxa" w:w="3120"/>
+            <w:tcMar>
+              <w:top w:type="dxa" w:w="60"/>
+              <w:left w:type="dxa" w:w="100"/>
+              <w:bottom w:type="dxa" w:w="60"/>
+              <w:right w:type="dxa" w:w="100"/>
+            </w:tcMar>
+          </w:tcPr>
+          <w:p>
+            <w:pPr>
+              <w:spacing w:after="0" w:before="0"/>
+            </w:pPr>
+            <w:r>
+              <w:rPr>
+                <w:b w:val="false"/>
+                <w:bCs w:val="false"/>
+                <w:sz w:val="19"/>
+                <w:szCs w:val="19"/>
+              </w:rPr>
+              <w:t xml:space="preserve">7/8, 9/8</w:t>
+            </w:r>
+          </w:p>
+        </w:tc>
+        <w:tc>
+          <w:tcPr>
+            <w:tcW w:type="dxa" w:w="3120"/>
+            <w:tcMar>
+              <w:top w:type="dxa" w:w="60"/>
+              <w:left w:type="dxa" w:w="100"/>
+              <w:bottom w:type="dxa" w:w="60"/>
+              <w:right w:type="dxa" w:w="100"/>
+            </w:tcMar>
+          </w:tcPr>
+          <w:p>
+            <w:pPr>
+              <w:spacing w:after="0" w:before="0"/>
+            </w:pPr>
+            <w:r>
+              <w:rPr>
+                <w:b/>
+                <w:bCs/>
+                <w:sz w:val="19"/>
+                <w:szCs w:val="19"/>
+              </w:rPr>
+              <w:t xml:space="preserve">7/16</w:t>
+            </w:r>
+            <w:r>
+              <w:rPr>
+                <w:b w:val="false"/>
+                <w:bCs w:val="false"/>
+                <w:sz w:val="19"/>
+                <w:szCs w:val="19"/>
+              </w:rPr>
+              <w:t xml:space="preserve">, </w:t>
+            </w:r>
+            <w:r>
+              <w:rPr>
+                <w:b/>
+                <w:bCs/>
+                <w:sz w:val="19"/>
+                <w:szCs w:val="19"/>
+              </w:rPr>
+              <w:t xml:space="preserve">9/16</w:t>
+            </w:r>
+          </w:p>
+        </w:tc>
+      </w:tr>
+    </w:tbl>
+    <w:p>
+      <w:pPr>
+        <w:spacing w:after="160"/>
+      </w:pPr>
+    </w:p>
+    <w:p>
+      <w:pPr>
+        <w:spacing w:after="140"/>
+        <w:jc w:val="left"/>
+      </w:pPr>
+      <w:r>
+        <w:rPr>
+          <w:b/>
+          <w:bCs/>
+        </w:rPr>
+        <w:t xml:space="preserve">A second error in the same column.</w:t>
+      </w:r>
+      <w:r>
+        <w:t xml:space="preserve"> The from-C row reads "2/8 churn, 4/8 fraud". Those figures come from a different line of the script, which reports the two bandwidths separately, and they are the </w:t>
+      </w:r>
+      <w:r>
+        <w:rPr>
+          <w:b/>
+          <w:bCs/>
+        </w:rPr>
+        <w:t xml:space="preserve">registered-bandwidth counts only</w:t>
+      </w:r>
+      <w:r>
+        <w:t xml:space="preserve">. The selected-bandwidth breaches at from-C — 1/8 on churn and 1/8 on fraud — were dropped in transcription. So the from-C row and the sweep rows use two different conventions under one column heading, and the from-C row also understates.</w:t>
+      </w:r>
+    </w:p>
+    <w:p>
+      <w:pPr>
+        <w:spacing w:after="140"/>
+        <w:jc w:val="left"/>
+      </w:pPr>
+      <w:r>
+        <w:rPr>
+          <w:b/>
+          <w:bCs/>
+        </w:rPr>
+        <w:t xml:space="preserve">What this does and does not change.</w:t>
+      </w:r>
+      <w:r>
+        <w:t xml:space="preserve"> D5's argument is unaffected in substance: breaches are real at 1e-3 and 1e-4 on both datasets, lambda-from-C is unusable, and the case for a frozen sweep with a per-lambda ceiling rule stands exactly as written. What is withdrawn is the </w:t>
+      </w:r>
+      <w:r>
+        <w:rPr>
+          <w:b/>
+          <w:bCs/>
+        </w:rPr>
+        <w:t xml:space="preserve">severity</w:t>
+      </w:r>
+      <w:r>
+        <w:t xml:space="preserve">. "6/8 and 8/8 breaching at 1e-3" reads as most or all of the evidence being unusable; 6/16 and 8/16 is half. Any statement of this project's breach rates quotes the corrected table.</w:t>
+      </w:r>
+    </w:p>
+    <w:p>
+      <w:pPr>
+        <w:spacing w:after="140"/>
+        <w:jc w:val="left"/>
+      </w:pPr>
+      <w:r>
+        <w:rPr>
+          <w:b/>
+          <w:bCs/>
+        </w:rPr>
+        <w:t xml:space="preserve">What it is an instance of.</w:t>
+      </w:r>
+      <w:r>
+        <w:t xml:space="preserve"> Pooling two different kernels' g into a single count is the unit-of-analysis conflation D6 records, one level down, and D7 says this project had got that wrong five times. This is the sixth. It is also the second time a figure has been damaged by hand-transcription out of a log, which </w:t>
+      </w:r>
+      <w:r>
+        <w:rPr>
+          <w:rFonts w:ascii="Consolas" w:cs="Consolas" w:eastAsia="Consolas" w:hAnsi="Consolas"/>
+          <w:sz w:val="19"/>
+          <w:szCs w:val="19"/>
+        </w:rPr>
+        <w:t xml:space="preserve">scripts/audit_sweep.py</w:t>
+      </w:r>
+      <w:r>
+        <w:t xml:space="preserve"> exists to prevent for D6's table and did not cover here.</w:t>
+      </w:r>
+    </w:p>
+    <w:p>
+      <w:pPr>
+        <w:spacing w:after="140"/>
+        <w:jc w:val="left"/>
+      </w:pPr>
+      <w:r>
+        <w:rPr>
+          <w:b/>
+          <w:bCs/>
+        </w:rPr>
+        <w:t xml:space="preserve">Fixed at the source.</w:t>
+      </w:r>
+      <w:r>
+        <w:t xml:space="preserve"> </w:t>
+      </w:r>
+      <w:r>
+        <w:rPr>
+          <w:rFonts w:ascii="Consolas" w:cs="Consolas" w:eastAsia="Consolas" w:hAnsi="Consolas"/>
+          <w:sz w:val="19"/>
+          <w:szCs w:val="19"/>
+        </w:rPr>
+        <w:t xml:space="preserve">classical_limit.py</w:t>
+      </w:r>
+      <w:r>
+        <w:t xml:space="preserve"> now reports the two bandwidth columns separately, each with its own denominator printed. </w:t>
+      </w:r>
+      <w:r>
+        <w:rPr>
+          <w:rFonts w:ascii="Consolas" w:cs="Consolas" w:eastAsia="Consolas" w:hAnsi="Consolas"/>
+          <w:sz w:val="19"/>
+          <w:szCs w:val="19"/>
+        </w:rPr>
+        <w:t xml:space="preserve">geometric_tests.py</w:t>
+      </w:r>
+      <w:r>
+        <w:t xml:space="preserve"> had shipped the same defect in its own breach column — a bare count with no denominator — and now prints </w:t>
+      </w:r>
+      <w:r>
+        <w:rPr>
+          <w:rFonts w:ascii="Consolas" w:cs="Consolas" w:eastAsia="Consolas" w:hAnsi="Consolas"/>
+          <w:sz w:val="19"/>
+          <w:szCs w:val="19"/>
+        </w:rPr>
+        <w:t xml:space="preserve">breaches/total</w:t>
+      </w:r>
+      <w:r>
+        <w:t xml:space="preserve"> everywhere, including inside control F. </w:t>
+      </w:r>
+      <w:r>
+        <w:rPr>
+          <w:b/>
+          <w:bCs/>
+        </w:rPr>
+        <w:t xml:space="preserve">A count printed without what it is a count of is treated in this project as a defect, not a formatting choice.</w:t>
+      </w:r>
+    </w:p>
+    <w:p>
+      <w:pPr>
+        <w:spacing w:after="140"/>
+        <w:jc w:val="left"/>
+      </w:pPr>
+      <w:r>
+        <w:rPr>
+          <w:b/>
+          <w:bCs/>
+        </w:rPr>
+        <w:t xml:space="preserve">What is NOT done.</w:t>
+      </w:r>
+      <w:r>
+        <w:t xml:space="preserve"> D5 above is not edited, and neither is week-04-report.md section 9. Both stand as published with their wrong column, and this is the correction, which is the same rule D6 set for itself.</w:t>
+      </w:r>
+    </w:p>
+    <w:p>
+      <w:pPr>
+        <w:spacing w:after="120" w:before="120"/>
+      </w:pPr>
+    </w:p>
+    <w:p>
+      <w:pPr>
+        <w:pStyle w:val="Heading1"/>
+        <w:spacing w:after="140" w:before="280"/>
+      </w:pPr>
+      <w:r>
+        <w:rPr>
+          <w:b/>
+          <w:bCs/>
+          <w:color w:val="000000"/>
+          <w:sz w:val="24"/>
+          <w:szCs w:val="24"/>
+        </w:rPr>
+        <w:t xml:space="preserve">D10 — what H2 and H3 returned, and three wrong explanations of it</w:t>
+      </w:r>
+    </w:p>
+    <w:p>
+      <w:pPr>
+        <w:spacing w:after="140"/>
+        <w:jc w:val="left"/>
+      </w:pPr>
+      <w:r>
+        <w:rPr>
+          <w:b/>
+          <w:bCs/>
+        </w:rPr>
+        <w:t xml:space="preserve">Date:</w:t>
+      </w:r>
+      <w:r>
+        <w:t xml:space="preserve"> 29 September 2026 </w:t>
+      </w:r>
+      <w:r>
+        <w:rPr>
+          <w:b/>
+          <w:bCs/>
+        </w:rPr>
+        <w:t xml:space="preserve">Status:</w:t>
+      </w:r>
+      <w:r>
+        <w:t xml:space="preserve"> </w:t>
+      </w:r>
+      <w:r>
+        <w:rPr>
+          <w:b/>
+          <w:bCs/>
+        </w:rPr>
+        <w:t xml:space="preserve">POST-HOC.</w:t>
+      </w:r>
+      <w:r>
+        <w:t xml:space="preserve"> Every observation below was made </w:t>
+      </w:r>
+      <w:r>
+        <w:rPr>
+          <w:i/>
+          <w:iCs/>
+        </w:rPr>
+        <w:t xml:space="preserve">after</w:t>
+      </w:r>
+      <w:r>
+        <w:t xml:space="preserve"> the H2/H3 result was on screen. Nothing here changes the verdict recorded above it, and nothing here may be used to re-derive one. </w:t>
+      </w:r>
+      <w:r>
+        <w:rPr>
+          <w:b/>
+          <w:bCs/>
+        </w:rPr>
+        <w:t xml:space="preserve">Affects:</w:t>
+      </w:r>
+      <w:r>
+        <w:t xml:space="preserve"> how D5's decision rule can be read; what a ceiling breach means; what the confirmatory verdict is and is not.</w:t>
+      </w:r>
+    </w:p>
+    <w:p>
+      <w:pPr>
+        <w:pStyle w:val="Heading2"/>
+        <w:spacing w:after="100" w:before="200"/>
+      </w:pPr>
+      <w:r>
+        <w:rPr>
+          <w:b/>
+          <w:bCs/>
+          <w:color w:val="000000"/>
+          <w:sz w:val="22"/>
+          <w:szCs w:val="22"/>
+        </w:rPr>
+        <w:t xml:space="preserve">1. The verdict, which stands</w:t>
+      </w:r>
+    </w:p>
+    <w:p>
+      <w:pPr>
+        <w:spacing w:after="140"/>
+        <w:jc w:val="left"/>
+      </w:pPr>
+      <w:r>
+        <w:t xml:space="preserve">H2 and H3 were executed on 29 September 2026 across all 360 registered units, 7,200 per-seed rows, both datasets, 1,800 (cell, seed) combinations in 55.6 minutes. The analysis was committed at </w:t>
+      </w:r>
+      <w:r>
+        <w:rPr>
+          <w:rFonts w:ascii="Consolas" w:cs="Consolas" w:eastAsia="Consolas" w:hAnsi="Consolas"/>
+          <w:sz w:val="19"/>
+          <w:szCs w:val="19"/>
+        </w:rPr>
+        <w:t xml:space="preserve">fd2eae0</w:t>
+      </w:r>
+      <w:r>
+        <w:t xml:space="preserve"> and </w:t>
+      </w:r>
+      <w:r>
+        <w:rPr>
+          <w:rFonts w:ascii="Consolas" w:cs="Consolas" w:eastAsia="Consolas" w:hAnsi="Consolas"/>
+          <w:sz w:val="19"/>
+          <w:szCs w:val="19"/>
+        </w:rPr>
+        <w:t xml:space="preserve">db30825</w:t>
+      </w:r>
+      <w:r>
+        <w:t xml:space="preserve"> before the data existed; the data was committed before either result was read.</w:t>
+      </w:r>
+    </w:p>
+    <w:p>
+      <w:pPr>
+        <w:spacing w:after="140"/>
+        <w:jc w:val="left"/>
+      </w:pPr>
+      <w:r>
+        <w:rPr>
+          <w:b/>
+          <w:bCs/>
+        </w:rPr>
+        <w:t xml:space="preserve">Both hypotheses return NOT ESTABLISHED.</w:t>
+      </w:r>
+      <w:r>
+        <w:t xml:space="preserve"> D5 requires the conclusion to hold at every lambda at which no unit breaches its sqrt(n) ceiling, and </w:t>
+      </w:r>
+      <w:r>
+        <w:rPr>
+          <w:b/>
+          <w:bCs/>
+        </w:rPr>
+        <w:t xml:space="preserve">no lambda column is breach-free</w:t>
+      </w:r>
+      <w:r>
+        <w:t xml:space="preserve">. The registered decision procedure therefore returns no verdict, in either direction, at any lambda.</w:t>
+      </w:r>
+    </w:p>
+    <w:p>
+      <w:pPr>
+        <w:spacing w:after="140"/>
+        <w:jc w:val="left"/>
+      </w:pPr>
+      <w:r>
+        <w:t xml:space="preserve">The per-lambda figures, for the record:</w:t>
+      </w:r>
+    </w:p>
+    <w:tbl>
+      <w:tblPr>
+        <w:tblW w:type="dxa" w:w="9360"/>
+        <w:tblBorders>
+          <w:top w:val="single" w:color="auto" w:sz="4"/>
+          <w:left w:val="single" w:color="auto" w:sz="4"/>
+          <w:bottom w:val="single" w:color="auto" w:sz="4"/>
+          <w:right w:val="single" w:color="auto" w:sz="4"/>
+          <w:insideH w:val="single" w:color="auto" w:sz="4"/>
+          <w:insideV w:val="single" w:color="auto" w:sz="4"/>
+        </w:tblBorders>
+      </w:tblPr>
+      <w:tblGrid>
+        <w:gridCol w:w="1170"/>
+        <w:gridCol w:w="1170"/>
+        <w:gridCol w:w="1170"/>
+        <w:gridCol w:w="1170"/>
+        <w:gridCol w:w="1170"/>
+        <w:gridCol w:w="1170"/>
+        <w:gridCol w:w="1170"/>
+        <w:gridCol w:w="1170"/>
+      </w:tblGrid>
+      <w:tr>
+        <w:trPr>
+          <w:tblHeader/>
+        </w:trPr>
+        <w:tc>
+          <w:tcPr>
+            <w:tcW w:type="dxa" w:w="1170"/>
+            <w:shd w:fill="EDEDED" w:val="clear"/>
+            <w:tcMar>
+              <w:top w:type="dxa" w:w="60"/>
+              <w:left w:type="dxa" w:w="100"/>
+              <w:bottom w:type="dxa" w:w="60"/>
+              <w:right w:type="dxa" w:w="100"/>
+            </w:tcMar>
+          </w:tcPr>
+          <w:p>
+            <w:pPr>
+              <w:spacing w:after="0" w:before="0"/>
+            </w:pPr>
+            <w:r>
+              <w:rPr>
+                <w:b/>
+                <w:bCs/>
+                <w:sz w:val="19"/>
+                <w:szCs w:val="19"/>
+              </w:rPr>
+              <w:t xml:space="preserve">lambda</w:t>
+            </w:r>
+          </w:p>
+        </w:tc>
+        <w:tc>
+          <w:tcPr>
+            <w:tcW w:type="dxa" w:w="1170"/>
+            <w:shd w:fill="EDEDED" w:val="clear"/>
+            <w:tcMar>
+              <w:top w:type="dxa" w:w="60"/>
+              <w:left w:type="dxa" w:w="100"/>
+              <w:bottom w:type="dxa" w:w="60"/>
+              <w:right w:type="dxa" w:w="100"/>
+            </w:tcMar>
+          </w:tcPr>
+          <w:p>
+            <w:pPr>
+              <w:spacing w:after="0" w:before="0"/>
+            </w:pPr>
+            <w:r>
+              <w:rPr>
+                <w:b/>
+                <w:bCs/>
+                <w:sz w:val="19"/>
+                <w:szCs w:val="19"/>
+              </w:rPr>
+              <w:t xml:space="preserve">units</w:t>
+            </w:r>
+          </w:p>
+        </w:tc>
+        <w:tc>
+          <w:tcPr>
+            <w:tcW w:type="dxa" w:w="1170"/>
+            <w:shd w:fill="EDEDED" w:val="clear"/>
+            <w:tcMar>
+              <w:top w:type="dxa" w:w="60"/>
+              <w:left w:type="dxa" w:w="100"/>
+              <w:bottom w:type="dxa" w:w="60"/>
+              <w:right w:type="dxa" w:w="100"/>
+            </w:tcMar>
+          </w:tcPr>
+          <w:p>
+            <w:pPr>
+              <w:spacing w:after="0" w:before="0"/>
+            </w:pPr>
+            <w:r>
+              <w:rPr>
+                <w:b/>
+                <w:bCs/>
+                <w:sz w:val="19"/>
+                <w:szCs w:val="19"/>
+              </w:rPr>
+              <w:t xml:space="preserve">breaches</w:t>
+            </w:r>
+          </w:p>
+        </w:tc>
+        <w:tc>
+          <w:tcPr>
+            <w:tcW w:type="dxa" w:w="1170"/>
+            <w:shd w:fill="EDEDED" w:val="clear"/>
+            <w:tcMar>
+              <w:top w:type="dxa" w:w="60"/>
+              <w:left w:type="dxa" w:w="100"/>
+              <w:bottom w:type="dxa" w:w="60"/>
+              <w:right w:type="dxa" w:w="100"/>
+            </w:tcMar>
+          </w:tcPr>
+          <w:p>
+            <w:pPr>
+              <w:spacing w:after="0" w:before="0"/>
+            </w:pPr>
+            <w:r>
+              <w:rPr>
+                <w:b/>
+                <w:bCs/>
+                <w:sz w:val="19"/>
+                <w:szCs w:val="19"/>
+              </w:rPr>
+              <w:t xml:space="preserve">rho</w:t>
+            </w:r>
+          </w:p>
+        </w:tc>
+        <w:tc>
+          <w:tcPr>
+            <w:tcW w:type="dxa" w:w="1170"/>
+            <w:shd w:fill="EDEDED" w:val="clear"/>
+            <w:tcMar>
+              <w:top w:type="dxa" w:w="60"/>
+              <w:left w:type="dxa" w:w="100"/>
+              <w:bottom w:type="dxa" w:w="60"/>
+              <w:right w:type="dxa" w:w="100"/>
+            </w:tcMar>
+          </w:tcPr>
+          <w:p>
+            <w:pPr>
+              <w:spacing w:after="0" w:before="0"/>
+            </w:pPr>
+            <w:r>
+              <w:rPr>
+                <w:b/>
+                <w:bCs/>
+                <w:sz w:val="19"/>
+                <w:szCs w:val="19"/>
+              </w:rPr>
+              <w:t xml:space="preserve">p</w:t>
+            </w:r>
+          </w:p>
+        </w:tc>
+        <w:tc>
+          <w:tcPr>
+            <w:tcW w:type="dxa" w:w="1170"/>
+            <w:shd w:fill="EDEDED" w:val="clear"/>
+            <w:tcMar>
+              <w:top w:type="dxa" w:w="60"/>
+              <w:left w:type="dxa" w:w="100"/>
+              <w:bottom w:type="dxa" w:w="60"/>
+              <w:right w:type="dxa" w:w="100"/>
+            </w:tcMar>
+          </w:tcPr>
+          <w:p>
+            <w:pPr>
+              <w:spacing w:after="0" w:before="0"/>
+            </w:pPr>
+            <w:r>
+              <w:rPr>
+                <w:b/>
+                <w:bCs/>
+                <w:sz w:val="19"/>
+                <w:szCs w:val="19"/>
+              </w:rPr>
+              <w:t xml:space="preserve">95% CI</w:t>
+            </w:r>
+          </w:p>
+        </w:tc>
+        <w:tc>
+          <w:tcPr>
+            <w:tcW w:type="dxa" w:w="1170"/>
+            <w:shd w:fill="EDEDED" w:val="clear"/>
+            <w:tcMar>
+              <w:top w:type="dxa" w:w="60"/>
+              <w:left w:type="dxa" w:w="100"/>
+              <w:bottom w:type="dxa" w:w="60"/>
+              <w:right w:type="dxa" w:w="100"/>
+            </w:tcMar>
+          </w:tcPr>
+          <w:p>
+            <w:pPr>
+              <w:spacing w:after="0" w:before="0"/>
+            </w:pPr>
+            <w:r>
+              <w:rPr>
+                <w:b/>
+                <w:bCs/>
+                <w:sz w:val="19"/>
+                <w:szCs w:val="19"/>
+              </w:rPr>
+              <w:t xml:space="preserve">H2</w:t>
+            </w:r>
+          </w:p>
+        </w:tc>
+        <w:tc>
+          <w:tcPr>
+            <w:tcW w:type="dxa" w:w="1170"/>
+            <w:shd w:fill="EDEDED" w:val="clear"/>
+            <w:tcMar>
+              <w:top w:type="dxa" w:w="60"/>
+              <w:left w:type="dxa" w:w="100"/>
+              <w:bottom w:type="dxa" w:w="60"/>
+              <w:right w:type="dxa" w:w="100"/>
+            </w:tcMar>
+          </w:tcPr>
+          <w:p>
+            <w:pPr>
+              <w:spacing w:after="0" w:before="0"/>
+            </w:pPr>
+            <w:r>
+              <w:rPr>
+                <w:b/>
+                <w:bCs/>
+                <w:sz w:val="19"/>
+                <w:szCs w:val="19"/>
+              </w:rPr>
+              <w:t xml:space="preserve">H3</w:t>
+            </w:r>
+          </w:p>
+        </w:tc>
+      </w:tr>
+      <w:tr>
+        <w:tc>
+          <w:tcPr>
+            <w:tcW w:type="dxa" w:w="1170"/>
+            <w:tcMar>
+              <w:top w:type="dxa" w:w="60"/>
+              <w:left w:type="dxa" w:w="100"/>
+              <w:bottom w:type="dxa" w:w="60"/>
+              <w:right w:type="dxa" w:w="100"/>
+            </w:tcMar>
+          </w:tcPr>
+          <w:p>
+            <w:pPr>
+              <w:spacing w:after="0" w:before="0"/>
+            </w:pPr>
+            <w:r>
+              <w:rPr>
+                <w:b w:val="false"/>
+                <w:bCs w:val="false"/>
+                <w:sz w:val="19"/>
+                <w:szCs w:val="19"/>
+              </w:rPr>
+              <w:t xml:space="preserve">1e-1</w:t>
+            </w:r>
+          </w:p>
+        </w:tc>
+        <w:tc>
+          <w:tcPr>
+            <w:tcW w:type="dxa" w:w="1170"/>
+            <w:tcMar>
+              <w:top w:type="dxa" w:w="60"/>
+              <w:left w:type="dxa" w:w="100"/>
+              <w:bottom w:type="dxa" w:w="60"/>
+              <w:right w:type="dxa" w:w="100"/>
+            </w:tcMar>
+          </w:tcPr>
+          <w:p>
+            <w:pPr>
+              <w:spacing w:after="0" w:before="0"/>
+            </w:pPr>
+            <w:r>
+              <w:rPr>
+                <w:b w:val="false"/>
+                <w:bCs w:val="false"/>
+                <w:sz w:val="19"/>
+                <w:szCs w:val="19"/>
+              </w:rPr>
+              <w:t xml:space="preserve">360</w:t>
+            </w:r>
+          </w:p>
+        </w:tc>
+        <w:tc>
+          <w:tcPr>
+            <w:tcW w:type="dxa" w:w="1170"/>
+            <w:tcMar>
+              <w:top w:type="dxa" w:w="60"/>
+              <w:left w:type="dxa" w:w="100"/>
+              <w:bottom w:type="dxa" w:w="60"/>
+              <w:right w:type="dxa" w:w="100"/>
+            </w:tcMar>
+          </w:tcPr>
+          <w:p>
+            <w:pPr>
+              <w:spacing w:after="0" w:before="0"/>
+            </w:pPr>
+            <w:r>
+              <w:rPr>
+                <w:b w:val="false"/>
+                <w:bCs w:val="false"/>
+                <w:sz w:val="19"/>
+                <w:szCs w:val="19"/>
+              </w:rPr>
+              <w:t xml:space="preserve">4/7200</w:t>
+            </w:r>
+          </w:p>
+        </w:tc>
+        <w:tc>
+          <w:tcPr>
+            <w:tcW w:type="dxa" w:w="1170"/>
+            <w:tcMar>
+              <w:top w:type="dxa" w:w="60"/>
+              <w:left w:type="dxa" w:w="100"/>
+              <w:bottom w:type="dxa" w:w="60"/>
+              <w:right w:type="dxa" w:w="100"/>
+            </w:tcMar>
+          </w:tcPr>
+          <w:p>
+            <w:pPr>
+              <w:spacing w:after="0" w:before="0"/>
+            </w:pPr>
+            <w:r>
+              <w:rPr>
+                <w:b w:val="false"/>
+                <w:bCs w:val="false"/>
+                <w:sz w:val="19"/>
+                <w:szCs w:val="19"/>
+              </w:rPr>
+              <w:t xml:space="preserve">+0.1712</w:t>
+            </w:r>
+          </w:p>
+        </w:tc>
+        <w:tc>
+          <w:tcPr>
+            <w:tcW w:type="dxa" w:w="1170"/>
+            <w:tcMar>
+              <w:top w:type="dxa" w:w="60"/>
+              <w:left w:type="dxa" w:w="100"/>
+              <w:bottom w:type="dxa" w:w="60"/>
+              <w:right w:type="dxa" w:w="100"/>
+            </w:tcMar>
+          </w:tcPr>
+          <w:p>
+            <w:pPr>
+              <w:spacing w:after="0" w:before="0"/>
+            </w:pPr>
+            <w:r>
+              <w:rPr>
+                <w:b w:val="false"/>
+                <w:bCs w:val="false"/>
+                <w:sz w:val="19"/>
+                <w:szCs w:val="19"/>
+              </w:rPr>
+              <w:t xml:space="preserve">1.11e-03</w:t>
+            </w:r>
+          </w:p>
+        </w:tc>
+        <w:tc>
+          <w:tcPr>
+            <w:tcW w:type="dxa" w:w="1170"/>
+            <w:tcMar>
+              <w:top w:type="dxa" w:w="60"/>
+              <w:left w:type="dxa" w:w="100"/>
+              <w:bottom w:type="dxa" w:w="60"/>
+              <w:right w:type="dxa" w:w="100"/>
+            </w:tcMar>
+          </w:tcPr>
+          <w:p>
+            <w:pPr>
+              <w:spacing w:after="0" w:before="0"/>
+            </w:pPr>
+            <w:r>
+              <w:rPr>
+                <w:b w:val="false"/>
+                <w:bCs w:val="false"/>
+                <w:sz w:val="19"/>
+                <w:szCs w:val="19"/>
+              </w:rPr>
+              <w:t xml:space="preserve">[+0.069, +0.270]</w:t>
+            </w:r>
+          </w:p>
+        </w:tc>
+        <w:tc>
+          <w:tcPr>
+            <w:tcW w:type="dxa" w:w="1170"/>
+            <w:tcMar>
+              <w:top w:type="dxa" w:w="60"/>
+              <w:left w:type="dxa" w:w="100"/>
+              <w:bottom w:type="dxa" w:w="60"/>
+              <w:right w:type="dxa" w:w="100"/>
+            </w:tcMar>
+          </w:tcPr>
+          <w:p>
+            <w:pPr>
+              <w:spacing w:after="0" w:before="0"/>
+            </w:pPr>
+            <w:r>
+              <w:rPr>
+                <w:b w:val="false"/>
+                <w:bCs w:val="false"/>
+                <w:sz w:val="19"/>
+                <w:szCs w:val="19"/>
+              </w:rPr>
+              <w:t xml:space="preserve">rejects</w:t>
+            </w:r>
+          </w:p>
+        </w:tc>
+        <w:tc>
+          <w:tcPr>
+            <w:tcW w:type="dxa" w:w="1170"/>
+            <w:tcMar>
+              <w:top w:type="dxa" w:w="60"/>
+              <w:left w:type="dxa" w:w="100"/>
+              <w:bottom w:type="dxa" w:w="60"/>
+              <w:right w:type="dxa" w:w="100"/>
+            </w:tcMar>
+          </w:tcPr>
+          <w:p>
+            <w:pPr>
+              <w:spacing w:after="0" w:before="0"/>
+            </w:pPr>
+            <w:r>
+              <w:rPr>
+                <w:b w:val="false"/>
+                <w:bCs w:val="false"/>
+                <w:sz w:val="19"/>
+                <w:szCs w:val="19"/>
+              </w:rPr>
+              <w:t xml:space="preserve">rejects</w:t>
+            </w:r>
+          </w:p>
+        </w:tc>
+      </w:tr>
+      <w:tr>
+        <w:tc>
+          <w:tcPr>
+            <w:tcW w:type="dxa" w:w="1170"/>
+            <w:tcMar>
+              <w:top w:type="dxa" w:w="60"/>
+              <w:left w:type="dxa" w:w="100"/>
+              <w:bottom w:type="dxa" w:w="60"/>
+              <w:right w:type="dxa" w:w="100"/>
+            </w:tcMar>
+          </w:tcPr>
+          <w:p>
+            <w:pPr>
+              <w:spacing w:after="0" w:before="0"/>
+            </w:pPr>
+            <w:r>
+              <w:rPr>
+                <w:b w:val="false"/>
+                <w:bCs w:val="false"/>
+                <w:sz w:val="19"/>
+                <w:szCs w:val="19"/>
+              </w:rPr>
+              <w:t xml:space="preserve">1e-2</w:t>
+            </w:r>
+          </w:p>
+        </w:tc>
+        <w:tc>
+          <w:tcPr>
+            <w:tcW w:type="dxa" w:w="1170"/>
+            <w:tcMar>
+              <w:top w:type="dxa" w:w="60"/>
+              <w:left w:type="dxa" w:w="100"/>
+              <w:bottom w:type="dxa" w:w="60"/>
+              <w:right w:type="dxa" w:w="100"/>
+            </w:tcMar>
+          </w:tcPr>
+          <w:p>
+            <w:pPr>
+              <w:spacing w:after="0" w:before="0"/>
+            </w:pPr>
+            <w:r>
+              <w:rPr>
+                <w:b w:val="false"/>
+                <w:bCs w:val="false"/>
+                <w:sz w:val="19"/>
+                <w:szCs w:val="19"/>
+              </w:rPr>
+              <w:t xml:space="preserve">350</w:t>
+            </w:r>
+          </w:p>
+        </w:tc>
+        <w:tc>
+          <w:tcPr>
+            <w:tcW w:type="dxa" w:w="1170"/>
+            <w:tcMar>
+              <w:top w:type="dxa" w:w="60"/>
+              <w:left w:type="dxa" w:w="100"/>
+              <w:bottom w:type="dxa" w:w="60"/>
+              <w:right w:type="dxa" w:w="100"/>
+            </w:tcMar>
+          </w:tcPr>
+          <w:p>
+            <w:pPr>
+              <w:spacing w:after="0" w:before="0"/>
+            </w:pPr>
+            <w:r>
+              <w:rPr>
+                <w:b w:val="false"/>
+                <w:bCs w:val="false"/>
+                <w:sz w:val="19"/>
+                <w:szCs w:val="19"/>
+              </w:rPr>
+              <w:t xml:space="preserve">657/7200</w:t>
+            </w:r>
+          </w:p>
+        </w:tc>
+        <w:tc>
+          <w:tcPr>
+            <w:tcW w:type="dxa" w:w="1170"/>
+            <w:tcMar>
+              <w:top w:type="dxa" w:w="60"/>
+              <w:left w:type="dxa" w:w="100"/>
+              <w:bottom w:type="dxa" w:w="60"/>
+              <w:right w:type="dxa" w:w="100"/>
+            </w:tcMar>
+          </w:tcPr>
+          <w:p>
+            <w:pPr>
+              <w:spacing w:after="0" w:before="0"/>
+            </w:pPr>
+            <w:r>
+              <w:rPr>
+                <w:b w:val="false"/>
+                <w:bCs w:val="false"/>
+                <w:sz w:val="19"/>
+                <w:szCs w:val="19"/>
+              </w:rPr>
+              <w:t xml:space="preserve">-0.0245</w:t>
+            </w:r>
+          </w:p>
+        </w:tc>
+        <w:tc>
+          <w:tcPr>
+            <w:tcW w:type="dxa" w:w="1170"/>
+            <w:tcMar>
+              <w:top w:type="dxa" w:w="60"/>
+              <w:left w:type="dxa" w:w="100"/>
+              <w:bottom w:type="dxa" w:w="60"/>
+              <w:right w:type="dxa" w:w="100"/>
+            </w:tcMar>
+          </w:tcPr>
+          <w:p>
+            <w:pPr>
+              <w:spacing w:after="0" w:before="0"/>
+            </w:pPr>
+            <w:r>
+              <w:rPr>
+                <w:b w:val="false"/>
+                <w:bCs w:val="false"/>
+                <w:sz w:val="19"/>
+                <w:szCs w:val="19"/>
+              </w:rPr>
+              <w:t xml:space="preserve">6.48e-01</w:t>
+            </w:r>
+          </w:p>
+        </w:tc>
+        <w:tc>
+          <w:tcPr>
+            <w:tcW w:type="dxa" w:w="1170"/>
+            <w:tcMar>
+              <w:top w:type="dxa" w:w="60"/>
+              <w:left w:type="dxa" w:w="100"/>
+              <w:bottom w:type="dxa" w:w="60"/>
+              <w:right w:type="dxa" w:w="100"/>
+            </w:tcMar>
+          </w:tcPr>
+          <w:p>
+            <w:pPr>
+              <w:spacing w:after="0" w:before="0"/>
+            </w:pPr>
+            <w:r>
+              <w:rPr>
+                <w:b w:val="false"/>
+                <w:bCs w:val="false"/>
+                <w:sz w:val="19"/>
+                <w:szCs w:val="19"/>
+              </w:rPr>
+              <w:t xml:space="preserve">[-0.129, +0.081]</w:t>
+            </w:r>
+          </w:p>
+        </w:tc>
+        <w:tc>
+          <w:tcPr>
+            <w:tcW w:type="dxa" w:w="1170"/>
+            <w:tcMar>
+              <w:top w:type="dxa" w:w="60"/>
+              <w:left w:type="dxa" w:w="100"/>
+              <w:bottom w:type="dxa" w:w="60"/>
+              <w:right w:type="dxa" w:w="100"/>
+            </w:tcMar>
+          </w:tcPr>
+          <w:p>
+            <w:pPr>
+              <w:spacing w:after="0" w:before="0"/>
+            </w:pPr>
+            <w:r>
+              <w:rPr>
+                <w:b w:val="false"/>
+                <w:bCs w:val="false"/>
+                <w:sz w:val="19"/>
+                <w:szCs w:val="19"/>
+              </w:rPr>
+              <w:t xml:space="preserve">no</w:t>
+            </w:r>
+          </w:p>
+        </w:tc>
+        <w:tc>
+          <w:tcPr>
+            <w:tcW w:type="dxa" w:w="1170"/>
+            <w:tcMar>
+              <w:top w:type="dxa" w:w="60"/>
+              <w:left w:type="dxa" w:w="100"/>
+              <w:bottom w:type="dxa" w:w="60"/>
+              <w:right w:type="dxa" w:w="100"/>
+            </w:tcMar>
+          </w:tcPr>
+          <w:p>
+            <w:pPr>
+              <w:spacing w:after="0" w:before="0"/>
+            </w:pPr>
+            <w:r>
+              <w:rPr>
+                <w:b w:val="false"/>
+                <w:bCs w:val="false"/>
+                <w:sz w:val="19"/>
+                <w:szCs w:val="19"/>
+              </w:rPr>
+              <w:t xml:space="preserve">NOT ESTIMABLE</w:t>
+            </w:r>
+          </w:p>
+        </w:tc>
+      </w:tr>
+      <w:tr>
+        <w:tc>
+          <w:tcPr>
+            <w:tcW w:type="dxa" w:w="1170"/>
+            <w:tcMar>
+              <w:top w:type="dxa" w:w="60"/>
+              <w:left w:type="dxa" w:w="100"/>
+              <w:bottom w:type="dxa" w:w="60"/>
+              <w:right w:type="dxa" w:w="100"/>
+            </w:tcMar>
+          </w:tcPr>
+          <w:p>
+            <w:pPr>
+              <w:spacing w:after="0" w:before="0"/>
+            </w:pPr>
+            <w:r>
+              <w:rPr>
+                <w:b w:val="false"/>
+                <w:bCs w:val="false"/>
+                <w:sz w:val="19"/>
+                <w:szCs w:val="19"/>
+              </w:rPr>
+              <w:t xml:space="preserve">1e-3</w:t>
+            </w:r>
+          </w:p>
+        </w:tc>
+        <w:tc>
+          <w:tcPr>
+            <w:tcW w:type="dxa" w:w="1170"/>
+            <w:tcMar>
+              <w:top w:type="dxa" w:w="60"/>
+              <w:left w:type="dxa" w:w="100"/>
+              <w:bottom w:type="dxa" w:w="60"/>
+              <w:right w:type="dxa" w:w="100"/>
+            </w:tcMar>
+          </w:tcPr>
+          <w:p>
+            <w:pPr>
+              <w:spacing w:after="0" w:before="0"/>
+            </w:pPr>
+            <w:r>
+              <w:rPr>
+                <w:b w:val="false"/>
+                <w:bCs w:val="false"/>
+                <w:sz w:val="19"/>
+                <w:szCs w:val="19"/>
+              </w:rPr>
+              <w:t xml:space="preserve">90</w:t>
+            </w:r>
+          </w:p>
+        </w:tc>
+        <w:tc>
+          <w:tcPr>
+            <w:tcW w:type="dxa" w:w="1170"/>
+            <w:tcMar>
+              <w:top w:type="dxa" w:w="60"/>
+              <w:left w:type="dxa" w:w="100"/>
+              <w:bottom w:type="dxa" w:w="60"/>
+              <w:right w:type="dxa" w:w="100"/>
+            </w:tcMar>
+          </w:tcPr>
+          <w:p>
+            <w:pPr>
+              <w:spacing w:after="0" w:before="0"/>
+            </w:pPr>
+            <w:r>
+              <w:rPr>
+                <w:b w:val="false"/>
+                <w:bCs w:val="false"/>
+                <w:sz w:val="19"/>
+                <w:szCs w:val="19"/>
+              </w:rPr>
+              <w:t xml:space="preserve">4574/7200</w:t>
+            </w:r>
+          </w:p>
+        </w:tc>
+        <w:tc>
+          <w:tcPr>
+            <w:tcW w:type="dxa" w:w="1170"/>
+            <w:tcMar>
+              <w:top w:type="dxa" w:w="60"/>
+              <w:left w:type="dxa" w:w="100"/>
+              <w:bottom w:type="dxa" w:w="60"/>
+              <w:right w:type="dxa" w:w="100"/>
+            </w:tcMar>
+          </w:tcPr>
+          <w:p>
+            <w:pPr>
+              <w:spacing w:after="0" w:before="0"/>
+            </w:pPr>
+            <w:r>
+              <w:rPr>
+                <w:b w:val="false"/>
+                <w:bCs w:val="false"/>
+                <w:sz w:val="19"/>
+                <w:szCs w:val="19"/>
+              </w:rPr>
+              <w:t xml:space="preserve">-0.3814</w:t>
+            </w:r>
+          </w:p>
+        </w:tc>
+        <w:tc>
+          <w:tcPr>
+            <w:tcW w:type="dxa" w:w="1170"/>
+            <w:tcMar>
+              <w:top w:type="dxa" w:w="60"/>
+              <w:left w:type="dxa" w:w="100"/>
+              <w:bottom w:type="dxa" w:w="60"/>
+              <w:right w:type="dxa" w:w="100"/>
+            </w:tcMar>
+          </w:tcPr>
+          <w:p>
+            <w:pPr>
+              <w:spacing w:after="0" w:before="0"/>
+            </w:pPr>
+            <w:r>
+              <w:rPr>
+                <w:b w:val="false"/>
+                <w:bCs w:val="false"/>
+                <w:sz w:val="19"/>
+                <w:szCs w:val="19"/>
+              </w:rPr>
+              <w:t xml:space="preserve">2.09e-04</w:t>
+            </w:r>
+          </w:p>
+        </w:tc>
+        <w:tc>
+          <w:tcPr>
+            <w:tcW w:type="dxa" w:w="1170"/>
+            <w:tcMar>
+              <w:top w:type="dxa" w:w="60"/>
+              <w:left w:type="dxa" w:w="100"/>
+              <w:bottom w:type="dxa" w:w="60"/>
+              <w:right w:type="dxa" w:w="100"/>
+            </w:tcMar>
+          </w:tcPr>
+          <w:p>
+            <w:pPr>
+              <w:spacing w:after="0" w:before="0"/>
+            </w:pPr>
+            <w:r>
+              <w:rPr>
+                <w:b w:val="false"/>
+                <w:bCs w:val="false"/>
+                <w:sz w:val="19"/>
+                <w:szCs w:val="19"/>
+              </w:rPr>
+              <w:t xml:space="preserve">[-0.545, -0.189]</w:t>
+            </w:r>
+          </w:p>
+        </w:tc>
+        <w:tc>
+          <w:tcPr>
+            <w:tcW w:type="dxa" w:w="1170"/>
+            <w:tcMar>
+              <w:top w:type="dxa" w:w="60"/>
+              <w:left w:type="dxa" w:w="100"/>
+              <w:bottom w:type="dxa" w:w="60"/>
+              <w:right w:type="dxa" w:w="100"/>
+            </w:tcMar>
+          </w:tcPr>
+          <w:p>
+            <w:pPr>
+              <w:spacing w:after="0" w:before="0"/>
+            </w:pPr>
+            <w:r>
+              <w:rPr>
+                <w:b w:val="false"/>
+                <w:bCs w:val="false"/>
+                <w:sz w:val="19"/>
+                <w:szCs w:val="19"/>
+              </w:rPr>
+              <w:t xml:space="preserve">rejects</w:t>
+            </w:r>
+          </w:p>
+        </w:tc>
+        <w:tc>
+          <w:tcPr>
+            <w:tcW w:type="dxa" w:w="1170"/>
+            <w:tcMar>
+              <w:top w:type="dxa" w:w="60"/>
+              <w:left w:type="dxa" w:w="100"/>
+              <w:bottom w:type="dxa" w:w="60"/>
+              <w:right w:type="dxa" w:w="100"/>
+            </w:tcMar>
+          </w:tcPr>
+          <w:p>
+            <w:pPr>
+              <w:spacing w:after="0" w:before="0"/>
+            </w:pPr>
+            <w:r>
+              <w:rPr>
+                <w:b w:val="false"/>
+                <w:bCs w:val="false"/>
+                <w:sz w:val="19"/>
+                <w:szCs w:val="19"/>
+              </w:rPr>
+              <w:t xml:space="preserve">no</w:t>
+            </w:r>
+          </w:p>
+        </w:tc>
+      </w:tr>
+      <w:tr>
+        <w:tc>
+          <w:tcPr>
+            <w:tcW w:type="dxa" w:w="1170"/>
+            <w:tcMar>
+              <w:top w:type="dxa" w:w="60"/>
+              <w:left w:type="dxa" w:w="100"/>
+              <w:bottom w:type="dxa" w:w="60"/>
+              <w:right w:type="dxa" w:w="100"/>
+            </w:tcMar>
+          </w:tcPr>
+          <w:p>
+            <w:pPr>
+              <w:spacing w:after="0" w:before="0"/>
+            </w:pPr>
+            <w:r>
+              <w:rPr>
+                <w:b w:val="false"/>
+                <w:bCs w:val="false"/>
+                <w:sz w:val="19"/>
+                <w:szCs w:val="19"/>
+              </w:rPr>
+              <w:t xml:space="preserve">1e-4</w:t>
+            </w:r>
+          </w:p>
+        </w:tc>
+        <w:tc>
+          <w:tcPr>
+            <w:tcW w:type="dxa" w:w="1170"/>
+            <w:tcMar>
+              <w:top w:type="dxa" w:w="60"/>
+              <w:left w:type="dxa" w:w="100"/>
+              <w:bottom w:type="dxa" w:w="60"/>
+              <w:right w:type="dxa" w:w="100"/>
+            </w:tcMar>
+          </w:tcPr>
+          <w:p>
+            <w:pPr>
+              <w:spacing w:after="0" w:before="0"/>
+            </w:pPr>
+            <w:r>
+              <w:rPr>
+                <w:b w:val="false"/>
+                <w:bCs w:val="false"/>
+                <w:sz w:val="19"/>
+                <w:szCs w:val="19"/>
+              </w:rPr>
+              <w:t xml:space="preserve">61</w:t>
+            </w:r>
+          </w:p>
+        </w:tc>
+        <w:tc>
+          <w:tcPr>
+            <w:tcW w:type="dxa" w:w="1170"/>
+            <w:tcMar>
+              <w:top w:type="dxa" w:w="60"/>
+              <w:left w:type="dxa" w:w="100"/>
+              <w:bottom w:type="dxa" w:w="60"/>
+              <w:right w:type="dxa" w:w="100"/>
+            </w:tcMar>
+          </w:tcPr>
+          <w:p>
+            <w:pPr>
+              <w:spacing w:after="0" w:before="0"/>
+            </w:pPr>
+            <w:r>
+              <w:rPr>
+                <w:b w:val="false"/>
+                <w:bCs w:val="false"/>
+                <w:sz w:val="19"/>
+                <w:szCs w:val="19"/>
+              </w:rPr>
+              <w:t xml:space="preserve">4972/7200</w:t>
+            </w:r>
+          </w:p>
+        </w:tc>
+        <w:tc>
+          <w:tcPr>
+            <w:tcW w:type="dxa" w:w="1170"/>
+            <w:tcMar>
+              <w:top w:type="dxa" w:w="60"/>
+              <w:left w:type="dxa" w:w="100"/>
+              <w:bottom w:type="dxa" w:w="60"/>
+              <w:right w:type="dxa" w:w="100"/>
+            </w:tcMar>
+          </w:tcPr>
+          <w:p>
+            <w:pPr>
+              <w:spacing w:after="0" w:before="0"/>
+            </w:pPr>
+            <w:r>
+              <w:rPr>
+                <w:b w:val="false"/>
+                <w:bCs w:val="false"/>
+                <w:sz w:val="19"/>
+                <w:szCs w:val="19"/>
+              </w:rPr>
+              <w:t xml:space="preserve">-0.2938</w:t>
+            </w:r>
+          </w:p>
+        </w:tc>
+        <w:tc>
+          <w:tcPr>
+            <w:tcW w:type="dxa" w:w="1170"/>
+            <w:tcMar>
+              <w:top w:type="dxa" w:w="60"/>
+              <w:left w:type="dxa" w:w="100"/>
+              <w:bottom w:type="dxa" w:w="60"/>
+              <w:right w:type="dxa" w:w="100"/>
+            </w:tcMar>
+          </w:tcPr>
+          <w:p>
+            <w:pPr>
+              <w:spacing w:after="0" w:before="0"/>
+            </w:pPr>
+            <w:r>
+              <w:rPr>
+                <w:b w:val="false"/>
+                <w:bCs w:val="false"/>
+                <w:sz w:val="19"/>
+                <w:szCs w:val="19"/>
+              </w:rPr>
+              <w:t xml:space="preserve">2.16e-02</w:t>
+            </w:r>
+          </w:p>
+        </w:tc>
+        <w:tc>
+          <w:tcPr>
+            <w:tcW w:type="dxa" w:w="1170"/>
+            <w:tcMar>
+              <w:top w:type="dxa" w:w="60"/>
+              <w:left w:type="dxa" w:w="100"/>
+              <w:bottom w:type="dxa" w:w="60"/>
+              <w:right w:type="dxa" w:w="100"/>
+            </w:tcMar>
+          </w:tcPr>
+          <w:p>
+            <w:pPr>
+              <w:spacing w:after="0" w:before="0"/>
+            </w:pPr>
+            <w:r>
+              <w:rPr>
+                <w:b w:val="false"/>
+                <w:bCs w:val="false"/>
+                <w:sz w:val="19"/>
+                <w:szCs w:val="19"/>
+              </w:rPr>
+              <w:t xml:space="preserve">[-0.508, -0.045]</w:t>
+            </w:r>
+          </w:p>
+        </w:tc>
+        <w:tc>
+          <w:tcPr>
+            <w:tcW w:type="dxa" w:w="1170"/>
+            <w:tcMar>
+              <w:top w:type="dxa" w:w="60"/>
+              <w:left w:type="dxa" w:w="100"/>
+              <w:bottom w:type="dxa" w:w="60"/>
+              <w:right w:type="dxa" w:w="100"/>
+            </w:tcMar>
+          </w:tcPr>
+          <w:p>
+            <w:pPr>
+              <w:spacing w:after="0" w:before="0"/>
+            </w:pPr>
+            <w:r>
+              <w:rPr>
+                <w:b w:val="false"/>
+                <w:bCs w:val="false"/>
+                <w:sz w:val="19"/>
+                <w:szCs w:val="19"/>
+              </w:rPr>
+              <w:t xml:space="preserve">rejects</w:t>
+            </w:r>
+          </w:p>
+        </w:tc>
+        <w:tc>
+          <w:tcPr>
+            <w:tcW w:type="dxa" w:w="1170"/>
+            <w:tcMar>
+              <w:top w:type="dxa" w:w="60"/>
+              <w:left w:type="dxa" w:w="100"/>
+              <w:bottom w:type="dxa" w:w="60"/>
+              <w:right w:type="dxa" w:w="100"/>
+            </w:tcMar>
+          </w:tcPr>
+          <w:p>
+            <w:pPr>
+              <w:spacing w:after="0" w:before="0"/>
+            </w:pPr>
+            <w:r>
+              <w:rPr>
+                <w:b w:val="false"/>
+                <w:bCs w:val="false"/>
+                <w:sz w:val="19"/>
+                <w:szCs w:val="19"/>
+              </w:rPr>
+              <w:t xml:space="preserve">no</w:t>
+            </w:r>
+          </w:p>
+        </w:tc>
+      </w:tr>
+      <w:tr>
+        <w:tc>
+          <w:tcPr>
+            <w:tcW w:type="dxa" w:w="1170"/>
+            <w:tcMar>
+              <w:top w:type="dxa" w:w="60"/>
+              <w:left w:type="dxa" w:w="100"/>
+              <w:bottom w:type="dxa" w:w="60"/>
+              <w:right w:type="dxa" w:w="100"/>
+            </w:tcMar>
+          </w:tcPr>
+          <w:p>
+            <w:pPr>
+              <w:spacing w:after="0" w:before="0"/>
+            </w:pPr>
+            <w:r>
+              <w:rPr>
+                <w:b w:val="false"/>
+                <w:bCs w:val="false"/>
+                <w:sz w:val="19"/>
+                <w:szCs w:val="19"/>
+              </w:rPr>
+              <w:t xml:space="preserve">from C</w:t>
+            </w:r>
+          </w:p>
+        </w:tc>
+        <w:tc>
+          <w:tcPr>
+            <w:tcW w:type="dxa" w:w="1170"/>
+            <w:tcMar>
+              <w:top w:type="dxa" w:w="60"/>
+              <w:left w:type="dxa" w:w="100"/>
+              <w:bottom w:type="dxa" w:w="60"/>
+              <w:right w:type="dxa" w:w="100"/>
+            </w:tcMar>
+          </w:tcPr>
+          <w:p>
+            <w:pPr>
+              <w:spacing w:after="0" w:before="0"/>
+            </w:pPr>
+            <w:r>
+              <w:rPr>
+                <w:b w:val="false"/>
+                <w:bCs w:val="false"/>
+                <w:sz w:val="19"/>
+                <w:szCs w:val="19"/>
+              </w:rPr>
+              <w:t xml:space="preserve">289</w:t>
+            </w:r>
+          </w:p>
+        </w:tc>
+        <w:tc>
+          <w:tcPr>
+            <w:tcW w:type="dxa" w:w="1170"/>
+            <w:tcMar>
+              <w:top w:type="dxa" w:w="60"/>
+              <w:left w:type="dxa" w:w="100"/>
+              <w:bottom w:type="dxa" w:w="60"/>
+              <w:right w:type="dxa" w:w="100"/>
+            </w:tcMar>
+          </w:tcPr>
+          <w:p>
+            <w:pPr>
+              <w:spacing w:after="0" w:before="0"/>
+            </w:pPr>
+            <w:r>
+              <w:rPr>
+                <w:b w:val="false"/>
+                <w:bCs w:val="false"/>
+                <w:sz w:val="19"/>
+                <w:szCs w:val="19"/>
+              </w:rPr>
+              <w:t xml:space="preserve">2893/7200</w:t>
+            </w:r>
+          </w:p>
+        </w:tc>
+        <w:tc>
+          <w:tcPr>
+            <w:tcW w:type="dxa" w:w="1170"/>
+            <w:tcMar>
+              <w:top w:type="dxa" w:w="60"/>
+              <w:left w:type="dxa" w:w="100"/>
+              <w:bottom w:type="dxa" w:w="60"/>
+              <w:right w:type="dxa" w:w="100"/>
+            </w:tcMar>
+          </w:tcPr>
+          <w:p>
+            <w:pPr>
+              <w:spacing w:after="0" w:before="0"/>
+            </w:pPr>
+            <w:r>
+              <w:rPr>
+                <w:b w:val="false"/>
+                <w:bCs w:val="false"/>
+                <w:sz w:val="19"/>
+                <w:szCs w:val="19"/>
+              </w:rPr>
+              <w:t xml:space="preserve">-0.0145</w:t>
+            </w:r>
+          </w:p>
+        </w:tc>
+        <w:tc>
+          <w:tcPr>
+            <w:tcW w:type="dxa" w:w="1170"/>
+            <w:tcMar>
+              <w:top w:type="dxa" w:w="60"/>
+              <w:left w:type="dxa" w:w="100"/>
+              <w:bottom w:type="dxa" w:w="60"/>
+              <w:right w:type="dxa" w:w="100"/>
+            </w:tcMar>
+          </w:tcPr>
+          <w:p>
+            <w:pPr>
+              <w:spacing w:after="0" w:before="0"/>
+            </w:pPr>
+            <w:r>
+              <w:rPr>
+                <w:b w:val="false"/>
+                <w:bCs w:val="false"/>
+                <w:sz w:val="19"/>
+                <w:szCs w:val="19"/>
+              </w:rPr>
+              <w:t xml:space="preserve">8.06e-01</w:t>
+            </w:r>
+          </w:p>
+        </w:tc>
+        <w:tc>
+          <w:tcPr>
+            <w:tcW w:type="dxa" w:w="1170"/>
+            <w:tcMar>
+              <w:top w:type="dxa" w:w="60"/>
+              <w:left w:type="dxa" w:w="100"/>
+              <w:bottom w:type="dxa" w:w="60"/>
+              <w:right w:type="dxa" w:w="100"/>
+            </w:tcMar>
+          </w:tcPr>
+          <w:p>
+            <w:pPr>
+              <w:spacing w:after="0" w:before="0"/>
+            </w:pPr>
+            <w:r>
+              <w:rPr>
+                <w:b w:val="false"/>
+                <w:bCs w:val="false"/>
+                <w:sz w:val="19"/>
+                <w:szCs w:val="19"/>
+              </w:rPr>
+              <w:t xml:space="preserve">[-0.130, +0.101]</w:t>
+            </w:r>
+          </w:p>
+        </w:tc>
+        <w:tc>
+          <w:tcPr>
+            <w:tcW w:type="dxa" w:w="1170"/>
+            <w:tcMar>
+              <w:top w:type="dxa" w:w="60"/>
+              <w:left w:type="dxa" w:w="100"/>
+              <w:bottom w:type="dxa" w:w="60"/>
+              <w:right w:type="dxa" w:w="100"/>
+            </w:tcMar>
+          </w:tcPr>
+          <w:p>
+            <w:pPr>
+              <w:spacing w:after="0" w:before="0"/>
+            </w:pPr>
+            <w:r>
+              <w:rPr>
+                <w:b w:val="false"/>
+                <w:bCs w:val="false"/>
+                <w:sz w:val="19"/>
+                <w:szCs w:val="19"/>
+              </w:rPr>
+              <w:t xml:space="preserve">no</w:t>
+            </w:r>
+          </w:p>
+        </w:tc>
+        <w:tc>
+          <w:tcPr>
+            <w:tcW w:type="dxa" w:w="1170"/>
+            <w:tcMar>
+              <w:top w:type="dxa" w:w="60"/>
+              <w:left w:type="dxa" w:w="100"/>
+              <w:bottom w:type="dxa" w:w="60"/>
+              <w:right w:type="dxa" w:w="100"/>
+            </w:tcMar>
+          </w:tcPr>
+          <w:p>
+            <w:pPr>
+              <w:spacing w:after="0" w:before="0"/>
+            </w:pPr>
+            <w:r>
+              <w:rPr>
+                <w:b w:val="false"/>
+                <w:bCs w:val="false"/>
+                <w:sz w:val="19"/>
+                <w:szCs w:val="19"/>
+              </w:rPr>
+              <w:t xml:space="preserve">rejects on |d| only</w:t>
+            </w:r>
+          </w:p>
+        </w:tc>
+      </w:tr>
+    </w:tbl>
+    <w:p>
+      <w:pPr>
+        <w:spacing w:after="160"/>
+      </w:pPr>
+    </w:p>
+    <w:p>
+      <w:pPr>
+        <w:spacing w:after="140"/>
+        <w:jc w:val="left"/>
+      </w:pPr>
+      <w:r>
+        <w:t xml:space="preserve">D8(b)'s above-floor subset agreed in sign and significance at every lambda except from-C, where it flipped to +0.0024 on 279 units.</w:t>
+      </w:r>
+    </w:p>
+    <w:p>
+      <w:pPr>
+        <w:pStyle w:val="Heading2"/>
+        <w:spacing w:after="100" w:before="200"/>
+      </w:pPr>
+      <w:r>
+        <w:rPr>
+          <w:b/>
+          <w:bCs/>
+          <w:color w:val="000000"/>
+          <w:sz w:val="22"/>
+          <w:szCs w:val="22"/>
+        </w:rPr>
+        <w:t xml:space="preserve">2. Four breaches, one seed, and the only complete column</w:t>
+      </w:r>
+    </w:p>
+    <w:p>
+      <w:pPr>
+        <w:spacing w:after="140"/>
+        <w:jc w:val="left"/>
+      </w:pPr>
+      <w:r>
+        <w:t xml:space="preserve">At lambda = 0.1 there are exactly four breaching observations in 7,200. All four are the same cell and seed -- </w:t>
+      </w:r>
+      <w:r>
+        <w:rPr>
+          <w:b/>
+          <w:bCs/>
+        </w:rPr>
+        <w:t xml:space="preserve">churn, n=100, selectk, 4 qubits, seed 7</w:t>
+      </w:r>
+      <w:r>
+        <w:t xml:space="preserve"> -- appearing once per quantum setting, with g of 12.72 to 12.94 against a ceiling of sqrt(140) = 11.83. Its selected classical kernel is poly at C = 1e-04.</w:t>
+      </w:r>
+    </w:p>
+    <w:p>
+      <w:pPr>
+        <w:spacing w:after="140"/>
+        <w:jc w:val="left"/>
+      </w:pPr>
+      <w:r>
+        <w:t xml:space="preserve">That one seed voids the only lambda column in which </w:t>
+      </w:r>
+      <w:r>
+        <w:rPr>
+          <w:b/>
+          <w:bCs/>
+        </w:rPr>
+        <w:t xml:space="preserve">all 360 registered units survive</w:t>
+      </w:r>
+      <w:r>
+        <w:t xml:space="preserve">. Under the strict reading of D5 the confirmatory verdict at lambda = 0.1 is unavailable because of 0.056% of the observations.</w:t>
+      </w:r>
+    </w:p>
+    <w:p>
+      <w:pPr>
+        <w:spacing w:after="140"/>
+        <w:jc w:val="left"/>
+      </w:pPr>
+      <w:r>
+        <w:rPr>
+          <w:b/>
+          <w:bCs/>
+        </w:rPr>
+        <w:t xml:space="preserve">D5's text admits two readings and the code resolved it silently.</w:t>
+      </w:r>
+      <w:r>
+        <w:t xml:space="preserve"> "Every lambda at which no unit breaches its ceiling" can mean every lambda where nothing had to be excluded, which is what </w:t>
+      </w:r>
+      <w:r>
+        <w:rPr>
+          <w:rFonts w:ascii="Consolas" w:cs="Consolas" w:eastAsia="Consolas" w:hAnsi="Consolas"/>
+          <w:sz w:val="19"/>
+          <w:szCs w:val="19"/>
+        </w:rPr>
+        <w:t xml:space="preserve">scripts/geometric_tests.py</w:t>
+      </w:r>
+      <w:r>
+        <w:t xml:space="preserve"> implements and which nothing satisfies; or it can be read as vacuous after exclusions, reducing the rule to agreement across all five lambdas. </w:t>
+      </w:r>
+      <w:r>
+        <w:rPr>
+          <w:b/>
+          <w:bCs/>
+        </w:rPr>
+        <w:t xml:space="preserve">Under the second reading the conclusion also fails</w:t>
+      </w:r>
+      <w:r>
+        <w:t xml:space="preserve">, because the sign of rho differs: +0.17 at lambda = 0.1 against -0.38 at 1e-3 and -0.29 at 1e-4. Both readings land on the outcome D5 pre-declared for disagreement, that g's relationship to observed performance depends on the regularisation chosen, which is a result about the metric and not a failure of the test. The ambiguity was not disambiguated in advance and is recorded here rather than resolved, because resolving it now would be choosing a decision rule with the answer in view.</w:t>
+      </w:r>
+    </w:p>
+    <w:p>
+      <w:pPr>
+        <w:pStyle w:val="Heading2"/>
+        <w:spacing w:after="100" w:before="200"/>
+      </w:pPr>
+      <w:r>
+        <w:rPr>
+          <w:b/>
+          <w:bCs/>
+          <w:color w:val="000000"/>
+          <w:sz w:val="22"/>
+          <w:szCs w:val="22"/>
+        </w:rPr>
+        <w:t xml:space="preserve">3. The two negative figures are not the same kind of estimate as the positive one</w:t>
+      </w:r>
+    </w:p>
+    <w:p>
+      <w:pPr>
+        <w:spacing w:after="140"/>
+        <w:jc w:val="left"/>
+      </w:pPr>
+      <w:r>
+        <w:t xml:space="preserve">lambda = 1e-3 excludes 270 of 360 units and lambda = 1e-4 excludes 299, in both cases for exceeding the ceiling. The surviving g range is truncated from above, so those correlations are computed on a restricted range of the predictor. The only column with a complete, unselected population is lambda = 0.1, where rho = +0.1712 gives rho^2 of about 0.03: </w:t>
+      </w:r>
+      <w:r>
+        <w:rPr>
+          <w:b/>
+          <w:bCs/>
+        </w:rPr>
+        <w:t xml:space="preserve">g accounts for roughly three percent of the rank variance in observed difference.</w:t>
+      </w:r>
+      <w:r>
+        <w:t xml:space="preserve"> As a pre-training screen that is close to worthless even taken at face value.</w:t>
+      </w:r>
+    </w:p>
+    <w:p>
+      <w:pPr>
+        <w:pStyle w:val="Heading2"/>
+        <w:spacing w:after="100" w:before="200"/>
+      </w:pPr>
+      <w:r>
+        <w:rPr>
+          <w:b/>
+          <w:bCs/>
+          <w:color w:val="000000"/>
+          <w:sz w:val="22"/>
+          <w:szCs w:val="22"/>
+        </w:rPr>
+        <w:t xml:space="preserve">4. What a ceiling breach actually measures, and three wrong answers</w:t>
+      </w:r>
+    </w:p>
+    <w:p>
+      <w:pPr>
+        <w:spacing w:after="140"/>
+        <w:jc w:val="left"/>
+      </w:pPr>
+      <w:r>
+        <w:t xml:space="preserve">This section exists because the answer took three attempts and the record of the failures is more useful than the conclusion.</w:t>
+      </w:r>
+    </w:p>
+    <w:p>
+      <w:pPr>
+        <w:spacing w:after="140"/>
+        <w:jc w:val="left"/>
+      </w:pPr>
+      <w:r>
+        <w:rPr>
+          <w:b/>
+          <w:bCs/>
+        </w:rPr>
+        <w:t xml:space="preserve">The algebra.</w:t>
+      </w:r>
+      <w:r>
+        <w:t xml:space="preserve"> With A = sqrt(K_C) (K_C + lam I)^-2 sqrt(K_C), A's eigenvalues are mu/(mu+lam)^2 over K_C's spectrum, maximised at mu = lam where the value is 1/(4 lam). So the classical contribution to g is </w:t>
+      </w:r>
+      <w:r>
+        <w:rPr>
+          <w:b/>
+          <w:bCs/>
+        </w:rPr>
+        <w:t xml:space="preserve">capped at 1/(4 lam) for any kernel whatsoever</w:t>
+      </w:r>
+      <w:r>
+        <w:t xml:space="preserve">, giving g &lt;= sqrt(||K_Q||_inf / (4 lam)), and since the ceiling is sqrt(n) with K_Q normalised to trace n, a breach requires</w:t>
+      </w:r>
+    </w:p>
+    <w:p>
+      <w:pPr>
+        <w:spacing w:after="40" w:before="40"/>
+        <w:ind w:left="360"/>
+      </w:pPr>
+      <w:r>
+        <w:rPr>
+          <w:rFonts w:ascii="Consolas" w:cs="Consolas" w:eastAsia="Consolas" w:hAnsi="Consolas"/>
+          <w:sz w:val="19"/>
+          <w:szCs w:val="19"/>
+        </w:rPr>
+        <w:t xml:space="preserve">||K_Q||_inf / n  &gt;  4 lam</w:t>
+      </w:r>
+    </w:p>
+    <w:p>
+      <w:pPr>
+        <w:spacing w:after="120"/>
+      </w:pPr>
+    </w:p>
+    <w:p>
+      <w:pPr>
+        <w:spacing w:after="140"/>
+        <w:jc w:val="left"/>
+      </w:pPr>
+      <w:r>
+        <w:t xml:space="preserve">more than 40% of the quantum Gram's trace in one eigenvalue at lambda = 0.1, 4% at 1e-2, 0.4% at 1e-3. Verified across 960 sampled observations: the bound is violated 0 times and the necessary condition has 0 false negatives at every lambda.</w:t>
+      </w:r>
+    </w:p>
+    <w:p>
+      <w:pPr>
+        <w:spacing w:after="140"/>
+        <w:jc w:val="left"/>
+      </w:pPr>
+      <w:r>
+        <w:rPr>
+          <w:b/>
+          <w:bCs/>
+        </w:rPr>
+        <w:t xml:space="preserve">Wrong answer one: the classical kernel is near rank-deficient and that drives g.</w:t>
+      </w:r>
+      <w:r>
+        <w:t xml:space="preserve"> Refuted by its own diagnostic. The lambda = 0.1 amplification is 2.491 in the breaching cell and 2.487 in a non-breaching cell at the same dataset, size, qubit count and seed. Identical to three decimals, and both at the 2.5 cap. The breaching cell has the </w:t>
+      </w:r>
+      <w:r>
+        <w:rPr>
+          <w:i/>
+          <w:iCs/>
+        </w:rPr>
+        <w:t xml:space="preserve">lower</w:t>
+      </w:r>
+      <w:r>
+        <w:t xml:space="preserve"> effective rank, 6 against 10.</w:t>
+      </w:r>
+    </w:p>
+    <w:p>
+      <w:pPr>
+        <w:spacing w:after="140"/>
+        <w:jc w:val="left"/>
+      </w:pPr>
+      <w:r>
+        <w:rPr>
+          <w:b/>
+          <w:bCs/>
+        </w:rPr>
+        <w:t xml:space="preserve">Wrong answer two: ||K_Q|| is larger in the breaching cell.</w:t>
+      </w:r>
+      <w:r>
+        <w:t xml:space="preserve"> It is not. For angle-r1 it is 65.0 there against 72.7 in the contrast, while g is 12.72 against 2.96. What differed was quantum effective rank, 1 to 6 out of 140 against 54 to 137, which suggested that g is largest where the quantum kernel has collapsed.</w:t>
+      </w:r>
+    </w:p>
+    <w:p>
+      <w:pPr>
+        <w:spacing w:after="140"/>
+        <w:jc w:val="left"/>
+      </w:pPr>
+      <w:r>
+        <w:rPr>
+          <w:b/>
+          <w:bCs/>
+        </w:rPr>
+        <w:t xml:space="preserve">Wrong answer three: therefore D5 names the wrong side, and excluding on the ceiling selects on the arm under test.</w:t>
+      </w:r>
+      <w:r>
+        <w:t xml:space="preserve"> This was written and then withdrawn before it reached this document, on the evidence of a stratified sample of 60 cells (</w:t>
+      </w:r>
+      <w:r>
+        <w:rPr>
+          <w:rFonts w:ascii="Consolas" w:cs="Consolas" w:eastAsia="Consolas" w:hAnsi="Consolas"/>
+          <w:sz w:val="19"/>
+          <w:szCs w:val="19"/>
+        </w:rPr>
+        <w:t xml:space="preserve">scripts/sample_ceiling_mechanism.py</w:t>
+      </w:r>
+      <w:r>
+        <w:t xml:space="preserve">, seed 20260929, sampled on design factors only with g never consulted, 960 observations):</w:t>
+      </w:r>
+    </w:p>
+    <w:tbl>
+      <w:tblPr>
+        <w:tblW w:type="dxa" w:w="9360"/>
+        <w:tblBorders>
+          <w:top w:val="single" w:color="auto" w:sz="4"/>
+          <w:left w:val="single" w:color="auto" w:sz="4"/>
+          <w:bottom w:val="single" w:color="auto" w:sz="4"/>
+          <w:right w:val="single" w:color="auto" w:sz="4"/>
+          <w:insideH w:val="single" w:color="auto" w:sz="4"/>
+          <w:insideV w:val="single" w:color="auto" w:sz="4"/>
+        </w:tblBorders>
+      </w:tblPr>
+      <w:tblGrid>
+        <w:gridCol w:w="1872"/>
+        <w:gridCol w:w="1872"/>
+        <w:gridCol w:w="1872"/>
+        <w:gridCol w:w="1872"/>
+        <w:gridCol w:w="1872"/>
+      </w:tblGrid>
+      <w:tr>
+        <w:trPr>
+          <w:tblHeader/>
+        </w:trPr>
+        <w:tc>
+          <w:tcPr>
+            <w:tcW w:type="dxa" w:w="1872"/>
+            <w:shd w:fill="EDEDED" w:val="clear"/>
+            <w:tcMar>
+              <w:top w:type="dxa" w:w="60"/>
+              <w:left w:type="dxa" w:w="100"/>
+              <w:bottom w:type="dxa" w:w="60"/>
+              <w:right w:type="dxa" w:w="100"/>
+            </w:tcMar>
+          </w:tcPr>
+          <w:p>
+            <w:pPr>
+              <w:spacing w:after="0" w:before="0"/>
+            </w:pPr>
+            <w:r>
+              <w:rPr>
+                <w:b/>
+                <w:bCs/>
+                <w:sz w:val="19"/>
+                <w:szCs w:val="19"/>
+              </w:rPr>
+              <w:t xml:space="preserve">lambda</w:t>
+            </w:r>
+          </w:p>
+        </w:tc>
+        <w:tc>
+          <w:tcPr>
+            <w:tcW w:type="dxa" w:w="1872"/>
+            <w:shd w:fill="EDEDED" w:val="clear"/>
+            <w:tcMar>
+              <w:top w:type="dxa" w:w="60"/>
+              <w:left w:type="dxa" w:w="100"/>
+              <w:bottom w:type="dxa" w:w="60"/>
+              <w:right w:type="dxa" w:w="100"/>
+            </w:tcMar>
+          </w:tcPr>
+          <w:p>
+            <w:pPr>
+              <w:spacing w:after="0" w:before="0"/>
+            </w:pPr>
+            <w:r>
+              <w:rPr>
+                <w:b/>
+                <w:bCs/>
+                <w:sz w:val="19"/>
+                <w:szCs w:val="19"/>
+              </w:rPr>
+              <w:t xml:space="preserve">breaches</w:t>
+            </w:r>
+          </w:p>
+        </w:tc>
+        <w:tc>
+          <w:tcPr>
+            <w:tcW w:type="dxa" w:w="1872"/>
+            <w:shd w:fill="EDEDED" w:val="clear"/>
+            <w:tcMar>
+              <w:top w:type="dxa" w:w="60"/>
+              <w:left w:type="dxa" w:w="100"/>
+              <w:bottom w:type="dxa" w:w="60"/>
+              <w:right w:type="dxa" w:w="100"/>
+            </w:tcMar>
+          </w:tcPr>
+          <w:p>
+            <w:pPr>
+              <w:spacing w:after="0" w:before="0"/>
+            </w:pPr>
+            <w:r>
+              <w:rPr>
+                <w:b/>
+                <w:bCs/>
+                <w:sz w:val="19"/>
+                <w:szCs w:val="19"/>
+              </w:rPr>
+              <w:t xml:space="preserve">AUC: quantum concentration</w:t>
+            </w:r>
+          </w:p>
+        </w:tc>
+        <w:tc>
+          <w:tcPr>
+            <w:tcW w:type="dxa" w:w="1872"/>
+            <w:shd w:fill="EDEDED" w:val="clear"/>
+            <w:tcMar>
+              <w:top w:type="dxa" w:w="60"/>
+              <w:left w:type="dxa" w:w="100"/>
+              <w:bottom w:type="dxa" w:w="60"/>
+              <w:right w:type="dxa" w:w="100"/>
+            </w:tcMar>
+          </w:tcPr>
+          <w:p>
+            <w:pPr>
+              <w:spacing w:after="0" w:before="0"/>
+            </w:pPr>
+            <w:r>
+              <w:rPr>
+                <w:b/>
+                <w:bCs/>
+                <w:sz w:val="19"/>
+                <w:szCs w:val="19"/>
+              </w:rPr>
+              <w:t xml:space="preserve">AUC: classical factor</w:t>
+            </w:r>
+          </w:p>
+        </w:tc>
+        <w:tc>
+          <w:tcPr>
+            <w:tcW w:type="dxa" w:w="1872"/>
+            <w:shd w:fill="EDEDED" w:val="clear"/>
+            <w:tcMar>
+              <w:top w:type="dxa" w:w="60"/>
+              <w:left w:type="dxa" w:w="100"/>
+              <w:bottom w:type="dxa" w:w="60"/>
+              <w:right w:type="dxa" w:w="100"/>
+            </w:tcMar>
+          </w:tcPr>
+          <w:p>
+            <w:pPr>
+              <w:spacing w:after="0" w:before="0"/>
+            </w:pPr>
+            <w:r>
+              <w:rPr>
+                <w:b/>
+                <w:bCs/>
+                <w:sz w:val="19"/>
+                <w:szCs w:val="19"/>
+              </w:rPr>
+              <w:t xml:space="preserve">AUC: alignment</w:t>
+            </w:r>
+          </w:p>
+        </w:tc>
+      </w:tr>
+      <w:tr>
+        <w:tc>
+          <w:tcPr>
+            <w:tcW w:type="dxa" w:w="1872"/>
+            <w:tcMar>
+              <w:top w:type="dxa" w:w="60"/>
+              <w:left w:type="dxa" w:w="100"/>
+              <w:bottom w:type="dxa" w:w="60"/>
+              <w:right w:type="dxa" w:w="100"/>
+            </w:tcMar>
+          </w:tcPr>
+          <w:p>
+            <w:pPr>
+              <w:spacing w:after="0" w:before="0"/>
+            </w:pPr>
+            <w:r>
+              <w:rPr>
+                <w:b w:val="false"/>
+                <w:bCs w:val="false"/>
+                <w:sz w:val="19"/>
+                <w:szCs w:val="19"/>
+              </w:rPr>
+              <w:t xml:space="preserve">1e-2</w:t>
+            </w:r>
+          </w:p>
+        </w:tc>
+        <w:tc>
+          <w:tcPr>
+            <w:tcW w:type="dxa" w:w="1872"/>
+            <w:tcMar>
+              <w:top w:type="dxa" w:w="60"/>
+              <w:left w:type="dxa" w:w="100"/>
+              <w:bottom w:type="dxa" w:w="60"/>
+              <w:right w:type="dxa" w:w="100"/>
+            </w:tcMar>
+          </w:tcPr>
+          <w:p>
+            <w:pPr>
+              <w:spacing w:after="0" w:before="0"/>
+            </w:pPr>
+            <w:r>
+              <w:rPr>
+                <w:b w:val="false"/>
+                <w:bCs w:val="false"/>
+                <w:sz w:val="19"/>
+                <w:szCs w:val="19"/>
+              </w:rPr>
+              <w:t xml:space="preserve">11</w:t>
+            </w:r>
+          </w:p>
+        </w:tc>
+        <w:tc>
+          <w:tcPr>
+            <w:tcW w:type="dxa" w:w="1872"/>
+            <w:tcMar>
+              <w:top w:type="dxa" w:w="60"/>
+              <w:left w:type="dxa" w:w="100"/>
+              <w:bottom w:type="dxa" w:w="60"/>
+              <w:right w:type="dxa" w:w="100"/>
+            </w:tcMar>
+          </w:tcPr>
+          <w:p>
+            <w:pPr>
+              <w:spacing w:after="0" w:before="0"/>
+            </w:pPr>
+            <w:r>
+              <w:rPr>
+                <w:b w:val="false"/>
+                <w:bCs w:val="false"/>
+                <w:sz w:val="19"/>
+                <w:szCs w:val="19"/>
+              </w:rPr>
+              <w:t xml:space="preserve">0.723</w:t>
+            </w:r>
+          </w:p>
+        </w:tc>
+        <w:tc>
+          <w:tcPr>
+            <w:tcW w:type="dxa" w:w="1872"/>
+            <w:tcMar>
+              <w:top w:type="dxa" w:w="60"/>
+              <w:left w:type="dxa" w:w="100"/>
+              <w:bottom w:type="dxa" w:w="60"/>
+              <w:right w:type="dxa" w:w="100"/>
+            </w:tcMar>
+          </w:tcPr>
+          <w:p>
+            <w:pPr>
+              <w:spacing w:after="0" w:before="0"/>
+            </w:pPr>
+            <w:r>
+              <w:rPr>
+                <w:b w:val="false"/>
+                <w:bCs w:val="false"/>
+                <w:sz w:val="19"/>
+                <w:szCs w:val="19"/>
+              </w:rPr>
+              <w:t xml:space="preserve">0.526</w:t>
+            </w:r>
+          </w:p>
+        </w:tc>
+        <w:tc>
+          <w:tcPr>
+            <w:tcW w:type="dxa" w:w="1872"/>
+            <w:tcMar>
+              <w:top w:type="dxa" w:w="60"/>
+              <w:left w:type="dxa" w:w="100"/>
+              <w:bottom w:type="dxa" w:w="60"/>
+              <w:right w:type="dxa" w:w="100"/>
+            </w:tcMar>
+          </w:tcPr>
+          <w:p>
+            <w:pPr>
+              <w:spacing w:after="0" w:before="0"/>
+            </w:pPr>
+            <w:r>
+              <w:rPr>
+                <w:b w:val="false"/>
+                <w:bCs w:val="false"/>
+                <w:sz w:val="19"/>
+                <w:szCs w:val="19"/>
+              </w:rPr>
+              <w:t xml:space="preserve">0.668</w:t>
+            </w:r>
+          </w:p>
+        </w:tc>
+      </w:tr>
+      <w:tr>
+        <w:tc>
+          <w:tcPr>
+            <w:tcW w:type="dxa" w:w="1872"/>
+            <w:tcMar>
+              <w:top w:type="dxa" w:w="60"/>
+              <w:left w:type="dxa" w:w="100"/>
+              <w:bottom w:type="dxa" w:w="60"/>
+              <w:right w:type="dxa" w:w="100"/>
+            </w:tcMar>
+          </w:tcPr>
+          <w:p>
+            <w:pPr>
+              <w:spacing w:after="0" w:before="0"/>
+            </w:pPr>
+            <w:r>
+              <w:rPr>
+                <w:b w:val="false"/>
+                <w:bCs w:val="false"/>
+                <w:sz w:val="19"/>
+                <w:szCs w:val="19"/>
+              </w:rPr>
+              <w:t xml:space="preserve">1e-3</w:t>
+            </w:r>
+          </w:p>
+        </w:tc>
+        <w:tc>
+          <w:tcPr>
+            <w:tcW w:type="dxa" w:w="1872"/>
+            <w:tcMar>
+              <w:top w:type="dxa" w:w="60"/>
+              <w:left w:type="dxa" w:w="100"/>
+              <w:bottom w:type="dxa" w:w="60"/>
+              <w:right w:type="dxa" w:w="100"/>
+            </w:tcMar>
+          </w:tcPr>
+          <w:p>
+            <w:pPr>
+              <w:spacing w:after="0" w:before="0"/>
+            </w:pPr>
+            <w:r>
+              <w:rPr>
+                <w:b w:val="false"/>
+                <w:bCs w:val="false"/>
+                <w:sz w:val="19"/>
+                <w:szCs w:val="19"/>
+              </w:rPr>
+              <w:t xml:space="preserve">127</w:t>
+            </w:r>
+          </w:p>
+        </w:tc>
+        <w:tc>
+          <w:tcPr>
+            <w:tcW w:type="dxa" w:w="1872"/>
+            <w:tcMar>
+              <w:top w:type="dxa" w:w="60"/>
+              <w:left w:type="dxa" w:w="100"/>
+              <w:bottom w:type="dxa" w:w="60"/>
+              <w:right w:type="dxa" w:w="100"/>
+            </w:tcMar>
+          </w:tcPr>
+          <w:p>
+            <w:pPr>
+              <w:spacing w:after="0" w:before="0"/>
+            </w:pPr>
+            <w:r>
+              <w:rPr>
+                <w:b/>
+                <w:bCs/>
+                <w:sz w:val="19"/>
+                <w:szCs w:val="19"/>
+              </w:rPr>
+              <w:t xml:space="preserve">0.394</w:t>
+            </w:r>
+          </w:p>
+        </w:tc>
+        <w:tc>
+          <w:tcPr>
+            <w:tcW w:type="dxa" w:w="1872"/>
+            <w:tcMar>
+              <w:top w:type="dxa" w:w="60"/>
+              <w:left w:type="dxa" w:w="100"/>
+              <w:bottom w:type="dxa" w:w="60"/>
+              <w:right w:type="dxa" w:w="100"/>
+            </w:tcMar>
+          </w:tcPr>
+          <w:p>
+            <w:pPr>
+              <w:spacing w:after="0" w:before="0"/>
+            </w:pPr>
+            <w:r>
+              <w:rPr>
+                <w:b/>
+                <w:bCs/>
+                <w:sz w:val="19"/>
+                <w:szCs w:val="19"/>
+              </w:rPr>
+              <w:t xml:space="preserve">0.815</w:t>
+            </w:r>
+          </w:p>
+        </w:tc>
+        <w:tc>
+          <w:tcPr>
+            <w:tcW w:type="dxa" w:w="1872"/>
+            <w:tcMar>
+              <w:top w:type="dxa" w:w="60"/>
+              <w:left w:type="dxa" w:w="100"/>
+              <w:bottom w:type="dxa" w:w="60"/>
+              <w:right w:type="dxa" w:w="100"/>
+            </w:tcMar>
+          </w:tcPr>
+          <w:p>
+            <w:pPr>
+              <w:spacing w:after="0" w:before="0"/>
+            </w:pPr>
+            <w:r>
+              <w:rPr>
+                <w:b w:val="false"/>
+                <w:bCs w:val="false"/>
+                <w:sz w:val="19"/>
+                <w:szCs w:val="19"/>
+              </w:rPr>
+              <w:t xml:space="preserve">0.681</w:t>
+            </w:r>
+          </w:p>
+        </w:tc>
+      </w:tr>
+      <w:tr>
+        <w:tc>
+          <w:tcPr>
+            <w:tcW w:type="dxa" w:w="1872"/>
+            <w:tcMar>
+              <w:top w:type="dxa" w:w="60"/>
+              <w:left w:type="dxa" w:w="100"/>
+              <w:bottom w:type="dxa" w:w="60"/>
+              <w:right w:type="dxa" w:w="100"/>
+            </w:tcMar>
+          </w:tcPr>
+          <w:p>
+            <w:pPr>
+              <w:spacing w:after="0" w:before="0"/>
+            </w:pPr>
+            <w:r>
+              <w:rPr>
+                <w:b w:val="false"/>
+                <w:bCs w:val="false"/>
+                <w:sz w:val="19"/>
+                <w:szCs w:val="19"/>
+              </w:rPr>
+              <w:t xml:space="preserve">1e-4</w:t>
+            </w:r>
+          </w:p>
+        </w:tc>
+        <w:tc>
+          <w:tcPr>
+            <w:tcW w:type="dxa" w:w="1872"/>
+            <w:tcMar>
+              <w:top w:type="dxa" w:w="60"/>
+              <w:left w:type="dxa" w:w="100"/>
+              <w:bottom w:type="dxa" w:w="60"/>
+              <w:right w:type="dxa" w:w="100"/>
+            </w:tcMar>
+          </w:tcPr>
+          <w:p>
+            <w:pPr>
+              <w:spacing w:after="0" w:before="0"/>
+            </w:pPr>
+            <w:r>
+              <w:rPr>
+                <w:b w:val="false"/>
+                <w:bCs w:val="false"/>
+                <w:sz w:val="19"/>
+                <w:szCs w:val="19"/>
+              </w:rPr>
+              <w:t xml:space="preserve">137</w:t>
+            </w:r>
+          </w:p>
+        </w:tc>
+        <w:tc>
+          <w:tcPr>
+            <w:tcW w:type="dxa" w:w="1872"/>
+            <w:tcMar>
+              <w:top w:type="dxa" w:w="60"/>
+              <w:left w:type="dxa" w:w="100"/>
+              <w:bottom w:type="dxa" w:w="60"/>
+              <w:right w:type="dxa" w:w="100"/>
+            </w:tcMar>
+          </w:tcPr>
+          <w:p>
+            <w:pPr>
+              <w:spacing w:after="0" w:before="0"/>
+            </w:pPr>
+            <w:r>
+              <w:rPr>
+                <w:b/>
+                <w:bCs/>
+                <w:sz w:val="19"/>
+                <w:szCs w:val="19"/>
+              </w:rPr>
+              <w:t xml:space="preserve">0.346</w:t>
+            </w:r>
+          </w:p>
+        </w:tc>
+        <w:tc>
+          <w:tcPr>
+            <w:tcW w:type="dxa" w:w="1872"/>
+            <w:tcMar>
+              <w:top w:type="dxa" w:w="60"/>
+              <w:left w:type="dxa" w:w="100"/>
+              <w:bottom w:type="dxa" w:w="60"/>
+              <w:right w:type="dxa" w:w="100"/>
+            </w:tcMar>
+          </w:tcPr>
+          <w:p>
+            <w:pPr>
+              <w:spacing w:after="0" w:before="0"/>
+            </w:pPr>
+            <w:r>
+              <w:rPr>
+                <w:b/>
+                <w:bCs/>
+                <w:sz w:val="19"/>
+                <w:szCs w:val="19"/>
+              </w:rPr>
+              <w:t xml:space="preserve">0.825</w:t>
+            </w:r>
+          </w:p>
+        </w:tc>
+        <w:tc>
+          <w:tcPr>
+            <w:tcW w:type="dxa" w:w="1872"/>
+            <w:tcMar>
+              <w:top w:type="dxa" w:w="60"/>
+              <w:left w:type="dxa" w:w="100"/>
+              <w:bottom w:type="dxa" w:w="60"/>
+              <w:right w:type="dxa" w:w="100"/>
+            </w:tcMar>
+          </w:tcPr>
+          <w:p>
+            <w:pPr>
+              <w:spacing w:after="0" w:before="0"/>
+            </w:pPr>
+            <w:r>
+              <w:rPr>
+                <w:b w:val="false"/>
+                <w:bCs w:val="false"/>
+                <w:sz w:val="19"/>
+                <w:szCs w:val="19"/>
+              </w:rPr>
+              <w:t xml:space="preserve">0.612</w:t>
+            </w:r>
+          </w:p>
+        </w:tc>
+      </w:tr>
+    </w:tbl>
+    <w:p>
+      <w:pPr>
+        <w:spacing w:after="160"/>
+      </w:pPr>
+    </w:p>
+    <w:p>
+      <w:pPr>
+        <w:spacing w:after="140"/>
+        <w:jc w:val="left"/>
+      </w:pPr>
+      <w:r>
+        <w:rPr>
+          <w:b/>
+          <w:bCs/>
+        </w:rPr>
+        <w:t xml:space="preserve">At the lambdas where breaches occur in bulk, the classical amplification factor predicts a breach with AUC 0.82 and quantum concentration is ANTI-predictive.</w:t>
+      </w:r>
+      <w:r>
+        <w:t xml:space="preserve"> The variance decomposition of log g^2 agrees: </w:t>
+      </w:r>
+      <w:r>
+        <w:rPr>
+          <w:rFonts w:ascii="Consolas" w:cs="Consolas" w:eastAsia="Consolas" w:hAnsi="Consolas"/>
+          <w:sz w:val="19"/>
+          <w:szCs w:val="19"/>
+        </w:rPr>
+        <w:t xml:space="preserve">var log a_max</w:t>
+      </w:r>
+      <w:r>
+        <w:t xml:space="preserve"> rises from 0.16 at lambda = 0.1 to 8.08 at 1e-4 while </w:t>
+      </w:r>
+      <w:r>
+        <w:rPr>
+          <w:rFonts w:ascii="Consolas" w:cs="Consolas" w:eastAsia="Consolas" w:hAnsi="Consolas"/>
+          <w:sz w:val="19"/>
+          <w:szCs w:val="19"/>
+        </w:rPr>
+        <w:t xml:space="preserve">var log ||K_Q||</w:t>
+      </w:r>
+      <w:r>
+        <w:t xml:space="preserve"> is fixed at 1.67, and the correlation with log g^2 moves from ||K_Q|| dominating at lambda = 0.1 (r = +0.54 against +0.17) to the classical factor dominating at 1e-4 (r = +0.64 against -0.11).</w:t>
+      </w:r>
+    </w:p>
+    <w:p>
+      <w:pPr>
+        <w:spacing w:after="140"/>
+        <w:jc w:val="left"/>
+      </w:pPr>
+      <w:r>
+        <w:rPr>
+          <w:b/>
+          <w:bCs/>
+        </w:rPr>
+        <w:t xml:space="preserve">So D5's description is correct and the objection to it is withdrawn.</w:t>
+      </w:r>
+      <w:r>
+        <w:t xml:space="preserve"> "A g above the ceiling means the classical kernel is under-regularised in the g computation" is right at the lambdas that matter. The warning text in </w:t>
+      </w:r>
+      <w:r>
+        <w:rPr>
+          <w:rFonts w:ascii="Consolas" w:cs="Consolas" w:eastAsia="Consolas" w:hAnsi="Consolas"/>
+          <w:sz w:val="19"/>
+          <w:szCs w:val="19"/>
+        </w:rPr>
+        <w:t xml:space="preserve">src/qbench/kernels/geometric_difference.py</w:t>
+      </w:r>
+      <w:r>
+        <w:t xml:space="preserve"> stands. The reason the classical factor looked inert at lambda = 0.1 is that its cap there is only 2.5 and most kernels sit against it, leaving little variance; at 1e-4 the cap is 2,500 and kernels differ enormously in how near they get.</w:t>
+      </w:r>
+    </w:p>
+    <w:p>
+      <w:pPr>
+        <w:spacing w:after="140"/>
+        <w:jc w:val="left"/>
+      </w:pPr>
+      <w:r>
+        <w:t xml:space="preserve">It follows that the exclusion at small lambda selects mainly on the </w:t>
+      </w:r>
+      <w:r>
+        <w:rPr>
+          <w:b/>
+          <w:bCs/>
+        </w:rPr>
+        <w:t xml:space="preserve">classical</w:t>
+      </w:r>
+      <w:r>
+        <w:t xml:space="preserve"> kernel's conditioning relative to lambda, not on a property of the quantum arm. That is what a regularisation safeguard is meant to do, and the claim in section 3 above is a range-restriction problem rather than selection on the outcome.</w:t>
+      </w:r>
+    </w:p>
+    <w:p>
+      <w:pPr>
+        <w:spacing w:after="140"/>
+        <w:jc w:val="left"/>
+      </w:pPr>
+      <w:r>
+        <w:t xml:space="preserve">What survives of the three attempts: the bound holds in 960/960, and its looseness is the alignment term, with median g/bound from 0.43 to 0.28 and rho(g/bound, alignment) from +0.773 to +0.885 at p between 6e-49 and 4e-81.</w:t>
+      </w:r>
+    </w:p>
+    <w:p>
+      <w:pPr>
+        <w:spacing w:after="140"/>
+        <w:jc w:val="left"/>
+      </w:pPr>
+      <w:r>
+        <w:rPr>
+          <w:b/>
+          <w:bCs/>
+        </w:rPr>
+        <w:t xml:space="preserve">One further caveat on the falsifier, which was badly designed.</w:t>
+      </w:r>
+      <w:r>
+        <w:t xml:space="preserve"> At lambda = 1e-3 and 1e-4 the necessary condition is satisfied by all 240 sampled observations, so zero false negatives is guaranteed by the test rather than earned. At 1e-2 the condition holds for 195 of 240, so catching all 11 breaches carries p of about 0.11 under random assignment. At 1e-1 the sample contained no breaches at all. The condition is verified as algebra and is </w:t>
+      </w:r>
+      <w:r>
+        <w:rPr>
+          <w:b/>
+          <w:bCs/>
+        </w:rPr>
+        <w:t xml:space="preserve">not</w:t>
+      </w:r>
+      <w:r>
+        <w:t xml:space="preserve"> corroborated as an explanation by that count.</w:t>
+      </w:r>
+    </w:p>
+    <w:p>
+      <w:pPr>
+        <w:pStyle w:val="Heading2"/>
+        <w:spacing w:after="100" w:before="200"/>
+      </w:pPr>
+      <w:r>
+        <w:rPr>
+          <w:b/>
+          <w:bCs/>
+          <w:color w:val="000000"/>
+          <w:sz w:val="22"/>
+          <w:szCs w:val="22"/>
+        </w:rPr>
+        <w:t xml:space="preserve">5. Two pre-declared warnings that fired exactly as written</w:t>
+      </w:r>
+    </w:p>
+    <w:p>
+      <w:pPr>
+        <w:spacing w:after="140"/>
+        <w:jc w:val="left"/>
+      </w:pPr>
+      <w:r>
+        <w:t xml:space="preserve">D8's degenerate-partition clause: at lambda = 1e-2, H3 put 349 units above the g = 2 split and </w:t>
+      </w:r>
+      <w:r>
+        <w:rPr>
+          <w:b/>
+          <w:bCs/>
+        </w:rPr>
+        <w:t xml:space="preserve">1</w:t>
+      </w:r>
+      <w:r>
+        <w:t xml:space="preserve"> below, so it is reported NOT ESTIMABLE rather than as a null. A fixed threshold that stops partitioning the data has stopped being a test.</w:t>
+      </w:r>
+    </w:p>
+    <w:p>
+      <w:pPr>
+        <w:spacing w:after="140"/>
+        <w:jc w:val="left"/>
+      </w:pPr>
+      <w:r>
+        <w:t xml:space="preserve">D7's aggregation check: per-seed rho at lambda = 1e-3 is -0.0233 at p = 0.23 against the unit-level -0.3814 at p = 2.09e-04. Part of that gap is a population difference rather than aggregation, because the per-seed version retains surviving seeds from units the unit-level version discarded whole. Both are reported; the 360-unit version remains the confirmatory one.</w:t>
+      </w:r>
+    </w:p>
+    <w:p>
+      <w:pPr>
+        <w:pStyle w:val="Heading2"/>
+        <w:spacing w:after="100" w:before="200"/>
+      </w:pPr>
+      <w:r>
+        <w:rPr>
+          <w:b/>
+          <w:bCs/>
+          <w:color w:val="000000"/>
+          <w:sz w:val="22"/>
+          <w:szCs w:val="22"/>
+        </w:rPr>
+        <w:t xml:space="preserve">6. H3's direction, and what it says about the hypothesis being tested</w:t>
+      </w:r>
+    </w:p>
+    <w:p>
+      <w:pPr>
+        <w:spacing w:after="140"/>
+        <w:jc w:val="left"/>
+      </w:pPr>
+      <w:r>
+        <w:t xml:space="preserve">At lambda = 0.1, median |observed difference| is </w:t>
+      </w:r>
+      <w:r>
+        <w:rPr>
+          <w:b/>
+          <w:bCs/>
+        </w:rPr>
+        <w:t xml:space="preserve">0.0235 above</w:t>
+      </w:r>
+      <w:r>
+        <w:t xml:space="preserve"> the g = 2 split and </w:t>
+      </w:r>
+      <w:r>
+        <w:rPr>
+          <w:b/>
+          <w:bCs/>
+        </w:rPr>
+        <w:t xml:space="preserve">0.0777 below</w:t>
+      </w:r>
+      <w:r>
+        <w:t xml:space="preserve"> it, a gap of -0.0542 with CI [-0.1056, -0.0191], rank-biserial -0.387, p = 7.93e-07, and the signed secondary rejects at p = 2.17e-06. </w:t>
+      </w:r>
+      <w:r>
+        <w:rPr>
+          <w:b/>
+          <w:bCs/>
+        </w:rPr>
+        <w:t xml:space="preserve">High g goes with smaller differences.</w:t>
+      </w:r>
+      <w:r>
+        <w:t xml:space="preserve"> The prediction under test is that a large geometric difference is what permits a large quantum advantage.</w:t>
+      </w:r>
+    </w:p>
+    <w:p>
+      <w:pPr>
+        <w:spacing w:after="140"/>
+        <w:jc w:val="left"/>
+      </w:pPr>
+      <w:r>
+        <w:t xml:space="preserve">At lambda-from-C, the rule section 6 actually registered, rho = -0.0145 at p = 0.81 with 2,893 of 7,200 observations breaching and D8(b)'s subset flipping sign. The registered lambda rule yields no relationship in either direction, which is the case D5 made in advance.</w:t>
+      </w:r>
+    </w:p>
+    <w:p>
+      <w:pPr>
+        <w:pStyle w:val="Heading2"/>
+        <w:spacing w:after="100" w:before="200"/>
+      </w:pPr>
+      <w:r>
+        <w:rPr>
+          <w:b/>
+          <w:bCs/>
+          <w:color w:val="000000"/>
+          <w:sz w:val="22"/>
+          <w:szCs w:val="22"/>
+        </w:rPr>
+        <w:t xml:space="preserve">7. What this does not change</w:t>
+      </w:r>
+    </w:p>
+    <w:p>
+      <w:pPr>
+        <w:spacing w:after="140"/>
+        <w:jc w:val="left"/>
+      </w:pPr>
+      <w:r>
+        <w:t xml:space="preserve">The verdict in section 1. H2's statistic, alpha, two-sidedness and single-test status. H3's threshold of g = 2. D5's frozen lambda sweep and ceiling rule, whose description of what a breach means is confirmed here rather than corrected. D7's median aggregation and its sensitivity check. D8's three fixes. D9's confound, which stands over every correlation above: the observed difference comes from the arm where the quantum side was frozen at bandwidth 1.0 while the classical side tuned freely.</w:t>
+      </w:r>
+    </w:p>
+    <w:p>
+      <w:pPr>
+        <w:spacing w:after="140"/>
+        <w:jc w:val="left"/>
+      </w:pPr>
+      <w:r>
+        <w:t xml:space="preserve">No breach-tolerance threshold is introduced. D5's rule is recorded as unsatisfiable under its strict reading and as ambiguous between two readings, and that is all. Choosing a tolerance now, with the result in view, is the error D5 itself warned against when it refused to pick the lambda that made g behave. If a future study wants a breach-tolerant rule it registers one before its data exists.</w:t>
       </w:r>
     </w:p>
     <w:sectPr>

--- a/docs/deviations.docx
+++ b/docs/deviations.docx
@@ -9196,6 +9196,611 @@
       </w:pPr>
       <w:r>
         <w:t xml:space="preserve">No breach-tolerance threshold is introduced. D5's rule is recorded as unsatisfiable under its strict reading and as ambiguous between two readings, and that is all. Choosing a tolerance now, with the result in view, is the error D5 itself warned against when it refused to pick the lambda that made g behave. If a future study wants a breach-tolerant rule it registers one before its data exists.</w:t>
+      </w:r>
+    </w:p>
+    <w:p>
+      <w:pPr>
+        <w:spacing w:after="120" w:before="120"/>
+      </w:pPr>
+    </w:p>
+    <w:p>
+      <w:pPr>
+        <w:pStyle w:val="Heading1"/>
+        <w:spacing w:after="140" w:before="280"/>
+      </w:pPr>
+      <w:r>
+        <w:rPr>
+          <w:b/>
+          <w:bCs/>
+          <w:color w:val="000000"/>
+          <w:sz w:val="24"/>
+          <w:szCs w:val="24"/>
+        </w:rPr>
+        <w:t xml:space="preserve">D11 — the pre-registration was never registered, and said it was for five days</w:t>
+      </w:r>
+    </w:p>
+    <w:p>
+      <w:pPr>
+        <w:spacing w:after="140"/>
+        <w:jc w:val="left"/>
+      </w:pPr>
+      <w:r>
+        <w:rPr>
+          <w:b/>
+          <w:bCs/>
+        </w:rPr>
+        <w:t xml:space="preserve">Date:</w:t>
+      </w:r>
+      <w:r>
+        <w:t xml:space="preserve"> 29 September 2026 </w:t>
+      </w:r>
+      <w:r>
+        <w:rPr>
+          <w:b/>
+          <w:bCs/>
+        </w:rPr>
+        <w:t xml:space="preserve">Status:</w:t>
+      </w:r>
+      <w:r>
+        <w:t xml:space="preserve"> Correction to a </w:t>
+      </w:r>
+      <w:r>
+        <w:rPr>
+          <w:b/>
+          <w:bCs/>
+        </w:rPr>
+        <w:t xml:space="preserve">false factual claim about this document's own provenance</w:t>
+      </w:r>
+      <w:r>
+        <w:t xml:space="preserve">, not to its design. No hypothesis, threshold, decision rule or power figure is touched. </w:t>
+      </w:r>
+      <w:r>
+        <w:rPr>
+          <w:b/>
+          <w:bCs/>
+        </w:rPr>
+        <w:t xml:space="preserve">Affects:</w:t>
+      </w:r>
+      <w:r>
+        <w:t xml:space="preserve"> </w:t>
+      </w:r>
+      <w:r>
+        <w:rPr>
+          <w:rFonts w:ascii="Consolas" w:cs="Consolas" w:eastAsia="Consolas" w:hAnsi="Consolas"/>
+          <w:sz w:val="19"/>
+          <w:szCs w:val="19"/>
+        </w:rPr>
+        <w:t xml:space="preserve">docs/pre-registration.md</w:t>
+      </w:r>
+      <w:r>
+        <w:t xml:space="preserve"> header and closing line, </w:t>
+      </w:r>
+      <w:r>
+        <w:rPr>
+          <w:rFonts w:ascii="Consolas" w:cs="Consolas" w:eastAsia="Consolas" w:hAnsi="Consolas"/>
+          <w:sz w:val="19"/>
+          <w:szCs w:val="19"/>
+        </w:rPr>
+        <w:t xml:space="preserve">README.md</w:t>
+      </w:r>
+      <w:r>
+        <w:t xml:space="preserve">, and the standing of every record in this file that rests on commit ordering.</w:t>
+      </w:r>
+    </w:p>
+    <w:p>
+      <w:pPr>
+        <w:pStyle w:val="Heading2"/>
+        <w:spacing w:after="100" w:before="200"/>
+      </w:pPr>
+      <w:r>
+        <w:rPr>
+          <w:b/>
+          <w:bCs/>
+          <w:color w:val="000000"/>
+          <w:sz w:val="22"/>
+          <w:szCs w:val="22"/>
+        </w:rPr>
+        <w:t xml:space="preserve">What it said, and for how long</w:t>
+      </w:r>
+    </w:p>
+    <w:p>
+      <w:pPr>
+        <w:spacing w:after="140"/>
+        <w:jc w:val="left"/>
+      </w:pPr>
+      <w:r>
+        <w:t xml:space="preserve">Three statements were live on a public GitHub repository from 24 September to 29 September 2026:</w:t>
+      </w:r>
+    </w:p>
+    <w:p>
+      <w:pPr>
+        <w:spacing w:after="80"/>
+        <w:ind w:left="360" w:hanging="240"/>
+      </w:pPr>
+      <w:r>
+        <w:t xml:space="preserve">1.  Header: </w:t>
+      </w:r>
+      <w:r>
+        <w:rPr>
+          <w:b/>
+          <w:bCs/>
+        </w:rPr>
+        <w:t xml:space="preserve">"Version 1.0. Registered 24 September 2026."</w:t>
+      </w:r>
+    </w:p>
+    <w:p>
+      <w:pPr>
+        <w:spacing w:after="80"/>
+        <w:ind w:left="360" w:hanging="240"/>
+      </w:pPr>
+      <w:r>
+        <w:t xml:space="preserve">2.  Section preamble: "This document </w:t>
+      </w:r>
+      <w:r>
+        <w:rPr>
+          <w:b/>
+          <w:bCs/>
+        </w:rPr>
+        <w:t xml:space="preserve">is registered</w:t>
+      </w:r>
+      <w:r>
+        <w:t xml:space="preserve"> before any quantum kernel</w:t>
+      </w:r>
+    </w:p>
+    <w:p>
+      <w:pPr>
+        <w:spacing w:after="140"/>
+        <w:jc w:val="left"/>
+      </w:pPr>
+      <w:r>
+        <w:t xml:space="preserve">has been evaluated on real data."</w:t>
+      </w:r>
+    </w:p>
+    <w:p>
+      <w:pPr>
+        <w:spacing w:after="80"/>
+        <w:ind w:left="360" w:hanging="240"/>
+      </w:pPr>
+      <w:r>
+        <w:t xml:space="preserve">3.  Closing line: **"Registered at OSF. Any version of this document other than</w:t>
+      </w:r>
+    </w:p>
+    <w:p>
+      <w:pPr>
+        <w:spacing w:after="140"/>
+        <w:jc w:val="left"/>
+      </w:pPr>
+      <w:r>
+        <w:t xml:space="preserve">the registered one is a draft."**</w:t>
+      </w:r>
+    </w:p>
+    <w:p>
+      <w:pPr>
+        <w:spacing w:after="140"/>
+        <w:jc w:val="left"/>
+      </w:pPr>
+      <w:r>
+        <w:rPr>
+          <w:b/>
+          <w:bCs/>
+        </w:rPr>
+        <w:t xml:space="preserve">None of it was true.</w:t>
+      </w:r>
+      <w:r>
+        <w:t xml:space="preserve"> There is no OSF registration. There is no OSF identifier, DOI or external record of any kind anywhere in this repository, and none was ever created. The document was written, committed at </w:t>
+      </w:r>
+      <w:r>
+        <w:rPr>
+          <w:rFonts w:ascii="Consolas" w:cs="Consolas" w:eastAsia="Consolas" w:hAnsi="Consolas"/>
+          <w:sz w:val="19"/>
+          <w:szCs w:val="19"/>
+        </w:rPr>
+        <w:t xml:space="preserve">61f7db9</w:t>
+      </w:r>
+      <w:r>
+        <w:t xml:space="preserve">, pushed, and never registered anywhere.</w:t>
+      </w:r>
+    </w:p>
+    <w:p>
+      <w:pPr>
+        <w:spacing w:after="140"/>
+        <w:jc w:val="left"/>
+      </w:pPr>
+      <w:r>
+        <w:t xml:space="preserve">Those five days covered five weekly records, ten deviation records, the publication of </w:t>
+      </w:r>
+      <w:r>
+        <w:rPr>
+          <w:rFonts w:ascii="Consolas" w:cs="Consolas" w:eastAsia="Consolas" w:hAnsi="Consolas"/>
+          <w:sz w:val="19"/>
+          <w:szCs w:val="19"/>
+        </w:rPr>
+        <w:t xml:space="preserve">docs/audit-protocol.md</w:t>
+      </w:r>
+      <w:r>
+        <w:t xml:space="preserve">, and contact with three named researchers about a protocol for auditing other people's methodology.</w:t>
+      </w:r>
+    </w:p>
+    <w:p>
+      <w:pPr>
+        <w:pStyle w:val="Heading2"/>
+        <w:spacing w:after="100" w:before="200"/>
+      </w:pPr>
+      <w:r>
+        <w:rPr>
+          <w:b/>
+          <w:bCs/>
+          <w:color w:val="000000"/>
+          <w:sz w:val="22"/>
+          <w:szCs w:val="22"/>
+        </w:rPr>
+        <w:t xml:space="preserve">How it was allowed to stand</w:t>
+      </w:r>
+    </w:p>
+    <w:p>
+      <w:pPr>
+        <w:spacing w:after="140"/>
+        <w:jc w:val="left"/>
+      </w:pPr>
+      <w:r>
+        <w:t xml:space="preserve">This was not overlooked. It was tracked and then lost.</w:t>
+      </w:r>
+    </w:p>
+    <w:p>
+      <w:pPr>
+        <w:pStyle w:val="ListParagraph"/>
+        <w:numPr>
+          <w:ilvl w:val="0"/>
+          <w:numId w:val="1"/>
+        </w:numPr>
+        <w:spacing w:after="80"/>
+      </w:pPr>
+      <w:r>
+        <w:rPr>
+          <w:b/>
+          <w:bCs/>
+        </w:rPr>
+        <w:t xml:space="preserve">Week 1, section on open items:</w:t>
+      </w:r>
+      <w:r>
+        <w:t xml:space="preserve"> "If the paper is going to claim the</w:t>
+      </w:r>
+    </w:p>
+    <w:p>
+      <w:pPr>
+        <w:spacing w:after="140"/>
+        <w:jc w:val="left"/>
+      </w:pPr>
+      <w:r>
+        <w:t xml:space="preserve">predicted direction was fixed before the results came in, GitHub commit dates are weak evidence because they are author-controlled. An OSF registration or a published hash is the credible version. </w:t>
+      </w:r>
+      <w:r>
+        <w:rPr>
+          <w:b/>
+          <w:bCs/>
+        </w:rPr>
+        <w:t xml:space="preserve">Needs deciding before week 6, not after.</w:t>
+      </w:r>
+      <w:r>
+        <w:t xml:space="preserve">"</w:t>
+      </w:r>
+    </w:p>
+    <w:p>
+      <w:pPr>
+        <w:pStyle w:val="ListParagraph"/>
+        <w:numPr>
+          <w:ilvl w:val="0"/>
+          <w:numId w:val="1"/>
+        </w:numPr>
+        <w:spacing w:after="80"/>
+      </w:pPr>
+      <w:r>
+        <w:rPr>
+          <w:b/>
+          <w:bCs/>
+        </w:rPr>
+        <w:t xml:space="preserve">Week 2:</w:t>
+      </w:r>
+      <w:r>
+        <w:t xml:space="preserve"> repeated verbatim.</w:t>
+      </w:r>
+    </w:p>
+    <w:p>
+      <w:pPr>
+        <w:pStyle w:val="ListParagraph"/>
+        <w:numPr>
+          <w:ilvl w:val="0"/>
+          <w:numId w:val="1"/>
+        </w:numPr>
+        <w:spacing w:after="80"/>
+      </w:pPr>
+      <w:r>
+        <w:rPr>
+          <w:b/>
+          <w:bCs/>
+        </w:rPr>
+        <w:t xml:space="preserve">Week 3:</w:t>
+      </w:r>
+      <w:r>
+        <w:t xml:space="preserve"> "The pre-registration mechanism, OSF or a published hash, is still</w:t>
+      </w:r>
+    </w:p>
+    <w:p>
+      <w:pPr>
+        <w:spacing w:after="140"/>
+        <w:jc w:val="left"/>
+      </w:pPr>
+      <w:r>
+        <w:t xml:space="preserve">unchosen."</w:t>
+      </w:r>
+    </w:p>
+    <w:p>
+      <w:pPr>
+        <w:pStyle w:val="ListParagraph"/>
+        <w:numPr>
+          <w:ilvl w:val="0"/>
+          <w:numId w:val="1"/>
+        </w:numPr>
+        <w:spacing w:after="80"/>
+      </w:pPr>
+      <w:r>
+        <w:rPr>
+          <w:b/>
+          <w:bCs/>
+        </w:rPr>
+        <w:t xml:space="preserve">Week 4:</w:t>
+      </w:r>
+      <w:r>
+        <w:t xml:space="preserve"> "</w:t>
+      </w:r>
+      <w:r>
+        <w:rPr>
+          <w:b/>
+          <w:bCs/>
+        </w:rPr>
+        <w:t xml:space="preserve">Hold this until section 15 is resolved</w:t>
+      </w:r>
+      <w:r>
+        <w:t xml:space="preserve">: registering a design</w:t>
+      </w:r>
+    </w:p>
+    <w:p>
+      <w:pPr>
+        <w:spacing w:after="140"/>
+        <w:jc w:val="left"/>
+      </w:pPr>
+      <w:r>
+        <w:t xml:space="preserve">whose central question has been answered elsewhere would be worse than not registering." That hold was correct at the time.</w:t>
+      </w:r>
+    </w:p>
+    <w:p>
+      <w:pPr>
+        <w:pStyle w:val="ListParagraph"/>
+        <w:numPr>
+          <w:ilvl w:val="0"/>
+          <w:numId w:val="1"/>
+        </w:numPr>
+        <w:spacing w:after="80"/>
+      </w:pPr>
+      <w:r>
+        <w:rPr>
+          <w:b/>
+          <w:bCs/>
+        </w:rPr>
+        <w:t xml:space="preserve">Week 5:</w:t>
+      </w:r>
+      <w:r>
+        <w:t xml:space="preserve"> "OSF registration, on hold pending that rewrite." The rewrite meant</w:t>
+      </w:r>
+    </w:p>
+    <w:p>
+      <w:pPr>
+        <w:spacing w:after="140"/>
+        <w:jc w:val="left"/>
+      </w:pPr>
+      <w:r>
+        <w:t xml:space="preserve">is the pre-registration section 1 rewrite. </w:t>
+      </w:r>
+      <w:r>
+        <w:rPr>
+          <w:b/>
+          <w:bCs/>
+        </w:rPr>
+        <w:t xml:space="preserve">D6 states the pre-registration is never edited, and week 6 records that rewrite being proposed four times by the assistant and never actually being required by anything.</w:t>
+      </w:r>
+    </w:p>
+    <w:p>
+      <w:pPr>
+        <w:spacing w:after="140"/>
+        <w:jc w:val="left"/>
+      </w:pPr>
+      <w:r>
+        <w:t xml:space="preserve">So from week 6 onward the hold rested on a premise that had already been withdrawn, while the document went on asserting that the registration existed. The claim was written on 24 September in the expectation that registration would follow within days, and nothing in the project's own process caught the gap between the assertion and the act.</w:t>
+      </w:r>
+    </w:p>
+    <w:p>
+      <w:pPr>
+        <w:pStyle w:val="Heading2"/>
+        <w:spacing w:after="100" w:before="200"/>
+      </w:pPr>
+      <w:r>
+        <w:rPr>
+          <w:b/>
+          <w:bCs/>
+          <w:color w:val="000000"/>
+          <w:sz w:val="22"/>
+          <w:szCs w:val="22"/>
+        </w:rPr>
+        <w:t xml:space="preserve">What the timestamp evidence actually is</w:t>
+      </w:r>
+    </w:p>
+    <w:p>
+      <w:pPr>
+        <w:spacing w:after="140"/>
+        <w:jc w:val="left"/>
+      </w:pPr>
+      <w:r>
+        <w:rPr>
+          <w:rFonts w:ascii="Consolas" w:cs="Consolas" w:eastAsia="Consolas" w:hAnsi="Consolas"/>
+          <w:sz w:val="19"/>
+          <w:szCs w:val="19"/>
+        </w:rPr>
+        <w:t xml:space="preserve">61f7db9</w:t>
+      </w:r>
+      <w:r>
+        <w:t xml:space="preserve">, on a public repository, pushed 24 September 2026, unedited since apart from this correction. </w:t>
+      </w:r>
+      <w:r>
+        <w:rPr>
+          <w:b/>
+          <w:bCs/>
+        </w:rPr>
+        <w:t xml:space="preserve">Git commit dates are set by the author and the history can be rewritten with a force-push.</w:t>
+      </w:r>
+      <w:r>
+        <w:t xml:space="preserve"> That is the whole of it.</w:t>
+      </w:r>
+    </w:p>
+    <w:p>
+      <w:pPr>
+        <w:spacing w:after="140"/>
+        <w:jc w:val="left"/>
+      </w:pPr>
+      <w:r>
+        <w:t xml:space="preserve">This matters beyond the pre-registration, and the cost falls on this file. D5, D7, D8 and D9 each turn on having been written </w:t>
+      </w:r>
+      <w:r>
+        <w:rPr>
+          <w:b/>
+          <w:bCs/>
+        </w:rPr>
+        <w:t xml:space="preserve">before</w:t>
+      </w:r>
+      <w:r>
+        <w:t xml:space="preserve"> particular data existed, and D8, D9 and the sweep commits say so explicitly. The evidence for every one of those orderings is commit sequence in a repository the author controls. That is weaker than these records have implied, and it is now stated plainly here rather than left for a reader to notice.</w:t>
+      </w:r>
+    </w:p>
+    <w:p>
+      <w:pPr>
+        <w:spacing w:after="140"/>
+        <w:jc w:val="left"/>
+      </w:pPr>
+      <w:r>
+        <w:t xml:space="preserve">The internal ordering is still not worthless. Some of it is self-witnessing: D8 predicted that H3 would become NOT ESTIMABLE at some lambda because a fixed threshold would stop partitioning the data, and lambda = 1e-2 then produced 349 units above the split and 1 below. D7 predicted that a mean over seeds would let one heavy-tailed seed carry a unit, and D10 records the per-seed and unit-level results diverging exactly where it said they would. A prediction that specific, written into a file and then matched by output, is hard to construct after the fact. But "hard to construct" is not "timestamped by a third party," and the difference is the point of registering in the first place.</w:t>
+      </w:r>
+    </w:p>
+    <w:p>
+      <w:pPr>
+        <w:pStyle w:val="Heading2"/>
+        <w:spacing w:after="100" w:before="200"/>
+      </w:pPr>
+      <w:r>
+        <w:rPr>
+          <w:b/>
+          <w:bCs/>
+          <w:color w:val="000000"/>
+          <w:sz w:val="22"/>
+          <w:szCs w:val="22"/>
+        </w:rPr>
+        <w:t xml:space="preserve">What is NOT done, and why</w:t>
+      </w:r>
+    </w:p>
+    <w:p>
+      <w:pPr>
+        <w:spacing w:after="140"/>
+        <w:jc w:val="left"/>
+      </w:pPr>
+      <w:r>
+        <w:rPr>
+          <w:b/>
+          <w:bCs/>
+        </w:rPr>
+        <w:t xml:space="preserve">No OSF registration is being created now.</w:t>
+      </w:r>
+      <w:r>
+        <w:t xml:space="preserve"> An OSF record dated 29 September 2026, attached to a document whose header claimed 24 September, with the study's results already computed and committed, would be checkable by anyone and would read as backdating. It would convert an honest absence into an apparent misrepresentation. The absence is reported instead.</w:t>
+      </w:r>
+    </w:p>
+    <w:p>
+      <w:pPr>
+        <w:spacing w:after="140"/>
+        <w:jc w:val="left"/>
+      </w:pPr>
+      <w:r>
+        <w:rPr>
+          <w:b/>
+          <w:bCs/>
+        </w:rPr>
+        <w:t xml:space="preserve">The design text is unchanged.</w:t>
+      </w:r>
+      <w:r>
+        <w:t xml:space="preserve"> D6 established that the pre-registration is never edited and that errors in it are corrected by records here, so that the design cannot be retrofitted to results. That rule protects the design. It does not require a repository to keep asserting a fact that is untrue, and the three statements corrected above say nothing about hypotheses, thresholds, power or decision rules. The corrected text states what the old text said and for how long, so the edit is self-documenting on the page rather than only in this file.</w:t>
+      </w:r>
+    </w:p>
+    <w:p>
+      <w:pPr>
+        <w:pStyle w:val="Heading2"/>
+        <w:spacing w:after="100" w:before="200"/>
+      </w:pPr>
+      <w:r>
+        <w:rPr>
+          <w:b/>
+          <w:bCs/>
+          <w:color w:val="000000"/>
+          <w:sz w:val="22"/>
+          <w:szCs w:val="22"/>
+        </w:rPr>
+        <w:t xml:space="preserve">Open</w:t>
+      </w:r>
+    </w:p>
+    <w:p>
+      <w:pPr>
+        <w:spacing w:after="140"/>
+        <w:jc w:val="left"/>
+      </w:pPr>
+      <w:r>
+        <w:t xml:space="preserve">Whether </w:t>
+      </w:r>
+      <w:r>
+        <w:rPr>
+          <w:b/>
+          <w:bCs/>
+        </w:rPr>
+        <w:t xml:space="preserve">Software Heritage</w:t>
+      </w:r>
+      <w:r>
+        <w:t xml:space="preserve"> crawled </w:t>
+      </w:r>
+      <w:r>
+        <w:rPr>
+          <w:rFonts w:ascii="Consolas" w:cs="Consolas" w:eastAsia="Consolas" w:hAnsi="Consolas"/>
+          <w:sz w:val="19"/>
+          <w:szCs w:val="19"/>
+        </w:rPr>
+        <w:t xml:space="preserve">github.com/jnchowdary/qml-benchmark-lab</w:t>
+      </w:r>
+      <w:r>
+        <w:t xml:space="preserve"> between 24 and 29 September 2026. It archives public repositories and records its own visit dates, which the author does not control, so a successful visit in that window would be genuine third-party evidence that the pre-registration existed in its current form before the H2/H3 results did. To be checked at </w:t>
+      </w:r>
+      <w:r>
+        <w:rPr>
+          <w:rFonts w:ascii="Consolas" w:cs="Consolas" w:eastAsia="Consolas" w:hAnsi="Consolas"/>
+          <w:sz w:val="19"/>
+          <w:szCs w:val="19"/>
+        </w:rPr>
+        <w:t xml:space="preserve">archive.softwareheritage.org</w:t>
+      </w:r>
+      <w:r>
+        <w:t xml:space="preserve">; if a visit exists it is recorded here as an amendment with the date and snapshot id, and if it does not, a save can be triggered which timestamps everything from that point forward without pretending to cover the past.</w:t>
+      </w:r>
+    </w:p>
+    <w:p>
+      <w:pPr>
+        <w:spacing w:after="140"/>
+        <w:jc w:val="left"/>
+      </w:pPr>
+      <w:r>
+        <w:t xml:space="preserve">Whether to seek a registration at all for the remainder of the project, given that weeks 8 to 12 are writing and hardware runs rather than new confirmatory tests, is a separate decision and is not taken here.</w:t>
       </w:r>
     </w:p>
     <w:sectPr>

--- a/docs/deviations.docx
+++ b/docs/deviations.docx
@@ -9801,6 +9801,237 @@
       </w:pPr>
       <w:r>
         <w:t xml:space="preserve">Whether to seek a registration at all for the remainder of the project, given that weeks 8 to 12 are writing and hardware runs rather than new confirmatory tests, is a separate decision and is not taken here.</w:t>
+      </w:r>
+    </w:p>
+    <w:p>
+      <w:pPr>
+        <w:pStyle w:val="Heading2"/>
+        <w:spacing w:after="100" w:before="200"/>
+      </w:pPr>
+      <w:r>
+        <w:rPr>
+          <w:b/>
+          <w:bCs/>
+          <w:color w:val="000000"/>
+          <w:sz w:val="22"/>
+          <w:szCs w:val="22"/>
+        </w:rPr>
+        <w:t xml:space="preserve">Amendment, 29 September 2026, 17:44: Software Heritage has never archived this repository</w:t>
+      </w:r>
+    </w:p>
+    <w:p>
+      <w:pPr>
+        <w:spacing w:after="140"/>
+        <w:jc w:val="left"/>
+      </w:pPr>
+      <w:r>
+        <w:t xml:space="preserve">The open item above is closed, in the unfavourable direction. Queried at</w:t>
+      </w:r>
+    </w:p>
+    <w:p>
+      <w:pPr>
+        <w:spacing w:after="40" w:before="40"/>
+        <w:ind w:left="360"/>
+      </w:pPr>
+      <w:r>
+        <w:rPr>
+          <w:rFonts w:ascii="Consolas" w:cs="Consolas" w:eastAsia="Consolas" w:hAnsi="Consolas"/>
+          <w:sz w:val="19"/>
+          <w:szCs w:val="19"/>
+        </w:rPr>
+        <w:t xml:space="preserve">https://archive.softwareheritage.org/api/1/origin/https://github.com/jnchowdary/qml-benchmark-lab/visits/</w:t>
+      </w:r>
+    </w:p>
+    <w:p>
+      <w:pPr>
+        <w:spacing w:after="120"/>
+      </w:pPr>
+    </w:p>
+    <w:p>
+      <w:pPr>
+        <w:spacing w:after="140"/>
+        <w:jc w:val="left"/>
+      </w:pPr>
+      <w:r>
+        <w:t xml:space="preserve">the response is </w:t>
+      </w:r>
+      <w:r>
+        <w:rPr>
+          <w:b/>
+          <w:bCs/>
+        </w:rPr>
+        <w:t xml:space="preserve">HTTP 404</w:t>
+      </w:r>
+      <w:r>
+        <w:t xml:space="preserve">:</w:t>
+      </w:r>
+    </w:p>
+    <w:p>
+      <w:pPr>
+        <w:spacing w:after="40" w:before="40"/>
+        <w:ind w:left="360"/>
+      </w:pPr>
+      <w:r>
+        <w:rPr>
+          <w:rFonts w:ascii="Consolas" w:cs="Consolas" w:eastAsia="Consolas" w:hAnsi="Consolas"/>
+          <w:sz w:val="19"/>
+          <w:szCs w:val="19"/>
+        </w:rPr>
+        <w:t xml:space="preserve">{</w:t>
+      </w:r>
+    </w:p>
+    <w:p>
+      <w:pPr>
+        <w:spacing w:after="40" w:before="40"/>
+        <w:ind w:left="360"/>
+      </w:pPr>
+      <w:r>
+        <w:rPr>
+          <w:rFonts w:ascii="Consolas" w:cs="Consolas" w:eastAsia="Consolas" w:hAnsi="Consolas"/>
+          <w:sz w:val="19"/>
+          <w:szCs w:val="19"/>
+        </w:rPr>
+        <w:t xml:space="preserve">    "exception": "NotFoundExc",</w:t>
+      </w:r>
+    </w:p>
+    <w:p>
+      <w:pPr>
+        <w:spacing w:after="40" w:before="40"/>
+        <w:ind w:left="360"/>
+      </w:pPr>
+      <w:r>
+        <w:rPr>
+          <w:rFonts w:ascii="Consolas" w:cs="Consolas" w:eastAsia="Consolas" w:hAnsi="Consolas"/>
+          <w:sz w:val="19"/>
+          <w:szCs w:val="19"/>
+        </w:rPr>
+        <w:t xml:space="preserve">    "reason": "Origin with url https://github.com/jnchowdary/qml-benchmark-lab not found!"</w:t>
+      </w:r>
+    </w:p>
+    <w:p>
+      <w:pPr>
+        <w:spacing w:after="40" w:before="40"/>
+        <w:ind w:left="360"/>
+      </w:pPr>
+      <w:r>
+        <w:rPr>
+          <w:rFonts w:ascii="Consolas" w:cs="Consolas" w:eastAsia="Consolas" w:hAnsi="Consolas"/>
+          <w:sz w:val="19"/>
+          <w:szCs w:val="19"/>
+        </w:rPr>
+        <w:t xml:space="preserve">}</w:t>
+      </w:r>
+    </w:p>
+    <w:p>
+      <w:pPr>
+        <w:spacing w:after="120"/>
+      </w:pPr>
+    </w:p>
+    <w:p>
+      <w:pPr>
+        <w:spacing w:after="140"/>
+        <w:jc w:val="left"/>
+      </w:pPr>
+      <w:r>
+        <w:t xml:space="preserve">The origin is unknown to Software Heritage. There has been no crawl, so there is no visit date, no snapshot, and </w:t>
+      </w:r>
+      <w:r>
+        <w:rPr>
+          <w:b/>
+          <w:bCs/>
+        </w:rPr>
+        <w:t xml:space="preserve">no third-party timestamp of any kind for this repository or for anything in it.</w:t>
+      </w:r>
+    </w:p>
+    <w:p>
+      <w:pPr>
+        <w:spacing w:after="140"/>
+        <w:jc w:val="left"/>
+      </w:pPr>
+      <w:r>
+        <w:rPr>
+          <w:b/>
+          <w:bCs/>
+        </w:rPr>
+        <w:t xml:space="preserve">Consequence, stated plainly.</w:t>
+      </w:r>
+      <w:r>
+        <w:t xml:space="preserve"> The ordering evidence for </w:t>
+      </w:r>
+      <w:r>
+        <w:rPr>
+          <w:rFonts w:ascii="Consolas" w:cs="Consolas" w:eastAsia="Consolas" w:hAnsi="Consolas"/>
+          <w:sz w:val="19"/>
+          <w:szCs w:val="19"/>
+        </w:rPr>
+        <w:t xml:space="preserve">pre-registration.md</w:t>
+      </w:r>
+      <w:r>
+        <w:t xml:space="preserve"> and for D5, D7, D8 and D9 is commit sequence in a repository the author controls, and there is no external record against which to check it. No amendment strengthening those records is available, and none should be claimed. A reader weighing whether this study's analysis really was fixed before its data has exactly one thing to weigh: the internal consistency of the records themselves, including the specific pre-declarations D10 section 5 documents matching their outcomes.</w:t>
+      </w:r>
+    </w:p>
+    <w:p>
+      <w:pPr>
+        <w:spacing w:after="140"/>
+        <w:jc w:val="left"/>
+      </w:pPr>
+      <w:r>
+        <w:rPr>
+          <w:b/>
+          <w:bCs/>
+        </w:rPr>
+        <w:t xml:space="preserve">What archiving now would and would not do, so the distinction is not blurred later.</w:t>
+      </w:r>
+      <w:r>
+        <w:t xml:space="preserve"> Triggering a Save Code Now creates an immutable third-party copy of the repository as it stands today. That prevents any </w:t>
+      </w:r>
+      <w:r>
+        <w:rPr>
+          <w:b/>
+          <w:bCs/>
+        </w:rPr>
+        <w:t xml:space="preserve">future</w:t>
+      </w:r>
+      <w:r>
+        <w:t xml:space="preserve"> rewriting of this history from passing unnoticed, and from that point the ordering of subsequent commits is witnessed by someone other than the author.</w:t>
+      </w:r>
+    </w:p>
+    <w:p>
+      <w:pPr>
+        <w:spacing w:after="140"/>
+        <w:jc w:val="left"/>
+      </w:pPr>
+      <w:r>
+        <w:t xml:space="preserve">It provides </w:t>
+      </w:r>
+      <w:r>
+        <w:rPr>
+          <w:b/>
+          <w:bCs/>
+        </w:rPr>
+        <w:t xml:space="preserve">essentially no evidence about the pre-registration's date.</w:t>
+      </w:r>
+      <w:r>
+        <w:t xml:space="preserve"> The pre-registration, the g sweep, the H2/H3 result and every deviation record are all in the repository simultaneously as of today, so an archive taken now cannot distinguish a document written on 24 September from one written this afternoon and dated backwards. Nothing retrospective may be claimed from it, and if a Software Heritage snapshot is later cited anywhere in this project, it is cited for what it is: the earliest date on which an independent party is known to have held a copy, which is </w:t>
+      </w:r>
+      <w:r>
+        <w:rPr>
+          <w:b/>
+          <w:bCs/>
+        </w:rPr>
+        <w:t xml:space="preserve">after</w:t>
+      </w:r>
+      <w:r>
+        <w:t xml:space="preserve"> every result reported here.</w:t>
+      </w:r>
+    </w:p>
+    <w:p>
+      <w:pPr>
+        <w:spacing w:after="140"/>
+        <w:jc w:val="left"/>
+      </w:pPr>
+      <w:r>
+        <w:t xml:space="preserve">The forward-looking value is real and is the reason to do it. Weeks 1, 2 and 3 each asked for an external timestamp and it was never set up. Weeks 8 to 12 are writing and hardware runs; if the repository is archived at intervals from now, the ordering of that work is witnessed even though the ordering of weeks 1 to 7 is not.</w:t>
       </w:r>
     </w:p>
     <w:sectPr>

--- a/docs/deviations.docx
+++ b/docs/deviations.docx
@@ -10032,6 +10032,462 @@
       </w:pPr>
       <w:r>
         <w:t xml:space="preserve">The forward-looking value is real and is the reason to do it. Weeks 1, 2 and 3 each asked for an external timestamp and it was never set up. Weeks 8 to 12 are writing and hardware runs; if the repository is archived at intervals from now, the ordering of that work is witnessed even though the ordering of weeks 1 to 7 is not.</w:t>
+      </w:r>
+    </w:p>
+    <w:p>
+      <w:pPr>
+        <w:spacing w:after="120" w:before="120"/>
+      </w:pPr>
+    </w:p>
+    <w:p>
+      <w:pPr>
+        <w:pStyle w:val="Heading1"/>
+        <w:spacing w:after="140" w:before="280"/>
+      </w:pPr>
+      <w:r>
+        <w:rPr>
+          <w:b/>
+          <w:bCs/>
+          <w:color w:val="000000"/>
+          <w:sz w:val="24"/>
+          <w:szCs w:val="24"/>
+        </w:rPr>
+        <w:t xml:space="preserve">D12 — the IBM hardware runs are dropped, one week after the timeline called for them</w:t>
+      </w:r>
+    </w:p>
+    <w:p>
+      <w:pPr>
+        <w:spacing w:after="140"/>
+        <w:jc w:val="left"/>
+      </w:pPr>
+      <w:r>
+        <w:rPr>
+          <w:b/>
+          <w:bCs/>
+        </w:rPr>
+        <w:t xml:space="preserve">Date:</w:t>
+      </w:r>
+      <w:r>
+        <w:t xml:space="preserve"> 29 September 2026 </w:t>
+      </w:r>
+      <w:r>
+        <w:rPr>
+          <w:b/>
+          <w:bCs/>
+        </w:rPr>
+        <w:t xml:space="preserve">Status:</w:t>
+      </w:r>
+      <w:r>
+        <w:t xml:space="preserve"> In force. A departure from the registered </w:t>
+      </w:r>
+      <w:r>
+        <w:rPr>
+          <w:b/>
+          <w:bCs/>
+        </w:rPr>
+        <w:t xml:space="preserve">timeline</w:t>
+      </w:r>
+      <w:r>
+        <w:t xml:space="preserve">, not from any hypothesis, endpoint or decision rule. </w:t>
+      </w:r>
+      <w:r>
+        <w:rPr>
+          <w:b/>
+          <w:bCs/>
+        </w:rPr>
+        <w:t xml:space="preserve">No registered claim depends on it.</w:t>
+      </w:r>
+      <w:r>
+        <w:t xml:space="preserve"> </w:t>
+      </w:r>
+      <w:r>
+        <w:rPr>
+          <w:b/>
+          <w:bCs/>
+        </w:rPr>
+        <w:t xml:space="preserve">Affects:</w:t>
+      </w:r>
+      <w:r>
+        <w:t xml:space="preserve"> Section 13 (timeline). Section 7's backend paragraph is unchanged.</w:t>
+      </w:r>
+    </w:p>
+    <w:p>
+      <w:pPr>
+        <w:pStyle w:val="Heading2"/>
+        <w:spacing w:after="100" w:before="200"/>
+      </w:pPr>
+      <w:r>
+        <w:rPr>
+          <w:b/>
+          <w:bCs/>
+          <w:color w:val="000000"/>
+          <w:sz w:val="22"/>
+          <w:szCs w:val="22"/>
+        </w:rPr>
+        <w:t xml:space="preserve">What was registered</w:t>
+      </w:r>
+    </w:p>
+    <w:p>
+      <w:pPr>
+        <w:spacing w:after="140"/>
+        <w:jc w:val="left"/>
+      </w:pPr>
+      <w:r>
+        <w:t xml:space="preserve">Section 13: *"Weeks 4 ... Week 5 ... Week 6: primary tests. </w:t>
+      </w:r>
+      <w:r>
+        <w:rPr>
+          <w:b/>
+          <w:bCs/>
+        </w:rPr>
+        <w:t xml:space="preserve">Weeks 7 to 8: IBM hardware runs on the primary cells.</w:t>
+      </w:r>
+      <w:r>
+        <w:t xml:space="preserve"> Week 9: statistics and the exploratory sweep. Weeks 10 to 12: writing."*</w:t>
+      </w:r>
+    </w:p>
+    <w:p>
+      <w:pPr>
+        <w:spacing w:after="140"/>
+        <w:jc w:val="left"/>
+      </w:pPr>
+      <w:r>
+        <w:t xml:space="preserve">Section 7 is the only other mention: *"Qiskit is used only as a single-setting cross-check and </w:t>
+      </w:r>
+      <w:r>
+        <w:rPr>
+          <w:b/>
+          <w:bCs/>
+        </w:rPr>
+        <w:t xml:space="preserve">as the route to IBM hardware</w:t>
+      </w:r>
+      <w:r>
+        <w:t xml:space="preserve">; framework wall-clock is never compared across frameworks."*</w:t>
+      </w:r>
+    </w:p>
+    <w:p>
+      <w:pPr>
+        <w:spacing w:after="140"/>
+        <w:jc w:val="left"/>
+      </w:pPr>
+      <w:r>
+        <w:rPr>
+          <w:b/>
+          <w:bCs/>
+        </w:rPr>
+        <w:t xml:space="preserve">That is the whole of it.</w:t>
+      </w:r>
+      <w:r>
+        <w:t xml:space="preserve"> No hypothesis, endpoint, decision rule, power calculation or "what counts as a result" clause refers to hardware anywhere in the document. H1, H2 and H3 are simulator-based, all three have now been tested, and their verdicts stand without a hardware run: H1 disadvantage on churn, H1 not rejected on fraud, H2 and H3 NOT ESTABLISHED.</w:t>
+      </w:r>
+    </w:p>
+    <w:p>
+      <w:pPr>
+        <w:pStyle w:val="Heading2"/>
+        <w:spacing w:after="100" w:before="200"/>
+      </w:pPr>
+      <w:r>
+        <w:rPr>
+          <w:b/>
+          <w:bCs/>
+          <w:color w:val="000000"/>
+          <w:sz w:val="22"/>
+          <w:szCs w:val="22"/>
+        </w:rPr>
+        <w:t xml:space="preserve">What actually happened</w:t>
+      </w:r>
+    </w:p>
+    <w:p>
+      <w:pPr>
+        <w:spacing w:after="140"/>
+        <w:jc w:val="left"/>
+      </w:pPr>
+      <w:r>
+        <w:t xml:space="preserve">Week 7 ended with no hardware runs and </w:t>
+      </w:r>
+      <w:r>
+        <w:rPr>
+          <w:b/>
+          <w:bCs/>
+        </w:rPr>
+        <w:t xml:space="preserve">no hardware code</w:t>
+      </w:r>
+      <w:r>
+        <w:t xml:space="preserve">: nothing in </w:t>
+      </w:r>
+      <w:r>
+        <w:rPr>
+          <w:rFonts w:ascii="Consolas" w:cs="Consolas" w:eastAsia="Consolas" w:hAnsi="Consolas"/>
+          <w:sz w:val="19"/>
+          <w:szCs w:val="19"/>
+        </w:rPr>
+        <w:t xml:space="preserve">scripts/</w:t>
+      </w:r>
+      <w:r>
+        <w:t xml:space="preserve"> references IBM, Qiskit Runtime or a hardware backend. The IBM Quantum allocation was recorded as unconfirmed in week 1, again in week 2, and again in week 3 — </w:t>
+      </w:r>
+      <w:r>
+        <w:rPr>
+          <w:i/>
+          <w:iCs/>
+        </w:rPr>
+        <w:t xml:space="preserve">"The IBM Quantum Open Plan allocation is still unconfirmed"</w:t>
+      </w:r>
+      <w:r>
+        <w:t xml:space="preserve"> — and was never checked. Week 1 also noted that IBM changed the Open Plan in March 2026 and that </w:t>
+      </w:r>
+      <w:r>
+        <w:rPr>
+          <w:i/>
+          <w:iCs/>
+        </w:rPr>
+        <w:t xml:space="preserve">"nobody has checked it."</w:t>
+      </w:r>
+    </w:p>
+    <w:p>
+      <w:pPr>
+        <w:spacing w:after="140"/>
+        <w:jc w:val="left"/>
+      </w:pPr>
+      <w:r>
+        <w:t xml:space="preserve">So this was not deferred by a decision. It was carried as an open item for seven weeks without being decided in either direction, and is being decided now, </w:t>
+      </w:r>
+      <w:r>
+        <w:rPr>
+          <w:b/>
+          <w:bCs/>
+        </w:rPr>
+        <w:t xml:space="preserve">one week after the registered window for it opened and closed</w:t>
+      </w:r>
+      <w:r>
+        <w:t xml:space="preserve">. Whether it was even possible is unknown, because the allocation was never verified.</w:t>
+      </w:r>
+    </w:p>
+    <w:p>
+      <w:pPr>
+        <w:pStyle w:val="Heading2"/>
+        <w:spacing w:after="100" w:before="200"/>
+      </w:pPr>
+      <w:r>
+        <w:rPr>
+          <w:b/>
+          <w:bCs/>
+          <w:color w:val="000000"/>
+          <w:sz w:val="22"/>
+          <w:szCs w:val="22"/>
+        </w:rPr>
+        <w:t xml:space="preserve">Why it is dropped rather than attempted</w:t>
+      </w:r>
+    </w:p>
+    <w:p>
+      <w:pPr>
+        <w:spacing w:after="140"/>
+        <w:jc w:val="left"/>
+      </w:pPr>
+      <w:r>
+        <w:rPr>
+          <w:b/>
+          <w:bCs/>
+        </w:rPr>
+        <w:t xml:space="preserve">The comparison it would measure is confounded.</w:t>
+      </w:r>
+      <w:r>
+        <w:t xml:space="preserve"> D9 records that the registered arm fixes the quantum kernels at bandwidth 1.0 while the classical arm tunes freely, and that week 6 established this asymmetry is the largest single effect in the whole comparison. Week 6 further showed that when the quantum side is given the same freedom, the selected kernels are Gaussian kernels reached expensively. Putting that on noisy hardware measures a known artefact through a second source of error and would demonstrate that noise makes a losing kernel lose more.</w:t>
+      </w:r>
+    </w:p>
+    <w:p>
+      <w:pPr>
+        <w:spacing w:after="140"/>
+        <w:jc w:val="left"/>
+      </w:pPr>
+      <w:r>
+        <w:rPr>
+          <w:b/>
+          <w:bCs/>
+        </w:rPr>
+        <w:t xml:space="preserve">Four weeks remain and two are already allocated.</w:t>
+      </w:r>
+      <w:r>
+        <w:t xml:space="preserve"> Week 9 is statistics and the exploratory sweep; weeks 10 to 12 are writing. Building a Qiskit hardware path from nothing, against an allocation nobody has confirmed, with unknown queue times, would consume the last clear execution week to produce a result no registered claim requires.</w:t>
+      </w:r>
+    </w:p>
+    <w:p>
+      <w:pPr>
+        <w:pStyle w:val="Heading2"/>
+        <w:spacing w:after="100" w:before="200"/>
+      </w:pPr>
+      <w:r>
+        <w:rPr>
+          <w:b/>
+          <w:bCs/>
+          <w:color w:val="000000"/>
+          <w:sz w:val="22"/>
+          <w:szCs w:val="22"/>
+        </w:rPr>
+        <w:t xml:space="preserve">What is being given up, stated so it is not glossed</w:t>
+      </w:r>
+    </w:p>
+    <w:p>
+      <w:pPr>
+        <w:spacing w:after="140"/>
+        <w:jc w:val="left"/>
+      </w:pPr>
+      <w:r>
+        <w:t xml:space="preserve">There is one real argument for running it and it is being declined. The audit protocol in </w:t>
+      </w:r>
+      <w:r>
+        <w:rPr>
+          <w:rFonts w:ascii="Consolas" w:cs="Consolas" w:eastAsia="Consolas" w:hAnsi="Consolas"/>
+          <w:sz w:val="19"/>
+          <w:szCs w:val="19"/>
+        </w:rPr>
+        <w:t xml:space="preserve">docs/audit-protocol.md</w:t>
+      </w:r>
+      <w:r>
+        <w:t xml:space="preserve"> was exercised in week 6 against a foreign pipeline's hardware records — Kakavand et al.'s six </w:t>
+      </w:r>
+      <w:r>
+        <w:rPr>
+          <w:rFonts w:ascii="Consolas" w:cs="Consolas" w:eastAsia="Consolas" w:hAnsi="Consolas"/>
+          <w:sz w:val="19"/>
+          <w:szCs w:val="19"/>
+        </w:rPr>
+        <w:t xml:space="preserve">ibm_fez</w:t>
+      </w:r>
+      <w:r>
+        <w:t xml:space="preserve"> Grams, condition number 4.5e+05 — and </w:t>
+      </w:r>
+      <w:r>
+        <w:rPr>
+          <w:b/>
+          <w:bCs/>
+        </w:rPr>
+        <w:t xml:space="preserve">has never been run against this project's own hardware records, because there are none.</w:t>
+      </w:r>
+      <w:r>
+        <w:t xml:space="preserve"> That is a gap in the protocol's evidence base, not in the study's, and it is recorded here as forgone rather than as unimportant.</w:t>
+      </w:r>
+    </w:p>
+    <w:p>
+      <w:pPr>
+        <w:spacing w:after="140"/>
+        <w:jc w:val="left"/>
+      </w:pPr>
+      <w:r>
+        <w:t xml:space="preserve">Nothing here claims a hardware run would have been uninformative. It claims only that it was not done, why, and that no registered claim rests on it.</w:t>
+      </w:r>
+    </w:p>
+    <w:p>
+      <w:pPr>
+        <w:pStyle w:val="Heading2"/>
+        <w:spacing w:after="100" w:before="200"/>
+      </w:pPr>
+      <w:r>
+        <w:rPr>
+          <w:b/>
+          <w:bCs/>
+          <w:color w:val="000000"/>
+          <w:sz w:val="22"/>
+          <w:szCs w:val="22"/>
+        </w:rPr>
+        <w:t xml:space="preserve">What this does not change</w:t>
+      </w:r>
+    </w:p>
+    <w:p>
+      <w:pPr>
+        <w:spacing w:after="140"/>
+        <w:jc w:val="left"/>
+      </w:pPr>
+      <w:r>
+        <w:t xml:space="preserve">Section 7's backend paragraph stands: all quantum kernels run on </w:t>
+      </w:r>
+      <w:r>
+        <w:rPr>
+          <w:rFonts w:ascii="Consolas" w:cs="Consolas" w:eastAsia="Consolas" w:hAnsi="Consolas"/>
+          <w:sz w:val="19"/>
+          <w:szCs w:val="19"/>
+        </w:rPr>
+        <w:t xml:space="preserve">lightning.qubit</w:t>
+      </w:r>
+      <w:r>
+        <w:t xml:space="preserve">, a test asserts </w:t>
+      </w:r>
+      <w:r>
+        <w:rPr>
+          <w:rFonts w:ascii="Consolas" w:cs="Consolas" w:eastAsia="Consolas" w:hAnsi="Consolas"/>
+          <w:sz w:val="19"/>
+          <w:szCs w:val="19"/>
+        </w:rPr>
+        <w:t xml:space="preserve">default.qubit</w:t>
+      </w:r>
+      <w:r>
+        <w:t xml:space="preserve"> agreement to 1e-8, and Qiskit remains a single-setting cross-check. Reported cost stays hardware-equivalent per D1 — </w:t>
+      </w:r>
+      <w:r>
+        <w:rPr>
+          <w:rFonts w:ascii="Consolas" w:cs="Consolas" w:eastAsia="Consolas" w:hAnsi="Consolas"/>
+          <w:sz w:val="19"/>
+          <w:szCs w:val="19"/>
+        </w:rPr>
+        <w:t xml:space="preserve">QuantumGramFactory.evaluations()</w:t>
+      </w:r>
+      <w:r>
+        <w:t xml:space="preserve"> reports n(n-1)/2, which is what a quantum computer would need, and </w:t>
+      </w:r>
+      <w:r>
+        <w:rPr>
+          <w:rFonts w:ascii="Consolas" w:cs="Consolas" w:eastAsia="Consolas" w:hAnsi="Consolas"/>
+          <w:sz w:val="19"/>
+          <w:szCs w:val="19"/>
+        </w:rPr>
+        <w:t xml:space="preserve">simulator_executions()</w:t>
+      </w:r>
+      <w:r>
+        <w:t xml:space="preserve"> reports the shortcut separately. </w:t>
+      </w:r>
+      <w:r>
+        <w:rPr>
+          <w:b/>
+          <w:bCs/>
+        </w:rPr>
+        <w:t xml:space="preserve">The paper must not claim quantum kernels are cheap on the strength of something no quantum computer can do</w:t>
+      </w:r>
+      <w:r>
+        <w:t xml:space="preserve">, and dropping the hardware runs makes that constraint more load-bearing rather than less.</w:t>
+      </w:r>
+    </w:p>
+    <w:p>
+      <w:pPr>
+        <w:spacing w:after="140"/>
+        <w:jc w:val="left"/>
+      </w:pPr>
+      <w:r>
+        <w:t xml:space="preserve">If a hardware run happens in weeks 9 to 12 it is post-result and exploratory in the same sense as D4, is labelled as such, and no p-value from it enters the confirmatory family.</w:t>
+      </w:r>
+    </w:p>
+    <w:p>
+      <w:pPr>
+        <w:pStyle w:val="Heading2"/>
+        <w:spacing w:after="100" w:before="200"/>
+      </w:pPr>
+      <w:r>
+        <w:rPr>
+          <w:b/>
+          <w:bCs/>
+          <w:color w:val="000000"/>
+          <w:sz w:val="22"/>
+          <w:szCs w:val="22"/>
+        </w:rPr>
+        <w:t xml:space="preserve">Open</w:t>
+      </w:r>
+    </w:p>
+    <w:p>
+      <w:pPr>
+        <w:spacing w:after="140"/>
+        <w:jc w:val="left"/>
+      </w:pPr>
+      <w:r>
+        <w:t xml:space="preserve">The IBM Quantum Open Plan allocation has never been checked, across seven weeks and three weekly records that each flagged it. It is being checked now regardless of this record, because the answer belongs in the project either way: if the allocation does not exist, that is a fact about what was ever feasible here, and if it does, the cost of not using it is known rather than assumed. The result is appended here when it is known.</w:t>
       </w:r>
     </w:p>
     <w:sectPr>

--- a/docs/deviations.docx
+++ b/docs/deviations.docx
@@ -10488,6 +10488,281 @@
       </w:pPr>
       <w:r>
         <w:t xml:space="preserve">The IBM Quantum Open Plan allocation has never been checked, across seven weeks and three weekly records that each flagged it. It is being checked now regardless of this record, because the answer belongs in the project either way: if the allocation does not exist, that is a fact about what was ever feasible here, and if it does, the cost of not using it is known rather than assumed. The result is appended here when it is known.</w:t>
+      </w:r>
+    </w:p>
+    <w:p>
+      <w:pPr>
+        <w:pStyle w:val="Heading2"/>
+        <w:spacing w:after="100" w:before="200"/>
+      </w:pPr>
+      <w:r>
+        <w:rPr>
+          <w:b/>
+          <w:bCs/>
+          <w:color w:val="000000"/>
+          <w:sz w:val="22"/>
+          <w:szCs w:val="22"/>
+        </w:rPr>
+        <w:t xml:space="preserve">Amendment, 29 September 2026: the allocation was never sufficient, and the number was in every record</w:t>
+      </w:r>
+    </w:p>
+    <w:p>
+      <w:pPr>
+        <w:spacing w:after="140"/>
+        <w:jc w:val="left"/>
+      </w:pPr>
+      <w:r>
+        <w:t xml:space="preserve">The open item above is closed. The IBM Quantum Platform dashboard for this account (org "Diarka Quantum", region us-east) shows:</w:t>
+      </w:r>
+    </w:p>
+    <w:p>
+      <w:pPr>
+        <w:pStyle w:val="ListParagraph"/>
+        <w:numPr>
+          <w:ilvl w:val="0"/>
+          <w:numId w:val="1"/>
+        </w:numPr>
+        <w:spacing w:after="80"/>
+      </w:pPr>
+      <w:r>
+        <w:t xml:space="preserve">instance </w:t>
+      </w:r>
+      <w:r>
+        <w:rPr>
+          <w:rFonts w:ascii="Consolas" w:cs="Consolas" w:eastAsia="Consolas" w:hAnsi="Consolas"/>
+          <w:sz w:val="19"/>
+          <w:szCs w:val="19"/>
+        </w:rPr>
+        <w:t xml:space="preserve">open-instance</w:t>
+      </w:r>
+      <w:r>
+        <w:t xml:space="preserve">, plan </w:t>
+      </w:r>
+      <w:r>
+        <w:rPr>
+          <w:b/>
+          <w:bCs/>
+        </w:rPr>
+        <w:t xml:space="preserve">open</w:t>
+      </w:r>
+      <w:r>
+        <w:t xml:space="preserve">, </w:t>
+      </w:r>
+      <w:r>
+        <w:rPr>
+          <w:b/>
+          <w:bCs/>
+        </w:rPr>
+        <w:t xml:space="preserve">10m 0s (100%) remain</w:t>
+      </w:r>
+      <w:r>
+        <w:t xml:space="preserve"> — ten minutes</w:t>
+      </w:r>
+    </w:p>
+    <w:p>
+      <w:pPr>
+        <w:spacing w:after="140"/>
+        <w:jc w:val="left"/>
+      </w:pPr>
+      <w:r>
+        <w:t xml:space="preserve">of QPU time per month, which is the Open Plan after the March 2026 change that week 1 flagged as unchecked;</w:t>
+      </w:r>
+    </w:p>
+    <w:p>
+      <w:pPr>
+        <w:pStyle w:val="ListParagraph"/>
+        <w:numPr>
+          <w:ilvl w:val="0"/>
+          <w:numId w:val="1"/>
+        </w:numPr>
+        <w:spacing w:after="80"/>
+      </w:pPr>
+      <w:r>
+        <w:rPr>
+          <w:b/>
+          <w:bCs/>
+        </w:rPr>
+        <w:t xml:space="preserve">"Your trial account expires in 1 day"</w:t>
+      </w:r>
+      <w:r>
+        <w:t xml:space="preserve">;</w:t>
+      </w:r>
+    </w:p>
+    <w:p>
+      <w:pPr>
+        <w:pStyle w:val="ListParagraph"/>
+        <w:numPr>
+          <w:ilvl w:val="0"/>
+          <w:numId w:val="1"/>
+        </w:numPr>
+        <w:spacing w:after="80"/>
+      </w:pPr>
+      <w:r>
+        <w:t xml:space="preserve">no workloads ever submitted.</w:t>
+      </w:r>
+    </w:p>
+    <w:p>
+      <w:pPr>
+        <w:spacing w:after="140"/>
+        <w:jc w:val="left"/>
+      </w:pPr>
+      <w:r>
+        <w:rPr>
+          <w:b/>
+          <w:bCs/>
+        </w:rPr>
+        <w:t xml:space="preserve">What the registered run would have cost.</w:t>
+      </w:r>
+      <w:r>
+        <w:t xml:space="preserve"> Section 13 asks for hardware runs on the primary cells. Every quantum record in this project already reports the hardware-equivalent figure, because D1 required it: </w:t>
+      </w:r>
+      <w:r>
+        <w:rPr>
+          <w:rFonts w:ascii="Consolas" w:cs="Consolas" w:eastAsia="Consolas" w:hAnsi="Consolas"/>
+          <w:sz w:val="19"/>
+          <w:szCs w:val="19"/>
+        </w:rPr>
+        <w:t xml:space="preserve">circuit_evaluations</w:t>
+      </w:r>
+      <w:r>
+        <w:t xml:space="preserve"> = 113,575 per record, being 61,075 training pairs (n(n-1)/2 at n_train = 350) plus 52,500 test pairs (150 x 350). Across the registered scope — 4 settings, 20 seeds, 2 datasets — that is</w:t>
+      </w:r>
+    </w:p>
+    <w:p>
+      <w:pPr>
+        <w:spacing w:after="40" w:before="40"/>
+        <w:ind w:left="360"/>
+      </w:pPr>
+      <w:r>
+        <w:rPr>
+          <w:rFonts w:ascii="Consolas" w:cs="Consolas" w:eastAsia="Consolas" w:hAnsi="Consolas"/>
+          <w:sz w:val="19"/>
+          <w:szCs w:val="19"/>
+        </w:rPr>
+        <w:t xml:space="preserve">18,172,000 circuit executions</w:t>
+      </w:r>
+    </w:p>
+    <w:p>
+      <w:pPr>
+        <w:spacing w:after="120"/>
+      </w:pPr>
+    </w:p>
+    <w:p>
+      <w:pPr>
+        <w:spacing w:after="140"/>
+        <w:jc w:val="left"/>
+      </w:pPr>
+      <w:r>
+        <w:t xml:space="preserve">against an allocation of 600 seconds per month. At 1 ms of QPU time per circuit that is </w:t>
+      </w:r>
+      <w:r>
+        <w:rPr>
+          <w:b/>
+          <w:bCs/>
+        </w:rPr>
+        <w:t xml:space="preserve">5 hours, or 30x the monthly budget</w:t>
+      </w:r>
+      <w:r>
+        <w:t xml:space="preserve">; at 5 ms it is 25 hours and 150x; and at an implausibly optimistic 0.1 ms it is still 3x over. </w:t>
+      </w:r>
+      <w:r>
+        <w:rPr>
+          <w:b/>
+          <w:bCs/>
+        </w:rPr>
+        <w:t xml:space="preserve">The registered timeline allocated two weeks to a run the available hardware could never have delivered, at any of those rates.</w:t>
+      </w:r>
+    </w:p>
+    <w:p>
+      <w:pPr>
+        <w:spacing w:after="140"/>
+        <w:jc w:val="left"/>
+      </w:pPr>
+      <w:r>
+        <w:t xml:space="preserve">This was knowable on 17 September from a single page load, which weeks 1, 2 and 3 each said needed doing. It was also knowable from this project's own output: the number that makes the timeline impossible has been printed in every quantum record since week 4, in a field that exists specifically so hardware cost would not be misreported.</w:t>
+      </w:r>
+    </w:p>
+    <w:p>
+      <w:pPr>
+        <w:spacing w:after="140"/>
+        <w:jc w:val="left"/>
+      </w:pPr>
+      <w:r>
+        <w:rPr>
+          <w:b/>
+          <w:bCs/>
+        </w:rPr>
+        <w:t xml:space="preserve">What was feasible, and is being declined.</w:t>
+      </w:r>
+      <w:r>
+        <w:t xml:space="preserve"> One (setting, seed) Gram is 113,575 circuits, roughly two minutes at 1 ms, and fits inside the 600 seconds. That would have given </w:t>
+      </w:r>
+      <w:r>
+        <w:rPr>
+          <w:rFonts w:ascii="Consolas" w:cs="Consolas" w:eastAsia="Consolas" w:hAnsi="Consolas"/>
+          <w:sz w:val="19"/>
+          <w:szCs w:val="19"/>
+        </w:rPr>
+        <w:t xml:space="preserve">docs/audit-protocol.md</w:t>
+      </w:r>
+      <w:r>
+        <w:t xml:space="preserve"> its own hardware records rather than the borrowed </w:t>
+      </w:r>
+      <w:r>
+        <w:rPr>
+          <w:rFonts w:ascii="Consolas" w:cs="Consolas" w:eastAsia="Consolas" w:hAnsi="Consolas"/>
+          <w:sz w:val="19"/>
+          <w:szCs w:val="19"/>
+        </w:rPr>
+        <w:t xml:space="preserve">ibm_fez</w:t>
+      </w:r>
+      <w:r>
+        <w:t xml:space="preserve"> Grams it audited in week 6. It is not taken: no hardware code exists, the trial lapses tomorrow, and writing a Qiskit Runtime path to a deadline would produce untested code carrying a single exploratory artefact — which is the exact failure mode week 8 spent its day repairing elsewhere in this repository. </w:t>
+      </w:r>
+      <w:r>
+        <w:rPr>
+          <w:b/>
+          <w:bCs/>
+        </w:rPr>
+        <w:t xml:space="preserve">The finding is worth more than the artefact would have been</w:t>
+      </w:r>
+      <w:r>
+        <w:t xml:space="preserve">, and this is the finding.</w:t>
+      </w:r>
+    </w:p>
+    <w:p>
+      <w:pPr>
+        <w:spacing w:after="140"/>
+        <w:jc w:val="left"/>
+      </w:pPr>
+      <w:r>
+        <w:rPr>
+          <w:b/>
+          <w:bCs/>
+        </w:rPr>
+        <w:t xml:space="preserve">What it changes in the record.</w:t>
+      </w:r>
+      <w:r>
+        <w:t xml:space="preserve"> D12's reasoning above gave the confound and the remaining schedule as the grounds for dropping hardware. Both stand, but they are now secondary: the primary ground is that the registered run was never possible within the allocation this project had. Any statement that hardware was "dropped" should say instead that it was </w:t>
+      </w:r>
+      <w:r>
+        <w:rPr>
+          <w:b/>
+          <w:bCs/>
+        </w:rPr>
+        <w:t xml:space="preserve">never feasible as registered</w:t>
+      </w:r>
+      <w:r>
+        <w:t xml:space="preserve">, and that nobody established this for seven weeks despite three weekly records asking.</w:t>
+      </w:r>
+    </w:p>
+    <w:p>
+      <w:pPr>
+        <w:spacing w:after="140"/>
+        <w:jc w:val="left"/>
+      </w:pPr>
+      <w:r>
+        <w:t xml:space="preserve">The gap in the protocol's evidence base named above is unchanged and now permanent for this project: the audit protocol has been exercised against another group's hardware records and never against its own.</w:t>
       </w:r>
     </w:p>
     <w:sectPr>

--- a/docs/deviations.docx
+++ b/docs/deviations.docx
@@ -2314,7 +2314,7 @@
         <w:t xml:space="preserve">Approval.</w:t>
       </w:r>
       <w:r>
-        <w:t xml:space="preserve"> Drafted and presented in full, with the problem, the proposal, the frozen sweep and the three licensed outcomes, on 25 September 2026. Approved by Nagesh Chowdary the same day in conversation, after the alternative (keeping the registered lambda-from-C rule) had been shown to return g = 57.3 for a kernel provably equal to an RBF. The approval was given as assent to proceed rather than as a line-by-line review, which is recorded here plainly; if that was not the intent, this record reverts to DRAFT and no week-5 result computed under it stands.</w:t>
+        <w:t xml:space="preserve"> Drafted and presented in full, with the problem, the proposal, the frozen sweep and the three licensed outcomes, on 25 September 2026. Approved by Nagesh Kumar Jonnalagadda the same day in conversation, after the alternative (keeping the registered lambda-from-C rule) had been shown to return g = 57.3 for a kernel provably equal to an RBF. The approval was given as assent to proceed rather than as a line-by-line review, which is recorded here plainly; if that was not the intent, this record reverts to DRAFT and no week-5 result computed under it stands.</w:t>
       </w:r>
     </w:p>
     <w:p>
@@ -10763,6 +10763,183 @@
       </w:pPr>
       <w:r>
         <w:t xml:space="preserve">The gap in the protocol's evidence base named above is unchanged and now permanent for this project: the audit protocol has been exercised against another group's hardware records and never against its own.</w:t>
+      </w:r>
+    </w:p>
+    <w:p>
+      <w:pPr>
+        <w:pStyle w:val="Heading2"/>
+        <w:spacing w:after="100" w:before="200"/>
+      </w:pPr>
+      <w:r>
+        <w:rPr>
+          <w:b/>
+          <w:bCs/>
+          <w:color w:val="000000"/>
+          <w:sz w:val="22"/>
+          <w:szCs w:val="22"/>
+        </w:rPr>
+        <w:t xml:space="preserve">Amendment, 29 September 2026: the author's name, and a second edit to the pre-registration</w:t>
+      </w:r>
+    </w:p>
+    <w:p>
+      <w:pPr>
+        <w:spacing w:after="140"/>
+        <w:jc w:val="left"/>
+      </w:pPr>
+      <w:r>
+        <w:rPr>
+          <w:rFonts w:ascii="Consolas" w:cs="Consolas" w:eastAsia="Consolas" w:hAnsi="Consolas"/>
+          <w:sz w:val="19"/>
+          <w:szCs w:val="19"/>
+        </w:rPr>
+        <w:t xml:space="preserve">docs/pre-registration.md</w:t>
+      </w:r>
+      <w:r>
+        <w:t xml:space="preserve"> has now been edited twice since it was written on 24 September. D11 records the first. This records the second, because a document this project describes as frozen does not get edited silently even for something this small.</w:t>
+      </w:r>
+    </w:p>
+    <w:p>
+      <w:pPr>
+        <w:spacing w:after="140"/>
+        <w:jc w:val="left"/>
+      </w:pPr>
+      <w:r>
+        <w:rPr>
+          <w:b/>
+          <w:bCs/>
+        </w:rPr>
+        <w:t xml:space="preserve">What changed.</w:t>
+      </w:r>
+      <w:r>
+        <w:t xml:space="preserve"> The author line read </w:t>
+      </w:r>
+      <w:r>
+        <w:rPr>
+          <w:rFonts w:ascii="Consolas" w:cs="Consolas" w:eastAsia="Consolas" w:hAnsi="Consolas"/>
+          <w:sz w:val="19"/>
+          <w:szCs w:val="19"/>
+        </w:rPr>
+        <w:t xml:space="preserve">Author: Nagesh Chowdary, Diarka Quantum Ltd.</w:t>
+      </w:r>
+      <w:r>
+        <w:t xml:space="preserve"> and now reads </w:t>
+      </w:r>
+      <w:r>
+        <w:rPr>
+          <w:rFonts w:ascii="Consolas" w:cs="Consolas" w:eastAsia="Consolas" w:hAnsi="Consolas"/>
+          <w:sz w:val="19"/>
+          <w:szCs w:val="19"/>
+        </w:rPr>
+        <w:t xml:space="preserve">Author: Nagesh Kumar Jonnalagadda, Diarka Quantum Ltd.</w:t>
+      </w:r>
+      <w:r>
+        <w:t xml:space="preserve">, which is the author's name, confirmed by him on 29 September 2026. The same correction was applied to </w:t>
+      </w:r>
+      <w:r>
+        <w:rPr>
+          <w:rFonts w:ascii="Consolas" w:cs="Consolas" w:eastAsia="Consolas" w:hAnsi="Consolas"/>
+          <w:sz w:val="19"/>
+          <w:szCs w:val="19"/>
+        </w:rPr>
+        <w:t xml:space="preserve">README.md</w:t>
+      </w:r>
+      <w:r>
+        <w:t xml:space="preserve">'s maintainer line and to D5's approval line above.</w:t>
+      </w:r>
+    </w:p>
+    <w:p>
+      <w:pPr>
+        <w:spacing w:after="140"/>
+        <w:jc w:val="left"/>
+      </w:pPr>
+      <w:r>
+        <w:rPr>
+          <w:b/>
+          <w:bCs/>
+        </w:rPr>
+        <w:t xml:space="preserve">Why this is not a deviation.</w:t>
+      </w:r>
+      <w:r>
+        <w:t xml:space="preserve"> Nothing about the design, hypotheses, thresholds, decision rules or power figures is touched. An author's own name is a factual attribute of the document in the same category as the OSF claim D11 corrected, and leaving a document asserting the wrong one is not a form of rigour.</w:t>
+      </w:r>
+    </w:p>
+    <w:p>
+      <w:pPr>
+        <w:spacing w:after="140"/>
+        <w:jc w:val="left"/>
+      </w:pPr>
+      <w:r>
+        <w:rPr>
+          <w:b/>
+          <w:bCs/>
+        </w:rPr>
+        <w:t xml:space="preserve">The part worth recording.</w:t>
+      </w:r>
+      <w:r>
+        <w:t xml:space="preserve"> Commits in this session and the previous one used </w:t>
+      </w:r>
+      <w:r>
+        <w:rPr>
+          <w:rFonts w:ascii="Consolas" w:cs="Consolas" w:eastAsia="Consolas" w:hAnsi="Consolas"/>
+          <w:sz w:val="19"/>
+          <w:szCs w:val="19"/>
+        </w:rPr>
+        <w:t xml:space="preserve">Nagesh Jonnalagadda</w:t>
+      </w:r>
+      <w:r>
+        <w:t xml:space="preserve"> while the documents said </w:t>
+      </w:r>
+      <w:r>
+        <w:rPr>
+          <w:rFonts w:ascii="Consolas" w:cs="Consolas" w:eastAsia="Consolas" w:hAnsi="Consolas"/>
+          <w:sz w:val="19"/>
+          <w:szCs w:val="19"/>
+        </w:rPr>
+        <w:t xml:space="preserve">Nagesh Chowdary</w:t>
+      </w:r>
+      <w:r>
+        <w:t xml:space="preserve">. Week 7 section 8 recorded that discrepancy as an error introduced into the git history and "corrected" the commits to Chowdary from </w:t>
+      </w:r>
+      <w:r>
+        <w:rPr>
+          <w:rFonts w:ascii="Consolas" w:cs="Consolas" w:eastAsia="Consolas" w:hAnsi="Consolas"/>
+          <w:sz w:val="19"/>
+          <w:szCs w:val="19"/>
+        </w:rPr>
+        <w:t xml:space="preserve">5390514</w:t>
+      </w:r>
+      <w:r>
+        <w:t xml:space="preserve"> onward. </w:t>
+      </w:r>
+      <w:r>
+        <w:rPr>
+          <w:b/>
+          <w:bCs/>
+        </w:rPr>
+        <w:t xml:space="preserve">That correction was itself wrong</w:t>
+      </w:r>
+      <w:r>
+        <w:t xml:space="preserve">: neither spelling was the full name, including the one adopted as the fix. A discrepancy was noticed, one side was assumed authoritative without asking, and the assumption was written up as a finding — in a weekly record whose own section 8 is about claims asserted rather than checked. Week 7 section 8 now carries that correction.</w:t>
+      </w:r>
+    </w:p>
+    <w:p>
+      <w:pPr>
+        <w:spacing w:after="140"/>
+        <w:jc w:val="left"/>
+      </w:pPr>
+      <w:r>
+        <w:t xml:space="preserve">Commits before </w:t>
+      </w:r>
+      <w:r>
+        <w:rPr>
+          <w:rFonts w:ascii="Consolas" w:cs="Consolas" w:eastAsia="Consolas" w:hAnsi="Consolas"/>
+          <w:sz w:val="19"/>
+          <w:szCs w:val="19"/>
+        </w:rPr>
+        <w:t xml:space="preserve">a1e7b57</w:t>
+      </w:r>
+      <w:r>
+        <w:t xml:space="preserve"> stand as written, in both spellings. History is not rewritten here, and the inconsistency in the log is part of the record rather than something to tidy away.</w:t>
       </w:r>
     </w:p>
     <w:sectPr>

--- a/docs/deviations.docx
+++ b/docs/deviations.docx
@@ -10940,6 +10940,533 @@
       </w:r>
       <w:r>
         <w:t xml:space="preserve"> stand as written, in both spellings. History is not rewritten here, and the inconsistency in the log is part of the record rather than something to tidy away.</w:t>
+      </w:r>
+    </w:p>
+    <w:p>
+      <w:pPr>
+        <w:pStyle w:val="Heading2"/>
+        <w:spacing w:after="100" w:before="200"/>
+      </w:pPr>
+      <w:r>
+        <w:rPr>
+          <w:b/>
+          <w:bCs/>
+          <w:color w:val="000000"/>
+          <w:sz w:val="22"/>
+          <w:szCs w:val="22"/>
+        </w:rPr>
+        <w:t xml:space="preserve">Amendment, 29 September 2026: the history was rewritten, and it destroyed the pre-registration's own citation</w:t>
+      </w:r>
+    </w:p>
+    <w:p>
+      <w:pPr>
+        <w:spacing w:after="140"/>
+        <w:jc w:val="left"/>
+      </w:pPr>
+      <w:r>
+        <w:t xml:space="preserve">The two amendments above understate this. They say commit dates are author-set and that history </w:t>
+      </w:r>
+      <w:r>
+        <w:rPr>
+          <w:i/>
+          <w:iCs/>
+        </w:rPr>
+        <w:t xml:space="preserve">can</w:t>
+      </w:r>
+      <w:r>
+        <w:t xml:space="preserve"> be rewritten by a force-push. </w:t>
+      </w:r>
+      <w:r>
+        <w:rPr>
+          <w:b/>
+          <w:bCs/>
+        </w:rPr>
+        <w:t xml:space="preserve">It was rewritten</w:t>
+      </w:r>
+      <w:r>
+        <w:t xml:space="preserve">, on 25 September 2026 at around 22:22, and the rewrite invalidated the two commit hashes this pre-registration cites as its anchor.</w:t>
+      </w:r>
+    </w:p>
+    <w:p>
+      <w:pPr>
+        <w:pStyle w:val="Heading2"/>
+        <w:spacing w:after="100" w:before="200"/>
+      </w:pPr>
+      <w:r>
+        <w:rPr>
+          <w:b/>
+          <w:bCs/>
+          <w:color w:val="000000"/>
+          <w:sz w:val="22"/>
+          <w:szCs w:val="22"/>
+        </w:rPr>
+        <w:t xml:space="preserve">What was found, and how</w:t>
+      </w:r>
+    </w:p>
+    <w:p>
+      <w:pPr>
+        <w:spacing w:after="140"/>
+        <w:jc w:val="left"/>
+      </w:pPr>
+      <w:r>
+        <w:t xml:space="preserve">While diffing a 311 MB backup folder before deleting it, the backup's HEAD commit </w:t>
+      </w:r>
+      <w:r>
+        <w:rPr>
+          <w:rFonts w:ascii="Consolas" w:cs="Consolas" w:eastAsia="Consolas" w:hAnsi="Consolas"/>
+          <w:sz w:val="19"/>
+          <w:szCs w:val="19"/>
+        </w:rPr>
+        <w:t xml:space="preserve">b5bf0431</w:t>
+      </w:r>
+      <w:r>
+        <w:t xml:space="preserve"> turned out not to exist in the live repository at all -- </w:t>
+      </w:r>
+      <w:r>
+        <w:rPr>
+          <w:rFonts w:ascii="Consolas" w:cs="Consolas" w:eastAsia="Consolas" w:hAnsi="Consolas"/>
+          <w:sz w:val="19"/>
+          <w:szCs w:val="19"/>
+        </w:rPr>
+        <w:t xml:space="preserve">git cat-file</w:t>
+      </w:r>
+      <w:r>
+        <w:t xml:space="preserve"> could not find the object. The two hashes named in </w:t>
+      </w:r>
+      <w:r>
+        <w:rPr>
+          <w:rFonts w:ascii="Consolas" w:cs="Consolas" w:eastAsia="Consolas" w:hAnsi="Consolas"/>
+          <w:sz w:val="19"/>
+          <w:szCs w:val="19"/>
+        </w:rPr>
+        <w:t xml:space="preserve">pre-registration.md</w:t>
+      </w:r>
+      <w:r>
+        <w:t xml:space="preserve"> line 5 were then checked:</w:t>
+      </w:r>
+    </w:p>
+    <w:p>
+      <w:pPr>
+        <w:spacing w:after="40" w:before="40"/>
+        <w:ind w:left="360"/>
+      </w:pPr>
+      <w:r>
+        <w:rPr>
+          <w:rFonts w:ascii="Consolas" w:cs="Consolas" w:eastAsia="Consolas" w:hAnsi="Consolas"/>
+          <w:sz w:val="19"/>
+          <w:szCs w:val="19"/>
+        </w:rPr>
+        <w:t xml:space="preserve">$ git cat-file -t a8bafbb</w:t>
+      </w:r>
+    </w:p>
+    <w:p>
+      <w:pPr>
+        <w:spacing w:after="40" w:before="40"/>
+        <w:ind w:left="360"/>
+      </w:pPr>
+      <w:r>
+        <w:rPr>
+          <w:rFonts w:ascii="Consolas" w:cs="Consolas" w:eastAsia="Consolas" w:hAnsi="Consolas"/>
+          <w:sz w:val="19"/>
+          <w:szCs w:val="19"/>
+        </w:rPr>
+        <w:t xml:space="preserve">fatal: Not a valid object name a8bafbb</w:t>
+      </w:r>
+    </w:p>
+    <w:p>
+      <w:pPr>
+        <w:spacing w:after="40" w:before="40"/>
+        <w:ind w:left="360"/>
+      </w:pPr>
+      <w:r>
+        <w:rPr>
+          <w:rFonts w:ascii="Consolas" w:cs="Consolas" w:eastAsia="Consolas" w:hAnsi="Consolas"/>
+          <w:sz w:val="19"/>
+          <w:szCs w:val="19"/>
+        </w:rPr>
+        <w:t xml:space="preserve">$ git cat-file -t 61f7db9</w:t>
+      </w:r>
+    </w:p>
+    <w:p>
+      <w:pPr>
+        <w:spacing w:after="40" w:before="40"/>
+        <w:ind w:left="360"/>
+      </w:pPr>
+      <w:r>
+        <w:rPr>
+          <w:rFonts w:ascii="Consolas" w:cs="Consolas" w:eastAsia="Consolas" w:hAnsi="Consolas"/>
+          <w:sz w:val="19"/>
+          <w:szCs w:val="19"/>
+        </w:rPr>
+        <w:t xml:space="preserve">fatal: Not a valid object name 61f7db9</w:t>
+      </w:r>
+    </w:p>
+    <w:p>
+      <w:pPr>
+        <w:spacing w:after="120"/>
+      </w:pPr>
+    </w:p>
+    <w:p>
+      <w:pPr>
+        <w:spacing w:after="140"/>
+        <w:jc w:val="left"/>
+      </w:pPr>
+      <w:r>
+        <w:t xml:space="preserve">Both are absent. The line reading </w:t>
+      </w:r>
+      <w:r>
+        <w:rPr>
+          <w:b/>
+          <w:bCs/>
+        </w:rPr>
+        <w:t xml:space="preserve">"both are on `main` and public"</w:t>
+      </w:r>
+      <w:r>
+        <w:t xml:space="preserve"> was false from 25 September until this record, in the same document and the same paragraph as the OSF claim the first amendment corrects. That is </w:t>
+      </w:r>
+      <w:r>
+        <w:rPr>
+          <w:b/>
+          <w:bCs/>
+        </w:rPr>
+        <w:t xml:space="preserve">three false provenance statements</w:t>
+      </w:r>
+      <w:r>
+        <w:t xml:space="preserve"> in a document whose purpose is to establish provenance.</w:t>
+      </w:r>
+    </w:p>
+    <w:p>
+      <w:pPr>
+        <w:pStyle w:val="Heading2"/>
+        <w:spacing w:after="100" w:before="200"/>
+      </w:pPr>
+      <w:r>
+        <w:rPr>
+          <w:b/>
+          <w:bCs/>
+          <w:color w:val="000000"/>
+          <w:sz w:val="22"/>
+          <w:szCs w:val="22"/>
+        </w:rPr>
+        <w:t xml:space="preserve">What the rewrite actually was</w:t>
+      </w:r>
+    </w:p>
+    <w:p>
+      <w:pPr>
+        <w:spacing w:after="140"/>
+        <w:jc w:val="left"/>
+      </w:pPr>
+      <w:r>
+        <w:t xml:space="preserve">Every sha differs between the two histories, including the root commit, while messages, order, author, author dates and committer dates are all identical to the second. For a root commit with an identical tree that is only possible if the message body differs, and it does:</w:t>
+      </w:r>
+    </w:p>
+    <w:p>
+      <w:pPr>
+        <w:pStyle w:val="ListParagraph"/>
+        <w:numPr>
+          <w:ilvl w:val="0"/>
+          <w:numId w:val="1"/>
+        </w:numPr>
+        <w:spacing w:after="80"/>
+      </w:pPr>
+      <w:r>
+        <w:t xml:space="preserve">pre-rewrite root </w:t>
+      </w:r>
+      <w:r>
+        <w:rPr>
+          <w:rFonts w:ascii="Consolas" w:cs="Consolas" w:eastAsia="Consolas" w:hAnsi="Consolas"/>
+          <w:sz w:val="19"/>
+          <w:szCs w:val="19"/>
+        </w:rPr>
+        <w:t xml:space="preserve">ef997fa</w:t>
+      </w:r>
+      <w:r>
+        <w:t xml:space="preserve"> ends with </w:t>
+      </w:r>
+      <w:r>
+        <w:rPr>
+          <w:rFonts w:ascii="Consolas" w:cs="Consolas" w:eastAsia="Consolas" w:hAnsi="Consolas"/>
+          <w:sz w:val="19"/>
+          <w:szCs w:val="19"/>
+        </w:rPr>
+        <w:t xml:space="preserve">Co-Authored-By: Claude Opus 5</w:t>
+      </w:r>
+      <w:r>
+        <w:t xml:space="preserve"> and a</w:t>
+      </w:r>
+    </w:p>
+    <w:p>
+      <w:pPr>
+        <w:spacing w:after="140"/>
+        <w:jc w:val="left"/>
+      </w:pPr>
+      <w:r>
+        <w:rPr>
+          <w:rFonts w:ascii="Consolas" w:cs="Consolas" w:eastAsia="Consolas" w:hAnsi="Consolas"/>
+          <w:sz w:val="19"/>
+          <w:szCs w:val="19"/>
+        </w:rPr>
+        <w:t xml:space="preserve">Claude-Session:</w:t>
+      </w:r>
+      <w:r>
+        <w:t xml:space="preserve"> line;</w:t>
+      </w:r>
+    </w:p>
+    <w:p>
+      <w:pPr>
+        <w:pStyle w:val="ListParagraph"/>
+        <w:numPr>
+          <w:ilvl w:val="0"/>
+          <w:numId w:val="1"/>
+        </w:numPr>
+        <w:spacing w:after="80"/>
+      </w:pPr>
+      <w:r>
+        <w:t xml:space="preserve">current root </w:t>
+      </w:r>
+      <w:r>
+        <w:rPr>
+          <w:rFonts w:ascii="Consolas" w:cs="Consolas" w:eastAsia="Consolas" w:hAnsi="Consolas"/>
+          <w:sz w:val="19"/>
+          <w:szCs w:val="19"/>
+        </w:rPr>
+        <w:t xml:space="preserve">aada1c3</w:t>
+      </w:r>
+      <w:r>
+        <w:t xml:space="preserve"> ends with </w:t>
+      </w:r>
+      <w:r>
+        <w:rPr>
+          <w:rFonts w:ascii="Consolas" w:cs="Consolas" w:eastAsia="Consolas" w:hAnsi="Consolas"/>
+          <w:sz w:val="19"/>
+          <w:szCs w:val="19"/>
+        </w:rPr>
+        <w:t xml:space="preserve">Author: Nagesh Jonnalagadda</w:t>
+      </w:r>
+      <w:r>
+        <w:t xml:space="preserve"> and</w:t>
+      </w:r>
+    </w:p>
+    <w:p>
+      <w:pPr>
+        <w:spacing w:after="140"/>
+        <w:jc w:val="left"/>
+      </w:pPr>
+      <w:r>
+        <w:rPr>
+          <w:rFonts w:ascii="Consolas" w:cs="Consolas" w:eastAsia="Consolas" w:hAnsi="Consolas"/>
+          <w:sz w:val="19"/>
+          <w:szCs w:val="19"/>
+        </w:rPr>
+        <w:t xml:space="preserve">Repository:</w:t>
+      </w:r>
+      <w:r>
+        <w:t xml:space="preserve"> instead.</w:t>
+      </w:r>
+    </w:p>
+    <w:p>
+      <w:pPr>
+        <w:spacing w:after="140"/>
+        <w:jc w:val="left"/>
+      </w:pPr>
+      <w:r>
+        <w:rPr>
+          <w:b/>
+          <w:bCs/>
+        </w:rPr>
+        <w:t xml:space="preserve">The rewrite stripped the AI co-authorship trailers from every commit in the history.</w:t>
+      </w:r>
+      <w:r>
+        <w:t xml:space="preserve"> Nothing else changed: the root trees are byte-identical, no blob over 200 KB exists in the old history, no credential-shaped path was ever committed, and </w:t>
+      </w:r>
+      <w:r>
+        <w:rPr>
+          <w:rFonts w:ascii="Consolas" w:cs="Consolas" w:eastAsia="Consolas" w:hAnsi="Consolas"/>
+          <w:sz w:val="19"/>
+          <w:szCs w:val="19"/>
+        </w:rPr>
+        <w:t xml:space="preserve">data/raw</w:t>
+      </w:r>
+      <w:r>
+        <w:t xml:space="preserve"> was never in version control. The content of this project is provably unaltered by the rewrite.</w:t>
+      </w:r>
+    </w:p>
+    <w:p>
+      <w:pPr>
+        <w:spacing w:after="140"/>
+        <w:jc w:val="left"/>
+      </w:pPr>
+      <w:r>
+        <w:t xml:space="preserve">So a commit-message edit -- cosmetic in intent -- invalidated every hash in the project, including the two the pre-registration depends on, and nobody noticed for four days.</w:t>
+      </w:r>
+    </w:p>
+    <w:p>
+      <w:pPr>
+        <w:pStyle w:val="Heading2"/>
+        <w:spacing w:after="100" w:before="200"/>
+      </w:pPr>
+      <w:r>
+        <w:rPr>
+          <w:b/>
+          <w:bCs/>
+          <w:color w:val="000000"/>
+          <w:sz w:val="22"/>
+          <w:szCs w:val="22"/>
+        </w:rPr>
+        <w:t xml:space="preserve">What the assistant did, which made it worse</w:t>
+      </w:r>
+    </w:p>
+    <w:p>
+      <w:pPr>
+        <w:spacing w:after="140"/>
+        <w:jc w:val="left"/>
+      </w:pPr>
+      <w:r>
+        <w:t xml:space="preserve">Commits from 26 to 29 September carry </w:t>
+      </w:r>
+      <w:r>
+        <w:rPr>
+          <w:rFonts w:ascii="Consolas" w:cs="Consolas" w:eastAsia="Consolas" w:hAnsi="Consolas"/>
+          <w:sz w:val="19"/>
+          <w:szCs w:val="19"/>
+        </w:rPr>
+        <w:t xml:space="preserve">Co-Authored-By: Claude Opus 5</w:t>
+      </w:r>
+      <w:r>
+        <w:t xml:space="preserve"> again. The assistant reinstated by default the exact trailers the rewrite had removed, across roughly thirty commits, without either party noticing. The repository ran two attribution conventions either side of 25 September and nobody chose that.</w:t>
+      </w:r>
+    </w:p>
+    <w:p>
+      <w:pPr>
+        <w:spacing w:after="140"/>
+        <w:jc w:val="left"/>
+      </w:pPr>
+      <w:r>
+        <w:t xml:space="preserve">Resolved 29 September: </w:t>
+      </w:r>
+      <w:r>
+        <w:rPr>
+          <w:b/>
+          <w:bCs/>
+        </w:rPr>
+        <w:t xml:space="preserve">prose only</w:t>
+      </w:r>
+      <w:r>
+        <w:t xml:space="preserve">. The README's AI-use section is the declaration; no trailers from this point. The 26 to 29 September stretch is left as it stands and documented rather than rewritten, because rewriting is what caused this record to be necessary.</w:t>
+      </w:r>
+    </w:p>
+    <w:p>
+      <w:pPr>
+        <w:pStyle w:val="Heading2"/>
+        <w:spacing w:after="100" w:before="200"/>
+      </w:pPr>
+      <w:r>
+        <w:rPr>
+          <w:b/>
+          <w:bCs/>
+          <w:color w:val="000000"/>
+          <w:sz w:val="22"/>
+          <w:szCs w:val="22"/>
+        </w:rPr>
+        <w:t xml:space="preserve">What is preserved, and what is not claimed</w:t>
+      </w:r>
+    </w:p>
+    <w:p>
+      <w:pPr>
+        <w:spacing w:after="140"/>
+        <w:jc w:val="left"/>
+      </w:pPr>
+      <w:r>
+        <w:t xml:space="preserve">The pre-rewrite history survives as the local branch </w:t>
+      </w:r>
+      <w:r>
+        <w:rPr>
+          <w:rFonts w:ascii="Consolas" w:cs="Consolas" w:eastAsia="Consolas" w:hAnsi="Consolas"/>
+          <w:sz w:val="19"/>
+          <w:szCs w:val="19"/>
+        </w:rPr>
+        <w:t xml:space="preserve">prerewrite-20260925</w:t>
+      </w:r>
+      <w:r>
+        <w:t xml:space="preserve">, 25 commits, fetched from the backup. Both cited hashes resolve there. It is </w:t>
+      </w:r>
+      <w:r>
+        <w:rPr>
+          <w:b/>
+          <w:bCs/>
+        </w:rPr>
+        <w:t xml:space="preserve">not published</w:t>
+      </w:r>
+      <w:r>
+        <w:t xml:space="preserve">: pushing it would restore to the public repository the trailers the rewrite deliberately removed. So the pre-registration now cites hashes that exist on one machine, in a branch recovered by accident from a folder that had been moved to </w:t>
+      </w:r>
+      <w:r>
+        <w:rPr>
+          <w:rFonts w:ascii="Consolas" w:cs="Consolas" w:eastAsia="Consolas" w:hAnsi="Consolas"/>
+          <w:sz w:val="19"/>
+          <w:szCs w:val="19"/>
+        </w:rPr>
+        <w:t xml:space="preserve">_to_delete</w:t>
+      </w:r>
+      <w:r>
+        <w:t xml:space="preserve"> the same evening.</w:t>
+      </w:r>
+    </w:p>
+    <w:p>
+      <w:pPr>
+        <w:spacing w:after="140"/>
+        <w:jc w:val="left"/>
+      </w:pPr>
+      <w:r>
+        <w:rPr>
+          <w:b/>
+          <w:bCs/>
+        </w:rPr>
+        <w:t xml:space="preserve">That is the weakest possible form of the claim and it is stated plainly rather than dressed up.</w:t>
+      </w:r>
+      <w:r>
+        <w:t xml:space="preserve"> Combined with the first two amendments -- no external registration, and no Software Heritage snapshot -- the position is: this project's ordering evidence rests entirely on an author-controlled history that has already been rewritten once, whose original form was nearly deleted tonight and now exists in a single local copy.</w:t>
+      </w:r>
+    </w:p>
+    <w:p>
+      <w:pPr>
+        <w:pStyle w:val="Heading2"/>
+        <w:spacing w:after="100" w:before="200"/>
+      </w:pPr>
+      <w:r>
+        <w:rPr>
+          <w:b/>
+          <w:bCs/>
+          <w:color w:val="000000"/>
+          <w:sz w:val="22"/>
+          <w:szCs w:val="22"/>
+        </w:rPr>
+        <w:t xml:space="preserve">What this does not change</w:t>
+      </w:r>
+    </w:p>
+    <w:p>
+      <w:pPr>
+        <w:spacing w:after="140"/>
+        <w:jc w:val="left"/>
+      </w:pPr>
+      <w:r>
+        <w:t xml:space="preserve">No hypothesis, threshold, decision rule, power figure or result. The content is provably identical across the rewrite. What changes is what may be claimed about when things were written, and the honest answer is now: less than D5, D7, D8 and D9 imply, and the reader should weigh those records accordingly.</w:t>
+      </w:r>
+    </w:p>
+    <w:p>
+      <w:pPr>
+        <w:spacing w:after="140"/>
+        <w:jc w:val="left"/>
+      </w:pPr>
+      <w:r>
+        <w:rPr>
+          <w:b/>
+          <w:bCs/>
+        </w:rPr>
+        <w:t xml:space="preserve">How it was found is the part worth keeping.</w:t>
+      </w:r>
+      <w:r>
+        <w:t xml:space="preserve"> Not by any check in this project, which has an audit protocol, a mutation harness and 426 tests. By a diff run on a backup folder because deleting 311 MB on an unverified assurance seemed like the kind of unchecked claim the day had already been about, twice.</w:t>
       </w:r>
     </w:p>
     <w:sectPr>

--- a/docs/deviations.docx
+++ b/docs/deviations.docx
@@ -11467,6 +11467,370 @@
       </w:r>
       <w:r>
         <w:t xml:space="preserve"> Not by any check in this project, which has an audit protocol, a mutation harness and 426 tests. By a diff run on a backup folder because deleting 311 MB on an unverified assurance seemed like the kind of unchecked claim the day had already been about, twice.</w:t>
+      </w:r>
+    </w:p>
+    <w:p>
+      <w:pPr>
+        <w:spacing w:after="120" w:before="120"/>
+      </w:pPr>
+    </w:p>
+    <w:p>
+      <w:pPr>
+        <w:pStyle w:val="Heading1"/>
+        <w:spacing w:after="140" w:before="280"/>
+      </w:pPr>
+      <w:r>
+        <w:rPr>
+          <w:b/>
+          <w:bCs/>
+          <w:color w:val="000000"/>
+          <w:sz w:val="24"/>
+          <w:szCs w:val="24"/>
+        </w:rPr>
+        <w:t xml:space="preserve">D13 — H3 was ungated from H2, and the departure was never declared</w:t>
+      </w:r>
+    </w:p>
+    <w:p>
+      <w:pPr>
+        <w:spacing w:after="140"/>
+        <w:jc w:val="left"/>
+      </w:pPr>
+      <w:r>
+        <w:rPr>
+          <w:b/>
+          <w:bCs/>
+        </w:rPr>
+        <w:t xml:space="preserve">Date of the departure:</w:t>
+      </w:r>
+      <w:r>
+        <w:t xml:space="preserve"> 25 September 2026, recorded in the week-4 record. </w:t>
+      </w:r>
+      <w:r>
+        <w:rPr>
+          <w:b/>
+          <w:bCs/>
+        </w:rPr>
+        <w:t xml:space="preserve">Date of this declaration:</w:t>
+      </w:r>
+      <w:r>
+        <w:t xml:space="preserve"> 29 September 2026, </w:t>
+      </w:r>
+      <w:r>
+        <w:rPr>
+          <w:b/>
+          <w:bCs/>
+        </w:rPr>
+        <w:t xml:space="preserve">after</w:t>
+      </w:r>
+      <w:r>
+        <w:t xml:space="preserve"> H3's result was computed, read and published in the week-7 record and in D10. </w:t>
+      </w:r>
+      <w:r>
+        <w:rPr>
+          <w:b/>
+          <w:bCs/>
+        </w:rPr>
+        <w:t xml:space="preserve">Affects:</w:t>
+      </w:r>
+      <w:r>
+        <w:t xml:space="preserve"> Section 9 (the confirmatory set), and what H3's result may be used for.</w:t>
+      </w:r>
+    </w:p>
+    <w:p>
+      <w:pPr>
+        <w:pStyle w:val="Heading2"/>
+        <w:spacing w:after="100" w:before="200"/>
+      </w:pPr>
+      <w:r>
+        <w:rPr>
+          <w:b/>
+          <w:bCs/>
+          <w:color w:val="000000"/>
+          <w:sz w:val="22"/>
+          <w:szCs w:val="22"/>
+        </w:rPr>
+        <w:t xml:space="preserve">What section 9 registers</w:t>
+      </w:r>
+    </w:p>
+    <w:p>
+      <w:pPr>
+        <w:pBdr>
+          <w:left w:val="single" w:color="999999" w:sz="12" w:space="8"/>
+        </w:pBdr>
+        <w:spacing w:after="120" w:before="120"/>
+        <w:ind w:left="360"/>
+      </w:pPr>
+      <w:r>
+        <w:rPr>
+          <w:i/>
+          <w:iCs/>
+        </w:rPr>
+        <w:t xml:space="preserve">The confirmatory set is exactly three tests: H1 on churn, H1 on fraud, H2. </w:t>
+      </w:r>
+      <w:r>
+        <w:rPr>
+          <w:b/>
+          <w:bCs/>
+          <w:i/>
+          <w:iCs/>
+        </w:rPr>
+        <w:t xml:space="preserve">H3 is confirmatory but subordinate to H2 and is reported only if H2 is rejected.</w:t>
+      </w:r>
+    </w:p>
+    <w:p>
+      <w:pPr>
+        <w:spacing w:after="140"/>
+        <w:jc w:val="left"/>
+      </w:pPr>
+      <w:r>
+        <w:t xml:space="preserve">H2 was not rejected. It returned NOT ESTABLISHED at every lambda, because no lambda column is free of ceiling breaches. Under section 9 as written, </w:t>
+      </w:r>
+      <w:r>
+        <w:rPr>
+          <w:b/>
+          <w:bCs/>
+        </w:rPr>
+        <w:t xml:space="preserve">H3's result should not have been reported at all.</w:t>
+      </w:r>
+    </w:p>
+    <w:p>
+      <w:pPr>
+        <w:spacing w:after="140"/>
+        <w:jc w:val="left"/>
+      </w:pPr>
+      <w:r>
+        <w:t xml:space="preserve">It was reported in full: five lambda columns in </w:t>
+      </w:r>
+      <w:r>
+        <w:rPr>
+          <w:rFonts w:ascii="Consolas" w:cs="Consolas" w:eastAsia="Consolas" w:hAnsi="Consolas"/>
+          <w:sz w:val="19"/>
+          <w:szCs w:val="19"/>
+        </w:rPr>
+        <w:t xml:space="preserve">docs/week-07-report.md</w:t>
+      </w:r>
+      <w:r>
+        <w:t xml:space="preserve"> section 2, its own section 3 headed "H3 points away from the hypothesis under test", and section 6 of D10. Its lambda = 0.1 result was described as the strongest signal in the data: median |observed difference| 0.0235 above the g = 2 split against 0.0777 below, p = 7.93e-07, with the signed secondary rejecting at 2.17e-06.</w:t>
+      </w:r>
+    </w:p>
+    <w:p>
+      <w:pPr>
+        <w:pStyle w:val="Heading2"/>
+        <w:spacing w:after="100" w:before="200"/>
+      </w:pPr>
+      <w:r>
+        <w:rPr>
+          <w:b/>
+          <w:bCs/>
+          <w:color w:val="000000"/>
+          <w:sz w:val="22"/>
+          <w:szCs w:val="22"/>
+        </w:rPr>
+        <w:t xml:space="preserve">The departure was decided in advance, and never written down</w:t>
+      </w:r>
+    </w:p>
+    <w:p>
+      <w:pPr>
+        <w:spacing w:after="140"/>
+        <w:jc w:val="left"/>
+      </w:pPr>
+      <w:r>
+        <w:t xml:space="preserve">The week-4 record contains it twice, both before any g had been computed across the 360 units:</w:t>
+      </w:r>
+    </w:p>
+    <w:p>
+      <w:pPr>
+        <w:pBdr>
+          <w:left w:val="single" w:color="999999" w:sz="12" w:space="8"/>
+        </w:pBdr>
+        <w:spacing w:after="120" w:before="120"/>
+        <w:ind w:left="360"/>
+      </w:pPr>
+      <w:r>
+        <w:rPr>
+          <w:i/>
+          <w:iCs/>
+        </w:rPr>
+        <w:t xml:space="preserve">"...it makes H3 the test that matters rather than one gated behind H2."</w:t>
+      </w:r>
+    </w:p>
+    <w:p>
+      <w:pPr>
+        <w:pBdr>
+          <w:left w:val="single" w:color="999999" w:sz="12" w:space="8"/>
+        </w:pBdr>
+        <w:spacing w:after="120" w:before="120"/>
+        <w:ind w:left="360"/>
+      </w:pPr>
+      <w:r>
+        <w:rPr>
+          <w:i/>
+          <w:iCs/>
+        </w:rPr>
+        <w:t xml:space="preserve">"If the project continues as registered: settle D5, compute g across all 360 units under whatever lambda rule survives with the sweep as the reported quantity, and </w:t>
+      </w:r>
+      <w:r>
+        <w:rPr>
+          <w:b/>
+          <w:bCs/>
+          <w:i/>
+          <w:iCs/>
+        </w:rPr>
+        <w:t xml:space="preserve">test H2 and H3 with H3 ungated</w:t>
+      </w:r>
+      <w:r>
+        <w:rPr>
+          <w:i/>
+          <w:iCs/>
+        </w:rPr>
+        <w:t xml:space="preserve">."</w:t>
+      </w:r>
+    </w:p>
+    <w:p>
+      <w:pPr>
+        <w:spacing w:after="140"/>
+        <w:jc w:val="left"/>
+      </w:pPr>
+      <w:r>
+        <w:t xml:space="preserve">The reason is stated there too, and it is a good one: on the eight-seed diagnostic, g was largest where the quantum kernel performed worst, which points opposite to Huang's prediction and makes H3 the informative test rather than one conditional on H2 rejecting.</w:t>
+      </w:r>
+    </w:p>
+    <w:p>
+      <w:pPr>
+        <w:spacing w:after="140"/>
+        <w:jc w:val="left"/>
+      </w:pPr>
+      <w:r>
+        <w:t xml:space="preserve">Section 11 requires that any departure be recorded </w:t>
+      </w:r>
+      <w:r>
+        <w:rPr>
+          <w:b/>
+          <w:bCs/>
+        </w:rPr>
+        <w:t xml:space="preserve">in this file</w:t>
+      </w:r>
+      <w:r>
+        <w:t xml:space="preserve">, with its date, its reason, and whether it was made before or after the affected results were seen. It was recorded in a weekly narrative instead, and no deviation record was ever opened. Between 25 and 29 September the project ran, reported and headlined a confirmatory test that its own registration gates shut, with the gate's removal documented nowhere a reader of </w:t>
+      </w:r>
+      <w:r>
+        <w:rPr>
+          <w:rFonts w:ascii="Consolas" w:cs="Consolas" w:eastAsia="Consolas" w:hAnsi="Consolas"/>
+          <w:sz w:val="19"/>
+          <w:szCs w:val="19"/>
+        </w:rPr>
+        <w:t xml:space="preserve">deviations.md</w:t>
+      </w:r>
+      <w:r>
+        <w:t xml:space="preserve"> would find it.</w:t>
+      </w:r>
+    </w:p>
+    <w:p>
+      <w:pPr>
+        <w:pStyle w:val="Heading2"/>
+        <w:spacing w:after="100" w:before="200"/>
+      </w:pPr>
+      <w:r>
+        <w:rPr>
+          <w:b/>
+          <w:bCs/>
+          <w:color w:val="000000"/>
+          <w:sz w:val="22"/>
+          <w:szCs w:val="22"/>
+        </w:rPr>
+        <w:t xml:space="preserve">What this costs, stated without softening</w:t>
+      </w:r>
+    </w:p>
+    <w:p>
+      <w:pPr>
+        <w:spacing w:after="140"/>
+        <w:jc w:val="left"/>
+      </w:pPr>
+      <w:r>
+        <w:rPr>
+          <w:b/>
+          <w:bCs/>
+        </w:rPr>
+        <w:t xml:space="preserve">The multiplicity changes.</w:t>
+      </w:r>
+      <w:r>
+        <w:t xml:space="preserve"> Section 9's confirmatory set is three tests. Ungating H3 makes it four unconditionally, and section 9's statement that no correction is applied across the H1 pair was written for a three-test family with H3 conditional. No correction has been applied to the four. Since H2 and H3 both return NOT ESTABLISHED under D5's rule, no positive confirmatory claim currently rests on this, but the family is not what section 9 describes and the paper must say so.</w:t>
+      </w:r>
+    </w:p>
+    <w:p>
+      <w:pPr>
+        <w:spacing w:after="140"/>
+        <w:jc w:val="left"/>
+      </w:pPr>
+      <w:r>
+        <w:rPr>
+          <w:b/>
+          <w:bCs/>
+        </w:rPr>
+        <w:t xml:space="preserve">The "decided in advance" defence rests on evidence D11 just weakened.</w:t>
+      </w:r>
+      <w:r>
+        <w:t xml:space="preserve"> The week-4 record is committed, and its commit precedes the sweep. That is the whole of the evidence that the ungating was not chosen after seeing H3's numbers. D11's third amendment establishes that this project's history was rewritten on 25 September, that its ordering evidence is author-controlled, and that no external timestamp exists. So the claim "this departure predates the data" is supported by exactly the class of evidence this project has just finished documenting as weak.</w:t>
+      </w:r>
+    </w:p>
+    <w:p>
+      <w:pPr>
+        <w:spacing w:after="140"/>
+        <w:jc w:val="left"/>
+      </w:pPr>
+      <w:r>
+        <w:rPr>
+          <w:b/>
+          <w:bCs/>
+        </w:rPr>
+        <w:t xml:space="preserve">Therefore, two readings, and the reader picks.</w:t>
+      </w:r>
+      <w:r>
+        <w:t xml:space="preserve"> A reader who accepts the commit ordering may read H3's result as confirmatory under a departure declared late but decided early. A reader who does not should read H3 as </w:t>
+      </w:r>
+      <w:r>
+        <w:rPr>
+          <w:b/>
+          <w:bCs/>
+        </w:rPr>
+        <w:t xml:space="preserve">exploratory</w:t>
+      </w:r>
+      <w:r>
+        <w:t xml:space="preserve">, per section 11's rule for departures made after results are seen, because from their position the declaration and the result arrived together. This record does not choose for them, and the paper states both readings.</w:t>
+      </w:r>
+    </w:p>
+    <w:p>
+      <w:pPr>
+        <w:pStyle w:val="Heading2"/>
+        <w:spacing w:after="100" w:before="200"/>
+      </w:pPr>
+      <w:r>
+        <w:rPr>
+          <w:b/>
+          <w:bCs/>
+          <w:color w:val="000000"/>
+          <w:sz w:val="22"/>
+          <w:szCs w:val="22"/>
+        </w:rPr>
+        <w:t xml:space="preserve">What is not done</w:t>
+      </w:r>
+    </w:p>
+    <w:p>
+      <w:pPr>
+        <w:spacing w:after="140"/>
+        <w:jc w:val="left"/>
+      </w:pPr>
+      <w:r>
+        <w:t xml:space="preserve">H3 is not re-gated. Re-imposing the gate now, with the result known, would be choosing a reporting rule from the answer -- the same error D5 refused when it declined to pick the lambda that made g behave, and the same one D10 refused when it declined to set a breach tolerance. The gate's removal stands as decided in week 4; what changes is that it is finally recorded where section 11 says it belongs, and labelled with the doubt its late declaration earns.</w:t>
+      </w:r>
+    </w:p>
+    <w:p>
+      <w:pPr>
+        <w:spacing w:after="140"/>
+        <w:jc w:val="left"/>
+      </w:pPr>
+      <w:r>
+        <w:t xml:space="preserve">No number changes. No threshold moves. H3's five lambda columns stand exactly as computed.</w:t>
       </w:r>
     </w:p>
     <w:sectPr>

--- a/docs/deviations.docx
+++ b/docs/deviations.docx
@@ -25046,6 +25046,573 @@
       </w:r>
       <w:r>
         <w:t xml:space="preserve">. Nothing about the repository's content is wrong; only the message describing how it got there.</w:t>
+      </w:r>
+    </w:p>
+    <w:p>
+      <w:pPr>
+        <w:spacing w:after="120" w:before="120"/>
+      </w:pPr>
+    </w:p>
+    <w:p>
+      <w:pPr>
+        <w:pStyle w:val="Heading2"/>
+        <w:spacing w:after="100" w:before="200"/>
+      </w:pPr>
+      <w:r>
+        <w:rPr>
+          <w:b/>
+          <w:bCs/>
+          <w:color w:val="000000"/>
+          <w:sz w:val="22"/>
+          <w:szCs w:val="22"/>
+        </w:rPr>
+        <w:t xml:space="preserve">Note, 15 October 2026: the repository was private throughout, so "pushed before" never meant "published before"</w:t>
+      </w:r>
+    </w:p>
+    <w:p>
+      <w:pPr>
+        <w:spacing w:after="140"/>
+        <w:jc w:val="left"/>
+      </w:pPr>
+      <w:r>
+        <w:t xml:space="preserve">Not a deviation from the registered design. It changes </w:t>
+      </w:r>
+      <w:r>
+        <w:rPr>
+          <w:b/>
+          <w:bCs/>
+        </w:rPr>
+        <w:t xml:space="preserve">no</w:t>
+      </w:r>
+      <w:r>
+        <w:t xml:space="preserve"> result. It changes </w:t>
+      </w:r>
+      <w:r>
+        <w:rPr>
+          <w:b/>
+          <w:bCs/>
+        </w:rPr>
+        <w:t xml:space="preserve">what every ordering claim in this project is worth</w:t>
+      </w:r>
+      <w:r>
+        <w:t xml:space="preserve">, and it is the most consequential thing recorded in this file after D6.</w:t>
+      </w:r>
+    </w:p>
+    <w:p>
+      <w:pPr>
+        <w:spacing w:after="140"/>
+        <w:jc w:val="left"/>
+      </w:pPr>
+      <w:r>
+        <w:rPr>
+          <w:b/>
+          <w:bCs/>
+        </w:rPr>
+        <w:t xml:space="preserve">How it was found.</w:t>
+      </w:r>
+      <w:r>
+        <w:t xml:space="preserve"> A Software Heritage save request was submitted on 15 October 2026 (request 2558108). It was accepted and then failed: </w:t>
+      </w:r>
+      <w:r>
+        <w:rPr>
+          <w:rFonts w:ascii="Consolas" w:cs="Consolas" w:eastAsia="Consolas" w:hAnsi="Consolas"/>
+          <w:sz w:val="19"/>
+          <w:szCs w:val="19"/>
+        </w:rPr>
+        <w:t xml:space="preserve">save_task_status: failed</w:t>
+      </w:r>
+      <w:r>
+        <w:t xml:space="preserve">, </w:t>
+      </w:r>
+      <w:r>
+        <w:rPr>
+          <w:rFonts w:ascii="Consolas" w:cs="Consolas" w:eastAsia="Consolas" w:hAnsi="Consolas"/>
+          <w:sz w:val="19"/>
+          <w:szCs w:val="19"/>
+        </w:rPr>
+        <w:t xml:space="preserve">visit_status: not_found</w:t>
+      </w:r>
+      <w:r>
+        <w:t xml:space="preserve">, no snapshot identifier. The loader could not find the origin. An unauthenticated query to </w:t>
+      </w:r>
+      <w:r>
+        <w:rPr>
+          <w:rFonts w:ascii="Consolas" w:cs="Consolas" w:eastAsia="Consolas" w:hAnsi="Consolas"/>
+          <w:sz w:val="19"/>
+          <w:szCs w:val="19"/>
+        </w:rPr>
+        <w:t xml:space="preserve">https://api.github.com/repos/jnchowdary/qml-benchmark-lab</w:t>
+      </w:r>
+      <w:r>
+        <w:t xml:space="preserve"> returns </w:t>
+      </w:r>
+      <w:r>
+        <w:rPr>
+          <w:b/>
+          <w:bCs/>
+        </w:rPr>
+        <w:t xml:space="preserve">404</w:t>
+      </w:r>
+      <w:r>
+        <w:t xml:space="preserve">. The author's pushes had always succeeded because the author is authenticated, which says nothing about anonymous access.</w:t>
+      </w:r>
+    </w:p>
+    <w:p>
+      <w:pPr>
+        <w:spacing w:after="140"/>
+        <w:jc w:val="left"/>
+      </w:pPr>
+      <w:r>
+        <w:rPr>
+          <w:b/>
+          <w:bCs/>
+        </w:rPr>
+        <w:t xml:space="preserve">The window.</w:t>
+      </w:r>
+      <w:r>
+        <w:t xml:space="preserve"> Private from the project's start on 17 September 2026 until 15 October 2026, as far as the author knows — roughly four weeks, covering every commit discussed in this file. </w:t>
+      </w:r>
+      <w:r>
+        <w:rPr>
+          <w:b/>
+          <w:bCs/>
+        </w:rPr>
+        <w:t xml:space="preserve">No reader could have checked any claim in this project during its entire working life.</w:t>
+      </w:r>
+    </w:p>
+    <w:p>
+      <w:pPr>
+        <w:spacing w:after="140"/>
+        <w:jc w:val="left"/>
+      </w:pPr>
+      <w:r>
+        <w:t xml:space="preserve">#### What this withdraws</w:t>
+      </w:r>
+    </w:p>
+    <w:p>
+      <w:pPr>
+        <w:spacing w:after="140"/>
+        <w:jc w:val="left"/>
+      </w:pPr>
+      <w:r>
+        <w:rPr>
+          <w:b/>
+          <w:bCs/>
+        </w:rPr>
+        <w:t xml:space="preserve">"Committed and pushed before the value was read" does not mean published.</w:t>
+      </w:r>
+      <w:r>
+        <w:t xml:space="preserve"> D14 section 9 required that "the chosen option and the mapping from each outcome to each verdict be committed and pushed </w:t>
+      </w:r>
+      <w:r>
+        <w:rPr>
+          <w:i/>
+          <w:iCs/>
+        </w:rPr>
+        <w:t xml:space="preserve">before</w:t>
+      </w:r>
+      <w:r>
+        <w:t xml:space="preserve"> any recomputed value is examined", and recorded that this is what happened. D16 was "specified in full and pushed before it was computed". Both are true as stated and </w:t>
+      </w:r>
+      <w:r>
+        <w:rPr>
+          <w:b/>
+          <w:bCs/>
+        </w:rPr>
+        <w:t xml:space="preserve">neither was public</w:t>
+      </w:r>
+      <w:r>
+        <w:t xml:space="preserve">. The remote was readable by one person.</w:t>
+      </w:r>
+    </w:p>
+    <w:p>
+      <w:pPr>
+        <w:spacing w:after="140"/>
+        <w:jc w:val="left"/>
+      </w:pPr>
+      <w:r>
+        <w:t xml:space="preserve">What the increment over a purely local commit actually is: GitHub holds server-side receipt times for a push, which the author does not directly set. That is a real difference from a local commit, whose timestamp the author controls completely. But those times are </w:t>
+      </w:r>
+      <w:r>
+        <w:rPr>
+          <w:b/>
+          <w:bCs/>
+        </w:rPr>
+        <w:t xml:space="preserve">not exposed to a reader, not verifiable by one, and not citable</w:t>
+      </w:r>
+      <w:r>
+        <w:t xml:space="preserve">, so the increment is small and this project does not claim it as evidence. Every phrasing in this file of the form </w:t>
+      </w:r>
+      <w:r>
+        <w:rPr>
+          <w:i/>
+          <w:iCs/>
+        </w:rPr>
+        <w:t xml:space="preserve">"declared publicly"</w:t>
+      </w:r>
+      <w:r>
+        <w:t xml:space="preserve">, </w:t>
+      </w:r>
+      <w:r>
+        <w:rPr>
+          <w:i/>
+          <w:iCs/>
+        </w:rPr>
+        <w:t xml:space="preserve">"published before"</w:t>
+      </w:r>
+      <w:r>
+        <w:t xml:space="preserve"> or </w:t>
+      </w:r>
+      <w:r>
+        <w:rPr>
+          <w:i/>
+          <w:iCs/>
+        </w:rPr>
+        <w:t xml:space="preserve">"public before the run"</w:t>
+      </w:r>
+      <w:r>
+        <w:t xml:space="preserve"> is </w:t>
+      </w:r>
+      <w:r>
+        <w:rPr>
+          <w:b/>
+          <w:bCs/>
+        </w:rPr>
+        <w:t xml:space="preserve">withdrawn and replaced by "committed and pushed to a private remote before"</w:t>
+      </w:r>
+      <w:r>
+        <w:t xml:space="preserve">.</w:t>
+      </w:r>
+    </w:p>
+    <w:p>
+      <w:pPr>
+        <w:spacing w:after="140"/>
+        <w:jc w:val="left"/>
+      </w:pPr>
+      <w:r>
+        <w:rPr>
+          <w:b/>
+          <w:bCs/>
+        </w:rPr>
+        <w:t xml:space="preserve">This compounds D11 rather than standing beside it.</w:t>
+      </w:r>
+      <w:r>
+        <w:t xml:space="preserve"> D11 already records that there is no external registration, no pre-result external timestamp, and a history rewritten on 25 September. Add that the history was invisible to anyone else, and the ordering evidence is: an author-controlled history, once rewritten, on a remote only the author could read, with no external attestation at any point. </w:t>
+      </w:r>
+      <w:r>
+        <w:rPr>
+          <w:b/>
+          <w:bCs/>
+        </w:rPr>
+        <w:t xml:space="preserve">A reader who declines to accept that as evidence of ordering is left with nothing</w:t>
+      </w:r>
+      <w:r>
+        <w:t xml:space="preserve">, and the honest position is that the pre-commitment discipline documented here is a discipline the author practised, not a claim a reader can check.</w:t>
+      </w:r>
+    </w:p>
+    <w:p>
+      <w:pPr>
+        <w:spacing w:after="140"/>
+        <w:jc w:val="left"/>
+      </w:pPr>
+      <w:r>
+        <w:t xml:space="preserve">#### What survives</w:t>
+      </w:r>
+    </w:p>
+    <w:p>
+      <w:pPr>
+        <w:spacing w:after="140"/>
+        <w:jc w:val="left"/>
+      </w:pPr>
+      <w:r>
+        <w:t xml:space="preserve">The pre-commitments were real, in the sense that matters for the work: the option, the mapping and the proof existed before the computation ran, and the record shows the author constraining himself rather than choosing afterwards. That is worth something to the author and to anyone who extends the work. It is </w:t>
+      </w:r>
+      <w:r>
+        <w:rPr>
+          <w:b/>
+          <w:bCs/>
+        </w:rPr>
+        <w:t xml:space="preserve">not</w:t>
+      </w:r>
+      <w:r>
+        <w:t xml:space="preserve"> worth what a public timestamp would be worth, and this file previously implied otherwise.</w:t>
+      </w:r>
+    </w:p>
+    <w:p>
+      <w:pPr>
+        <w:spacing w:after="140"/>
+        <w:jc w:val="left"/>
+      </w:pPr>
+      <w:r>
+        <w:t xml:space="preserve">The format claim in paper §6.3 is unaffected. </w:t>
+      </w:r>
+      <w:r>
+        <w:rPr>
+          <w:i/>
+          <w:iCs/>
+        </w:rPr>
+        <w:t xml:space="preserve">"A results file in this format can be audited by a stranger in seconds"</w:t>
+      </w:r>
+      <w:r>
+        <w:t xml:space="preserve"> is a property of the format, demonstrable from the specification in §5.2 and from the week-6 foreign run, and it does not depend on this repository's visibility. What was undermined is the </w:t>
+      </w:r>
+      <w:r>
+        <w:rPr>
+          <w:b/>
+          <w:bCs/>
+        </w:rPr>
+        <w:t xml:space="preserve">demonstration</w:t>
+      </w:r>
+      <w:r>
+        <w:t xml:space="preserve">, not the claim: no stranger could obtain the file.</w:t>
+      </w:r>
+    </w:p>
+    <w:p>
+      <w:pPr>
+        <w:spacing w:after="140"/>
+        <w:jc w:val="left"/>
+      </w:pPr>
+      <w:r>
+        <w:t xml:space="preserve">#### What is being done</w:t>
+      </w:r>
+    </w:p>
+    <w:p>
+      <w:pPr>
+        <w:spacing w:after="140"/>
+        <w:jc w:val="left"/>
+      </w:pPr>
+      <w:r>
+        <w:rPr>
+          <w:b/>
+          <w:bCs/>
+        </w:rPr>
+        <w:t xml:space="preserve">Both are now done.</w:t>
+      </w:r>
+      <w:r>
+        <w:t xml:space="preserve"> Visibility was changed on 15 October 2026. Two save requests (2558108 at 01:15, 2558127 at 01:25) failed with </w:t>
+      </w:r>
+      <w:r>
+        <w:rPr>
+          <w:rFonts w:ascii="Consolas" w:cs="Consolas" w:eastAsia="Consolas" w:hAnsi="Consolas"/>
+          <w:sz w:val="19"/>
+          <w:szCs w:val="19"/>
+        </w:rPr>
+        <w:t xml:space="preserve">visit_status: not_found</w:t>
+      </w:r>
+      <w:r>
+        <w:t xml:space="preserve"> against the private origin. A third, 2558130, was submitted at 01:32:59 and </w:t>
+      </w:r>
+      <w:r>
+        <w:rPr>
+          <w:b/>
+          <w:bCs/>
+        </w:rPr>
+        <w:t xml:space="preserve">succeeded</w:t>
+      </w:r>
+      <w:r>
+        <w:t xml:space="preserve"> at </w:t>
+      </w:r>
+      <w:r>
+        <w:rPr>
+          <w:b/>
+          <w:bCs/>
+        </w:rPr>
+        <w:t xml:space="preserve">01:33:06 UTC</w:t>
+      </w:r>
+      <w:r>
+        <w:t xml:space="preserve">, </w:t>
+      </w:r>
+      <w:r>
+        <w:rPr>
+          <w:rFonts w:ascii="Consolas" w:cs="Consolas" w:eastAsia="Consolas" w:hAnsi="Consolas"/>
+          <w:sz w:val="19"/>
+          <w:szCs w:val="19"/>
+        </w:rPr>
+        <w:t xml:space="preserve">visit_status: full</w:t>
+      </w:r>
+      <w:r>
+        <w:t xml:space="preserve">. A fourth, 2558131, succeeded at </w:t>
+      </w:r>
+      <w:r>
+        <w:rPr>
+          <w:b/>
+          <w:bCs/>
+        </w:rPr>
+        <w:t xml:space="preserve">01:36:58</w:t>
+      </w:r>
+      <w:r>
+        <w:t xml:space="preserve">. Two snapshots, deliberately:</w:t>
+      </w:r>
+    </w:p>
+    <w:p>
+      <w:pPr>
+        <w:spacing w:after="40" w:before="40"/>
+        <w:ind w:left="360"/>
+      </w:pPr>
+      <w:r>
+        <w:rPr>
+          <w:rFonts w:ascii="Consolas" w:cs="Consolas" w:eastAsia="Consolas" w:hAnsi="Consolas"/>
+          <w:sz w:val="19"/>
+          <w:szCs w:val="19"/>
+        </w:rPr>
+        <w:t xml:space="preserve">swh:1:snp:bdbf43089b1ed77f5ec9307e11f5c255dddc84dd   01:33:06, repository at 5464088</w:t>
+      </w:r>
+    </w:p>
+    <w:p>
+      <w:pPr>
+        <w:spacing w:after="40" w:before="40"/>
+        <w:ind w:left="360"/>
+      </w:pPr>
+      <w:r>
+        <w:rPr>
+          <w:rFonts w:ascii="Consolas" w:cs="Consolas" w:eastAsia="Consolas" w:hAnsi="Consolas"/>
+          <w:sz w:val="19"/>
+          <w:szCs w:val="19"/>
+        </w:rPr>
+        <w:t xml:space="preserve">swh:1:snp:c19a29f94639c2ea87347ae40a3d949919a75005   01:36:58, includes d76d232</w:t>
+      </w:r>
+    </w:p>
+    <w:p>
+      <w:pPr>
+        <w:spacing w:after="120"/>
+      </w:pPr>
+    </w:p>
+    <w:p>
+      <w:pPr>
+        <w:spacing w:after="140"/>
+        <w:jc w:val="left"/>
+      </w:pPr>
+      <w:r>
+        <w:rPr>
+          <w:b/>
+          <w:bCs/>
+        </w:rPr>
+        <w:t xml:space="preserve">Why two.</w:t>
+      </w:r>
+      <w:r>
+        <w:t xml:space="preserve"> A snapshot cannot contain its own citation. The first captured the repository at the instant visibility changed, before the SWHID was written into any file, so a reader who resolves it finds a §4.7 with no mention of it. The second contains </w:t>
+      </w:r>
+      <w:r>
+        <w:rPr>
+          <w:rFonts w:ascii="Consolas" w:cs="Consolas" w:eastAsia="Consolas" w:hAnsi="Consolas"/>
+          <w:sz w:val="19"/>
+          <w:szCs w:val="19"/>
+        </w:rPr>
+        <w:t xml:space="preserve">d76d232</w:t>
+      </w:r>
+      <w:r>
+        <w:t xml:space="preserve">, the commit that records the first. The second is itself cited only by a commit made after it, and </w:t>
+      </w:r>
+      <w:r>
+        <w:rPr>
+          <w:b/>
+          <w:bCs/>
+        </w:rPr>
+        <w:t xml:space="preserve">that regress is infinite</w:t>
+      </w:r>
+      <w:r>
+        <w:t xml:space="preserve">: it is stopped by choosing to stop. Any self-referential archive citation has this shape, and the alternative is an unbounded series of snapshots each attesting the record of the last.</w:t>
+      </w:r>
+    </w:p>
+    <w:p>
+      <w:pPr>
+        <w:spacing w:after="140"/>
+        <w:jc w:val="left"/>
+      </w:pPr>
+      <w:r>
+        <w:rPr>
+          <w:b/>
+          <w:bCs/>
+        </w:rPr>
+        <w:t xml:space="preserve">This is the first externally verifiable fact this project has produced.</w:t>
+      </w:r>
+      <w:r>
+        <w:t xml:space="preserve"> It postdates every result, every record in this file and every pre-commitment in it, so it bounds the gap rather than closing it, and it does </w:t>
+      </w:r>
+      <w:r>
+        <w:rPr>
+          <w:b/>
+          <w:bCs/>
+        </w:rPr>
+        <w:t xml:space="preserve">not</w:t>
+      </w:r>
+      <w:r>
+        <w:t xml:space="preserve"> repair D11: the snapshot holds the public refs, </w:t>
+      </w:r>
+      <w:r>
+        <w:rPr>
+          <w:rFonts w:ascii="Consolas" w:cs="Consolas" w:eastAsia="Consolas" w:hAnsi="Consolas"/>
+          <w:sz w:val="19"/>
+          <w:szCs w:val="19"/>
+        </w:rPr>
+        <w:t xml:space="preserve">prerewrite-20260925</w:t>
+      </w:r>
+      <w:r>
+        <w:t xml:space="preserve"> is not among them, and the three commit identifiers in all 15,120 result records still resolve for no reader.</w:t>
+      </w:r>
+    </w:p>
+    <w:p>
+      <w:pPr>
+        <w:spacing w:after="140"/>
+        <w:jc w:val="left"/>
+      </w:pPr>
+      <w:r>
+        <w:rPr>
+          <w:b/>
+          <w:bCs/>
+        </w:rPr>
+        <w:t xml:space="preserve">A note on the verification itself, because two of the three checks misled.</w:t>
+      </w:r>
+      <w:r>
+        <w:t xml:space="preserve"> An unauthenticated GitHub API query returned </w:t>
+      </w:r>
+      <w:r>
+        <w:rPr>
+          <w:b/>
+          <w:bCs/>
+        </w:rPr>
+        <w:t xml:space="preserve">403</w:t>
+      </w:r>
+      <w:r>
+        <w:t xml:space="preserve">, not 200, after the visibility change — the 60-per-hour unauthenticated rate limit, confirmed from the response body, and not a privacy signal at all. The 404s that found this problem were genuine; the 403 that followed was noise, and reading it as an answer either way would have been wrong. The visibility was settled by an unauthenticated request to the repository's </w:t>
+      </w:r>
+      <w:r>
+        <w:rPr>
+          <w:b/>
+          <w:bCs/>
+        </w:rPr>
+        <w:t xml:space="preserve">web page</w:t>
+      </w:r>
+      <w:r>
+        <w:t xml:space="preserve">, which returned 200 and is not rate-limited the same way. A check that returns three different codes for three different reasons needs its codes distinguished before any of them is believed.</w:t>
+      </w:r>
+    </w:p>
+    <w:p>
+      <w:pPr>
+        <w:spacing w:after="140"/>
+        <w:jc w:val="left"/>
+      </w:pPr>
+      <w:r>
+        <w:t xml:space="preserve">An earlier version of the §4.7 paragraph stated that visibility "was changed on 15 October 2026 and the archive retried". It had not been. That sentence was written in anticipation of an action that had not occurred, which is the same error this file records on 5 October and twice since, and it was corrected before being committed.</w:t>
+      </w:r>
+    </w:p>
+    <w:p>
+      <w:pPr>
+        <w:spacing w:after="140"/>
+        <w:jc w:val="left"/>
+      </w:pPr>
+      <w:r>
+        <w:t xml:space="preserve">Nothing in this note is reported as a defect in the tool or in a measurement, so </w:t>
+      </w:r>
+      <w:r>
+        <w:rPr>
+          <w:b/>
+          <w:bCs/>
+        </w:rPr>
+        <w:t xml:space="preserve">§5.6's count stays at five</w:t>
+      </w:r>
+      <w:r>
+        <w:t xml:space="preserve">, by the boundary set on 5 October. It is a defect in what this project believed about its own availability, found by a service that tried to read it and could not.</w:t>
       </w:r>
     </w:p>
     <w:sectPr>

--- a/docs/deviations.docx
+++ b/docs/deviations.docx
@@ -25613,6 +25613,769 @@
       </w:r>
       <w:r>
         <w:t xml:space="preserve">, by the boundary set on 5 October. It is a defect in what this project believed about its own availability, found by a service that tried to read it and could not.</w:t>
+      </w:r>
+    </w:p>
+    <w:p>
+      <w:pPr>
+        <w:spacing w:after="120" w:before="120"/>
+      </w:pPr>
+    </w:p>
+    <w:p>
+      <w:pPr>
+        <w:pStyle w:val="Heading1"/>
+        <w:spacing w:after="140" w:before="280"/>
+      </w:pPr>
+      <w:r>
+        <w:rPr>
+          <w:b/>
+          <w:bCs/>
+          <w:color w:val="000000"/>
+          <w:sz w:val="24"/>
+          <w:szCs w:val="24"/>
+        </w:rPr>
+        <w:t xml:space="preserve">D17 — a measured range in the pre-registration is wrong, the registered document is not edited</w:t>
+      </w:r>
+    </w:p>
+    <w:p>
+      <w:pPr>
+        <w:spacing w:after="140"/>
+        <w:jc w:val="left"/>
+      </w:pPr>
+      <w:r>
+        <w:rPr>
+          <w:b/>
+          <w:bCs/>
+        </w:rPr>
+        <w:t xml:space="preserve">Found</w:t>
+      </w:r>
+      <w:r>
+        <w:t xml:space="preserve"> 19 October 2026, while re-deriving the grid-adequacy adjudication from the stored runs. </w:t>
+      </w:r>
+      <w:r>
+        <w:rPr>
+          <w:b/>
+          <w:bCs/>
+        </w:rPr>
+        <w:t xml:space="preserve">Recorded</w:t>
+      </w:r>
+      <w:r>
+        <w:t xml:space="preserve"> 21 October 2026. </w:t>
+      </w:r>
+      <w:r>
+        <w:rPr>
+          <w:b/>
+          <w:bCs/>
+        </w:rPr>
+        <w:t xml:space="preserve">No result, rule, threshold or verdict moves.</w:t>
+      </w:r>
+    </w:p>
+    <w:p>
+      <w:pPr>
+        <w:pStyle w:val="Heading2"/>
+        <w:spacing w:after="100" w:before="200"/>
+      </w:pPr>
+      <w:r>
+        <w:rPr>
+          <w:b/>
+          <w:bCs/>
+          <w:color w:val="000000"/>
+          <w:sz w:val="22"/>
+          <w:szCs w:val="22"/>
+        </w:rPr>
+        <w:t xml:space="preserve">What the registered document says</w:t>
+      </w:r>
+    </w:p>
+    <w:p>
+      <w:pPr>
+        <w:spacing w:after="140"/>
+        <w:jc w:val="left"/>
+      </w:pPr>
+      <w:r>
+        <w:rPr>
+          <w:rFonts w:ascii="Consolas" w:cs="Consolas" w:eastAsia="Consolas" w:hAnsi="Consolas"/>
+          <w:sz w:val="19"/>
+          <w:szCs w:val="19"/>
+        </w:rPr>
+        <w:t xml:space="preserve">docs/pre-registration.md</w:t>
+      </w:r>
+      <w:r>
+        <w:t xml:space="preserve"> states the figure twice.</w:t>
+      </w:r>
+    </w:p>
+    <w:p>
+      <w:pPr>
+        <w:pStyle w:val="ListParagraph"/>
+        <w:numPr>
+          <w:ilvl w:val="0"/>
+          <w:numId w:val="1"/>
+        </w:numPr>
+        <w:spacing w:after="80"/>
+      </w:pPr>
+      <w:r>
+        <w:t xml:space="preserve">Line 62, section 3: *"these grids were tested for under-tuning by extending</w:t>
+      </w:r>
+    </w:p>
+    <w:p>
+      <w:pPr>
+        <w:spacing w:after="140"/>
+        <w:jc w:val="left"/>
+      </w:pPr>
+      <w:r>
+        <w:t xml:space="preserve">them in both directions and comparing against a shuffled-label null; the extension gained five to seven times more on random labels than on real ones, so they stand."*</w:t>
+      </w:r>
+    </w:p>
+    <w:p>
+      <w:pPr>
+        <w:pStyle w:val="ListParagraph"/>
+        <w:numPr>
+          <w:ilvl w:val="0"/>
+          <w:numId w:val="1"/>
+        </w:numPr>
+        <w:spacing w:after="80"/>
+      </w:pPr>
+      <w:r>
+        <w:t xml:space="preserve">Line 128, section 7: *"extending a grid raises the maximum inner-CV score even</w:t>
+      </w:r>
+    </w:p>
+    <w:p>
+      <w:pPr>
+        <w:spacing w:after="140"/>
+        <w:jc w:val="left"/>
+      </w:pPr>
+      <w:r>
+        <w:t xml:space="preserve">when no point is better — measured at five to seven times the real gain on the classical grids."*</w:t>
+      </w:r>
+    </w:p>
+    <w:p>
+      <w:pPr>
+        <w:pStyle w:val="Heading2"/>
+        <w:spacing w:after="100" w:before="200"/>
+      </w:pPr>
+      <w:r>
+        <w:rPr>
+          <w:b/>
+          <w:bCs/>
+          <w:color w:val="000000"/>
+          <w:sz w:val="22"/>
+          <w:szCs w:val="22"/>
+        </w:rPr>
+        <w:t xml:space="preserve">What was measured</w:t>
+      </w:r>
+    </w:p>
+    <w:p>
+      <w:pPr>
+        <w:spacing w:after="140"/>
+        <w:jc w:val="left"/>
+      </w:pPr>
+      <w:r>
+        <w:t xml:space="preserve">The ratio of shuffled-label gain to real-label gain, per kernel and dataset, from </w:t>
+      </w:r>
+      <w:r>
+        <w:rPr>
+          <w:rFonts w:ascii="Consolas" w:cs="Consolas" w:eastAsia="Consolas" w:hAnsi="Consolas"/>
+          <w:sz w:val="19"/>
+          <w:szCs w:val="19"/>
+        </w:rPr>
+        <w:t xml:space="preserve">results/analysis/grid_edges_{churn,fraud}_both.json</w:t>
+      </w:r>
+      <w:r>
+        <w:t xml:space="preserve"> and their </w:t>
+      </w:r>
+      <w:r>
+        <w:rPr>
+          <w:rFonts w:ascii="Consolas" w:cs="Consolas" w:eastAsia="Consolas" w:hAnsi="Consolas"/>
+          <w:sz w:val="19"/>
+          <w:szCs w:val="19"/>
+        </w:rPr>
+        <w:t xml:space="preserve">_shuffled</w:t>
+      </w:r>
+      <w:r>
+        <w:t xml:space="preserve"> counterparts, on mean gain:</w:t>
+      </w:r>
+    </w:p>
+    <w:p>
+      <w:pPr>
+        <w:spacing w:after="40" w:before="40"/>
+        <w:ind w:left="360"/>
+      </w:pPr>
+      <w:r>
+        <w:rPr>
+          <w:rFonts w:ascii="Consolas" w:cs="Consolas" w:eastAsia="Consolas" w:hAnsi="Consolas"/>
+          <w:sz w:val="19"/>
+          <w:szCs w:val="19"/>
+        </w:rPr>
+        <w:t xml:space="preserve">churn polynomial   5.0x        fraud polynomial   6.6x</w:t>
+      </w:r>
+    </w:p>
+    <w:p>
+      <w:pPr>
+        <w:spacing w:after="40" w:before="40"/>
+        <w:ind w:left="360"/>
+      </w:pPr>
+      <w:r>
+        <w:rPr>
+          <w:rFonts w:ascii="Consolas" w:cs="Consolas" w:eastAsia="Consolas" w:hAnsi="Consolas"/>
+          <w:sz w:val="19"/>
+          <w:szCs w:val="19"/>
+        </w:rPr>
+        <w:t xml:space="preserve">churn RBF          2.0x        fraud RBF         35.7x</w:t>
+      </w:r>
+    </w:p>
+    <w:p>
+      <w:pPr>
+        <w:spacing w:after="120"/>
+      </w:pPr>
+    </w:p>
+    <w:p>
+      <w:pPr>
+        <w:spacing w:after="140"/>
+        <w:jc w:val="left"/>
+      </w:pPr>
+      <w:r>
+        <w:rPr>
+          <w:b/>
+          <w:bCs/>
+        </w:rPr>
+        <w:t xml:space="preserve">Five and seven are the polynomial figures.</w:t>
+      </w:r>
+      <w:r>
+        <w:t xml:space="preserve"> Two of the four measurements fall outside the stated range, one far above it and one below it. The sentence generalises a polynomial-kernel result to "the classical grids", which is both kernels. Week 3 section 14 had the full four-row table when the sentence was written; the figure was measured and then summarised beyond what it supported.</w:t>
+      </w:r>
+    </w:p>
+    <w:p>
+      <w:pPr>
+        <w:pStyle w:val="Heading2"/>
+        <w:spacing w:after="100" w:before="200"/>
+      </w:pPr>
+      <w:r>
+        <w:rPr>
+          <w:b/>
+          <w:bCs/>
+          <w:color w:val="000000"/>
+          <w:sz w:val="22"/>
+          <w:szCs w:val="22"/>
+        </w:rPr>
+        <w:t xml:space="preserve">What does not change</w:t>
+      </w:r>
+    </w:p>
+    <w:p>
+      <w:pPr>
+        <w:spacing w:after="140"/>
+        <w:jc w:val="left"/>
+      </w:pPr>
+      <w:r>
+        <w:rPr>
+          <w:b/>
+          <w:bCs/>
+        </w:rPr>
+        <w:t xml:space="preserve">The rule is unaffected and so is every conclusion drawn from it.</w:t>
+      </w:r>
+      <w:r>
+        <w:t xml:space="preserve"> The claim the rule needs is that extension gains more on noise than on signal, and that holds on every kernel and both datasets, including the 2.0x case. The excess of real over null is negative in all four comparisons. Re-run on 18 October 2026 under current code, the figures reproduce bit-identically and </w:t>
+      </w:r>
+      <w:r>
+        <w:rPr>
+          <w:rFonts w:ascii="Consolas" w:cs="Consolas" w:eastAsia="Consolas" w:hAnsi="Consolas"/>
+          <w:sz w:val="19"/>
+          <w:szCs w:val="19"/>
+        </w:rPr>
+        <w:t xml:space="preserve">scripts/check_grid_edges.py</w:t>
+      </w:r>
+      <w:r>
+        <w:t xml:space="preserve"> returns ADEQUATE on both datasets against the pre-declared threshold of +0.002. No grid was widened, no arm was re-run, and no registered value depends on the range being five to seven rather than two to thirty-six.</w:t>
+      </w:r>
+    </w:p>
+    <w:p>
+      <w:pPr>
+        <w:pStyle w:val="Heading2"/>
+        <w:spacing w:after="100" w:before="200"/>
+      </w:pPr>
+      <w:r>
+        <w:rPr>
+          <w:b/>
+          <w:bCs/>
+          <w:color w:val="000000"/>
+          <w:sz w:val="22"/>
+          <w:szCs w:val="22"/>
+        </w:rPr>
+        <w:t xml:space="preserve">Why the registered document is not edited</w:t>
+      </w:r>
+    </w:p>
+    <w:p>
+      <w:pPr>
+        <w:spacing w:after="140"/>
+        <w:jc w:val="left"/>
+      </w:pPr>
+      <w:r>
+        <w:t xml:space="preserve">By the rule D6 and D15 both applied: version 1.0 stands as registered and the record is the correction. D15 section 5 states it for section 8 of the pre-registration in those words. Editing a frozen document in week 12, after the results are known, to replace a figure with one that strengthens this project's own case, is harder to defend than the error it removes. A reader comparing the registration against the paper sees the paper correcting its own registration, which is better evidence of discipline than a registration with no visible errors in it.</w:t>
+      </w:r>
+    </w:p>
+    <w:p>
+      <w:pPr>
+        <w:spacing w:after="140"/>
+        <w:jc w:val="left"/>
+      </w:pPr>
+      <w:r>
+        <w:t xml:space="preserve">The correction is carried in </w:t>
+      </w:r>
+      <w:r>
+        <w:rPr>
+          <w:rFonts w:ascii="Consolas" w:cs="Consolas" w:eastAsia="Consolas" w:hAnsi="Consolas"/>
+          <w:sz w:val="19"/>
+          <w:szCs w:val="19"/>
+        </w:rPr>
+        <w:t xml:space="preserve">docs/paper-design.md</w:t>
+      </w:r>
+      <w:r>
+        <w:t xml:space="preserve"> sections 3.3 and 3.7, which give all four measured ratios and state that the registered wording is unamended.</w:t>
+      </w:r>
+    </w:p>
+    <w:p>
+      <w:pPr>
+        <w:pStyle w:val="Heading2"/>
+        <w:spacing w:after="100" w:before="200"/>
+      </w:pPr>
+      <w:r>
+        <w:rPr>
+          <w:b/>
+          <w:bCs/>
+          <w:color w:val="000000"/>
+          <w:sz w:val="22"/>
+          <w:szCs w:val="22"/>
+        </w:rPr>
+        <w:t xml:space="preserve">Whether §5.6's count moves, and why it does</w:t>
+      </w:r>
+    </w:p>
+    <w:p>
+      <w:pPr>
+        <w:spacing w:after="140"/>
+        <w:jc w:val="left"/>
+      </w:pPr>
+      <w:r>
+        <w:rPr>
+          <w:b/>
+          <w:bCs/>
+        </w:rPr>
+        <w:t xml:space="preserve">It does: six becomes seven, and the authorial count three becomes four.</w:t>
+      </w:r>
+      <w:r>
+        <w:t xml:space="preserve"> The boundary set on 5 October is that an inaccuracy enters §5.6 when it misstates a measurement or an instrument's behaviour. This misstates a measurement, in a public document, in the direction that favours the project on three of the four cases and understates it on the fourth.</w:t>
+      </w:r>
+    </w:p>
+    <w:p>
+      <w:pPr>
+        <w:spacing w:after="140"/>
+        <w:jc w:val="left"/>
+      </w:pPr>
+      <w:r>
+        <w:t xml:space="preserve">It belongs to the second kind rather than the first. The instrument was right: </w:t>
+      </w:r>
+      <w:r>
+        <w:rPr>
+          <w:rFonts w:ascii="Consolas" w:cs="Consolas" w:eastAsia="Consolas" w:hAnsi="Consolas"/>
+          <w:sz w:val="19"/>
+          <w:szCs w:val="19"/>
+        </w:rPr>
+        <w:t xml:space="preserve">scripts/check_grid_edges.py</w:t>
+      </w:r>
+      <w:r>
+        <w:t xml:space="preserve"> measured all four ratios correctly and week 3 tabulated them. What went wrong was the summary written from that table. That is the same failure as the other three authorial items, with one difference worth stating plainly: those three asserted things nobody had checked, and this one took something that had been checked and stated it more broadly than the measurement allowed. The second is not obviously the lesser failure, because nothing in a reader's view distinguishes a generalised measurement from a measured one.</w:t>
+      </w:r>
+    </w:p>
+    <w:p>
+      <w:pPr>
+        <w:pStyle w:val="Heading2"/>
+        <w:spacing w:after="100" w:before="200"/>
+      </w:pPr>
+      <w:r>
+        <w:rPr>
+          <w:b/>
+          <w:bCs/>
+          <w:color w:val="000000"/>
+          <w:sz w:val="22"/>
+          <w:szCs w:val="22"/>
+        </w:rPr>
+        <w:t xml:space="preserve">What this record does not authorize</w:t>
+      </w:r>
+    </w:p>
+    <w:p>
+      <w:pPr>
+        <w:spacing w:after="140"/>
+        <w:jc w:val="left"/>
+      </w:pPr>
+      <w:r>
+        <w:t xml:space="preserve">No edit to </w:t>
+      </w:r>
+      <w:r>
+        <w:rPr>
+          <w:rFonts w:ascii="Consolas" w:cs="Consolas" w:eastAsia="Consolas" w:hAnsi="Consolas"/>
+          <w:sz w:val="19"/>
+          <w:szCs w:val="19"/>
+        </w:rPr>
+        <w:t xml:space="preserve">docs/pre-registration.md</w:t>
+      </w:r>
+      <w:r>
+        <w:t xml:space="preserve">. No recomputation. No change to the grid adequacy verdict, which stands as ADEQUATE on both datasets on the evidence re-derived on 18 October.</w:t>
+      </w:r>
+    </w:p>
+    <w:p>
+      <w:pPr>
+        <w:spacing w:after="120" w:before="120"/>
+      </w:pPr>
+    </w:p>
+    <w:p>
+      <w:pPr>
+        <w:pStyle w:val="Heading2"/>
+        <w:spacing w:after="100" w:before="200"/>
+      </w:pPr>
+      <w:r>
+        <w:rPr>
+          <w:b/>
+          <w:bCs/>
+          <w:color w:val="000000"/>
+          <w:sz w:val="22"/>
+          <w:szCs w:val="22"/>
+        </w:rPr>
+        <w:t xml:space="preserve">Amendment to D11, 21 October 2026: the recovered branch is published and the trade-off is resolved</w:t>
+      </w:r>
+    </w:p>
+    <w:p>
+      <w:pPr>
+        <w:spacing w:after="140"/>
+        <w:jc w:val="left"/>
+      </w:pPr>
+      <w:r>
+        <w:rPr>
+          <w:b/>
+          <w:bCs/>
+        </w:rPr>
+        <w:t xml:space="preserve">Decided and executed</w:t>
+      </w:r>
+      <w:r>
+        <w:t xml:space="preserve"> 21 October 2026 by the author. D11's fourth amendment left this open and the paper recorded it as open in §4.7 and §7.3 through week</w:t>
+      </w:r>
+    </w:p>
+    <w:p>
+      <w:pPr>
+        <w:spacing w:after="80"/>
+        <w:ind w:left="360" w:hanging="240"/>
+      </w:pPr>
+      <w:r>
+        <w:t xml:space="preserve">12.  It is now taken.</w:t>
+      </w:r>
+    </w:p>
+    <w:p>
+      <w:pPr>
+        <w:spacing w:after="140"/>
+        <w:jc w:val="left"/>
+      </w:pPr>
+      <w:r>
+        <w:rPr>
+          <w:b/>
+          <w:bCs/>
+        </w:rPr>
+        <w:t xml:space="preserve">What was published.</w:t>
+      </w:r>
+      <w:r>
+        <w:t xml:space="preserve"> </w:t>
+      </w:r>
+      <w:r>
+        <w:rPr>
+          <w:rFonts w:ascii="Consolas" w:cs="Consolas" w:eastAsia="Consolas" w:hAnsi="Consolas"/>
+          <w:sz w:val="19"/>
+          <w:szCs w:val="19"/>
+        </w:rPr>
+        <w:t xml:space="preserve">prerewrite-20260925</w:t>
+      </w:r>
+      <w:r>
+        <w:t xml:space="preserve">, 25 commits, tip </w:t>
+      </w:r>
+      <w:r>
+        <w:rPr>
+          <w:rFonts w:ascii="Consolas" w:cs="Consolas" w:eastAsia="Consolas" w:hAnsi="Consolas"/>
+          <w:sz w:val="19"/>
+          <w:szCs w:val="19"/>
+        </w:rPr>
+        <w:t xml:space="preserve">b5bf0431</w:t>
+      </w:r>
+      <w:r>
+        <w:t xml:space="preserve"> — the backup HEAD whose absence from the live repository began the 29 September investigation. All five identifiers this project depends on are reachable from it, verified by </w:t>
+      </w:r>
+      <w:r>
+        <w:rPr>
+          <w:rFonts w:ascii="Consolas" w:cs="Consolas" w:eastAsia="Consolas" w:hAnsi="Consolas"/>
+          <w:sz w:val="19"/>
+          <w:szCs w:val="19"/>
+        </w:rPr>
+        <w:t xml:space="preserve">git merge-base --is-ancestor</w:t>
+      </w:r>
+      <w:r>
+        <w:t xml:space="preserve"> before any paper text was written about it: </w:t>
+      </w:r>
+      <w:r>
+        <w:rPr>
+          <w:rFonts w:ascii="Consolas" w:cs="Consolas" w:eastAsia="Consolas" w:hAnsi="Consolas"/>
+          <w:sz w:val="19"/>
+          <w:szCs w:val="19"/>
+        </w:rPr>
+        <w:t xml:space="preserve">a8bafbb</w:t>
+      </w:r>
+      <w:r>
+        <w:t xml:space="preserve"> and </w:t>
+      </w:r>
+      <w:r>
+        <w:rPr>
+          <w:rFonts w:ascii="Consolas" w:cs="Consolas" w:eastAsia="Consolas" w:hAnsi="Consolas"/>
+          <w:sz w:val="19"/>
+          <w:szCs w:val="19"/>
+        </w:rPr>
+        <w:t xml:space="preserve">61f7db9</w:t>
+      </w:r>
+      <w:r>
+        <w:t xml:space="preserve">, which </w:t>
+      </w:r>
+      <w:r>
+        <w:rPr>
+          <w:rFonts w:ascii="Consolas" w:cs="Consolas" w:eastAsia="Consolas" w:hAnsi="Consolas"/>
+          <w:sz w:val="19"/>
+          <w:szCs w:val="19"/>
+        </w:rPr>
+        <w:t xml:space="preserve">docs/pre-registration.md</w:t>
+      </w:r>
+      <w:r>
+        <w:t xml:space="preserve"> cites as its anchor, and </w:t>
+      </w:r>
+      <w:r>
+        <w:rPr>
+          <w:rFonts w:ascii="Consolas" w:cs="Consolas" w:eastAsia="Consolas" w:hAnsi="Consolas"/>
+          <w:sz w:val="19"/>
+          <w:szCs w:val="19"/>
+        </w:rPr>
+        <w:t xml:space="preserve">0b796a3</w:t>
+      </w:r>
+      <w:r>
+        <w:t xml:space="preserve">, </w:t>
+      </w:r>
+      <w:r>
+        <w:rPr>
+          <w:rFonts w:ascii="Consolas" w:cs="Consolas" w:eastAsia="Consolas" w:hAnsi="Consolas"/>
+          <w:sz w:val="19"/>
+          <w:szCs w:val="19"/>
+        </w:rPr>
+        <w:t xml:space="preserve">2cf7ec7</w:t>
+      </w:r>
+      <w:r>
+        <w:t xml:space="preserve"> and </w:t>
+      </w:r>
+      <w:r>
+        <w:rPr>
+          <w:rFonts w:ascii="Consolas" w:cs="Consolas" w:eastAsia="Consolas" w:hAnsi="Consolas"/>
+          <w:sz w:val="19"/>
+          <w:szCs w:val="19"/>
+        </w:rPr>
+        <w:t xml:space="preserve">0b2aef4</w:t>
+      </w:r>
+      <w:r>
+        <w:t xml:space="preserve">, which every one of the 15,120 result records stores. </w:t>
+      </w:r>
+      <w:r>
+        <w:rPr>
+          <w:rFonts w:ascii="Consolas" w:cs="Consolas" w:eastAsia="Consolas" w:hAnsi="Consolas"/>
+          <w:sz w:val="19"/>
+          <w:szCs w:val="19"/>
+        </w:rPr>
+        <w:t xml:space="preserve">main</w:t>
+      </w:r>
+      <w:r>
+        <w:t xml:space="preserve"> is untouched.</w:t>
+      </w:r>
+    </w:p>
+    <w:p>
+      <w:pPr>
+        <w:spacing w:after="140"/>
+        <w:jc w:val="left"/>
+      </w:pPr>
+      <w:r>
+        <w:rPr>
+          <w:b/>
+          <w:bCs/>
+        </w:rPr>
+        <w:t xml:space="preserve">What was checked before pushing</w:t>
+      </w:r>
+      <w:r>
+        <w:t xml:space="preserve">, because publishing history cannot be undone. Every path ever added on the branch, 108 of them, was listed and compared against the current tree. Two are absent today: </w:t>
+      </w:r>
+      <w:r>
+        <w:rPr>
+          <w:rFonts w:ascii="Consolas" w:cs="Consolas" w:eastAsia="Consolas" w:hAnsi="Consolas"/>
+          <w:sz w:val="19"/>
+          <w:szCs w:val="19"/>
+        </w:rPr>
+        <w:t xml:space="preserve">results/analysis/grid_edges.json</w:t>
+      </w:r>
+      <w:r>
+        <w:t xml:space="preserve">, from before the grid extension was made two-sided, and </w:t>
+      </w:r>
+      <w:r>
+        <w:rPr>
+          <w:rFonts w:ascii="Consolas" w:cs="Consolas" w:eastAsia="Consolas" w:hAnsi="Consolas"/>
+          <w:sz w:val="19"/>
+          <w:szCs w:val="19"/>
+        </w:rPr>
+        <w:t xml:space="preserve">results/analysis/rbf_surrogate_registered_allcells.json</w:t>
+      </w:r>
+      <w:r>
+        <w:t xml:space="preserve">, the output destroyed by the filename collision week 4 logs as its ninth error, later split into the three dataset-and-size-specific files that are public now. Neither is sensitive and the second is the evidence behind a documented defect. No credential-shaped path, no </w:t>
+      </w:r>
+      <w:r>
+        <w:rPr>
+          <w:rFonts w:ascii="Consolas" w:cs="Consolas" w:eastAsia="Consolas" w:hAnsi="Consolas"/>
+          <w:sz w:val="19"/>
+          <w:szCs w:val="19"/>
+        </w:rPr>
+        <w:t xml:space="preserve">data/raw</w:t>
+      </w:r>
+      <w:r>
+        <w:t xml:space="preserve">, nothing over 200 KB, consistent with what the 29 September amendment recorded.</w:t>
+      </w:r>
+    </w:p>
+    <w:p>
+      <w:pPr>
+        <w:spacing w:after="140"/>
+        <w:jc w:val="left"/>
+      </w:pPr>
+      <w:r>
+        <w:rPr>
+          <w:b/>
+          <w:bCs/>
+        </w:rPr>
+        <w:t xml:space="preserve">What decided it, and a correction to the amendment that framed it.</w:t>
+      </w:r>
+      <w:r>
+        <w:t xml:space="preserve"> The recorded reason against publishing was that it restores to the public repository the AI co-authorship trailers the rewrite removed. That cost had already been paid. The fourth amendment itself records that commits reinstating those trailers were "left as they stand and documented rather than rewritten", and </w:t>
+      </w:r>
+      <w:r>
+        <w:rPr>
+          <w:rFonts w:ascii="Consolas" w:cs="Consolas" w:eastAsia="Consolas" w:hAnsi="Consolas"/>
+          <w:sz w:val="19"/>
+          <w:szCs w:val="19"/>
+        </w:rPr>
+        <w:t xml:space="preserve">main</w:t>
+      </w:r>
+      <w:r>
+        <w:t xml:space="preserve"> has been public since 15 October. The measured number is </w:t>
+      </w:r>
+      <w:r>
+        <w:rPr>
+          <w:b/>
+          <w:bCs/>
+        </w:rPr>
+        <w:t xml:space="preserve">twenty</w:t>
+      </w:r>
+      <w:r>
+        <w:t xml:space="preserve"> commits on </w:t>
+      </w:r>
+      <w:r>
+        <w:rPr>
+          <w:rFonts w:ascii="Consolas" w:cs="Consolas" w:eastAsia="Consolas" w:hAnsi="Consolas"/>
+          <w:sz w:val="19"/>
+          <w:szCs w:val="19"/>
+        </w:rPr>
+        <w:t xml:space="preserve">main</w:t>
+      </w:r>
+      <w:r>
+        <w:t xml:space="preserve"> carrying </w:t>
+      </w:r>
+      <w:r>
+        <w:rPr>
+          <w:rFonts w:ascii="Consolas" w:cs="Consolas" w:eastAsia="Consolas" w:hAnsi="Consolas"/>
+          <w:sz w:val="19"/>
+          <w:szCs w:val="19"/>
+        </w:rPr>
+        <w:t xml:space="preserve">Co-Authored-By: Claude Opus 5</w:t>
+      </w:r>
+      <w:r>
+        <w:t xml:space="preserve">, all with author date 29 September 2026. </w:t>
+      </w:r>
+      <w:r>
+        <w:rPr>
+          <w:b/>
+          <w:bCs/>
+        </w:rPr>
+        <w:t xml:space="preserve">The amendment says "roughly thirty"</w:t>
+      </w:r>
+      <w:r>
+        <w:t xml:space="preserve">; twenty is the count from </w:t>
+      </w:r>
+      <w:r>
+        <w:rPr>
+          <w:rFonts w:ascii="Consolas" w:cs="Consolas" w:eastAsia="Consolas" w:hAnsi="Consolas"/>
+          <w:sz w:val="19"/>
+          <w:szCs w:val="19"/>
+        </w:rPr>
+        <w:t xml:space="preserve">git log --grep</w:t>
+      </w:r>
+      <w:r>
+        <w:t xml:space="preserve">. That is an overstatement of this project's own history by half, and it is corrected here rather than in place. It does not enter §5.6: it misstates a count in this project's record, not a measurement or an instrument's behaviour, by the same boundary that kept the week-4 error count out.</w:t>
+      </w:r>
+    </w:p>
+    <w:p>
+      <w:pPr>
+        <w:spacing w:after="140"/>
+        <w:jc w:val="left"/>
+      </w:pPr>
+      <w:r>
+        <w:rPr>
+          <w:b/>
+          <w:bCs/>
+        </w:rPr>
+        <w:t xml:space="preserve">What this closes.</w:t>
+      </w:r>
+      <w:r>
+        <w:t xml:space="preserve"> The binding. A result record names a commit, the commit is public, and its tree can be computed by any reader. The annotated tags remain a convenience rather than the only route, and the sentence "a reader cannot independently bind a historical result record to the code that generated it" no longer describes this repository.</w:t>
+      </w:r>
+    </w:p>
+    <w:p>
+      <w:pPr>
+        <w:spacing w:after="140"/>
+        <w:jc w:val="left"/>
+      </w:pPr>
+      <w:r>
+        <w:rPr>
+          <w:b/>
+          <w:bCs/>
+        </w:rPr>
+        <w:t xml:space="preserve">What it does not close, and this is the larger half.</w:t>
+      </w:r>
+      <w:r>
+        <w:t xml:space="preserve"> Ordering. Commit dates are author-set, both histories are author-controlled, and the two Software Heritage snapshots were taken on 15 October, six days before this branch was public, so neither archive contains it. Every ordering claim in this project, including D13's, D14's and D16's claims that a declaration preceded a computation, rests on exactly the evidence it rested on yesterday. Publishing the objects proves they exist; it proves nothing about when.</w:t>
+      </w:r>
+    </w:p>
+    <w:p>
+      <w:pPr>
+        <w:spacing w:after="140"/>
+        <w:jc w:val="left"/>
+      </w:pPr>
+      <w:r>
+        <w:rPr>
+          <w:b/>
+          <w:bCs/>
+        </w:rPr>
+        <w:t xml:space="preserve">What this record does not authorize.</w:t>
+      </w:r>
+      <w:r>
+        <w:t xml:space="preserve"> No edit to </w:t>
+      </w:r>
+      <w:r>
+        <w:rPr>
+          <w:rFonts w:ascii="Consolas" w:cs="Consolas" w:eastAsia="Consolas" w:hAnsi="Consolas"/>
+          <w:sz w:val="19"/>
+          <w:szCs w:val="19"/>
+        </w:rPr>
+        <w:t xml:space="preserve">docs/pre-registration.md</w:t>
+      </w:r>
+      <w:r>
+        <w:t xml:space="preserve">, whose two cited hashes now resolve but whose text stands as registered under D17. No rewrite of either history. No claim that the archive covers the branch; a fresh Software Heritage save request would be needed for that, and it would attest 21 October and later, not anything earlier.</w:t>
       </w:r>
     </w:p>
     <w:sectPr>

--- a/docs/deviations.docx
+++ b/docs/deviations.docx
@@ -26376,6 +26376,179 @@
       </w:r>
       <w:r>
         <w:t xml:space="preserve">, whose two cited hashes now resolve but whose text stands as registered under D17. No rewrite of either history. No claim that the archive covers the branch; a fresh Software Heritage save request would be needed for that, and it would attest 21 October and later, not anything earlier.</w:t>
+      </w:r>
+    </w:p>
+    <w:p>
+      <w:pPr>
+        <w:spacing w:after="120" w:before="120"/>
+      </w:pPr>
+    </w:p>
+    <w:p>
+      <w:pPr>
+        <w:pStyle w:val="Heading2"/>
+        <w:spacing w:after="100" w:before="200"/>
+      </w:pPr>
+      <w:r>
+        <w:rPr>
+          <w:b/>
+          <w:bCs/>
+          <w:color w:val="000000"/>
+          <w:sz w:val="22"/>
+          <w:szCs w:val="22"/>
+        </w:rPr>
+        <w:t xml:space="preserve">Amendment to D11, 21 October 2026: the OSF item is a decision, not an omission</w:t>
+      </w:r>
+    </w:p>
+    <w:p>
+      <w:pPr>
+        <w:spacing w:after="140"/>
+        <w:jc w:val="left"/>
+      </w:pPr>
+      <w:r>
+        <w:rPr>
+          <w:b/>
+          <w:bCs/>
+        </w:rPr>
+        <w:t xml:space="preserve">This record reconciles two statements in this repository that contradict each other and were never put side by side.</w:t>
+      </w:r>
+      <w:r>
+        <w:t xml:space="preserve"> Neither is new; what is new is noticing that both are in the record and that the weaker one has been driving a task list for five weeks.</w:t>
+      </w:r>
+    </w:p>
+    <w:p>
+      <w:pPr>
+        <w:spacing w:after="140"/>
+        <w:jc w:val="left"/>
+      </w:pPr>
+      <w:r>
+        <w:rPr>
+          <w:b/>
+          <w:bCs/>
+        </w:rPr>
+        <w:t xml:space="preserve">What the weekly reports say.</w:t>
+      </w:r>
+      <w:r>
+        <w:t xml:space="preserve"> Week 6 section 10: </w:t>
+      </w:r>
+      <w:r>
+        <w:rPr>
+          <w:i/>
+          <w:iCs/>
+        </w:rPr>
+        <w:t xml:space="preserve">"OSF registration is not blocked by anything. It was recorded through this week as waiting on a rewrite of the pre-registration's section 1. That was wrong twice over. v1.0 plus D1 to D6 can be registered exactly as they stand; git already timestamps the document publicly from 24 September and OSF adds an independent immutable record and a DOI, requiring no edit to anything."</w:t>
+      </w:r>
+      <w:r>
+        <w:t xml:space="preserve"> Week 7 section 8 repeats it in one line: </w:t>
+      </w:r>
+      <w:r>
+        <w:rPr>
+          <w:i/>
+          <w:iCs/>
+        </w:rPr>
+        <w:t xml:space="preserve">"OSF registration was never blocked and still has not happened."</w:t>
+      </w:r>
+    </w:p>
+    <w:p>
+      <w:pPr>
+        <w:spacing w:after="140"/>
+        <w:jc w:val="left"/>
+      </w:pPr>
+      <w:r>
+        <w:rPr>
+          <w:b/>
+          <w:bCs/>
+        </w:rPr>
+        <w:t xml:space="preserve">What D11 says, four days earlier.</w:t>
+      </w:r>
+      <w:r>
+        <w:t xml:space="preserve"> Under "What is NOT done, and why": </w:t>
+      </w:r>
+      <w:r>
+        <w:rPr>
+          <w:i/>
+          <w:iCs/>
+        </w:rPr>
+        <w:t xml:space="preserve">"No OSF registration is being created now. An OSF record dated 29 September 2026, attached to a document whose header claimed 24 September, with the study's results already computed and committed, would be checkable by anyone and would read as backdating. It would convert an honest absence into an apparent misrepresentation. The absence is reported instead."</w:t>
+      </w:r>
+    </w:p>
+    <w:p>
+      <w:pPr>
+        <w:spacing w:after="140"/>
+        <w:jc w:val="left"/>
+      </w:pPr>
+      <w:r>
+        <w:rPr>
+          <w:b/>
+          <w:bCs/>
+        </w:rPr>
+        <w:t xml:space="preserve">D11 is right, and its argument is stronger now than when it was written.</w:t>
+      </w:r>
+      <w:r>
+        <w:t xml:space="preserve"> A registration dated 21 October 2026 sits three weeks after every result was computed and after the paper was written. Week 6's claim is not false on its own terms — nothing was blocking the mechanism, and OSF would indeed add an immutable record and a DOI — but "not blocked" was read as "therefore to be done", and the reason not to do it was in a record written four days before, in the same file, about the same document.</w:t>
+      </w:r>
+    </w:p>
+    <w:p>
+      <w:pPr>
+        <w:spacing w:after="140"/>
+        <w:jc w:val="left"/>
+      </w:pPr>
+      <w:r>
+        <w:rPr>
+          <w:b/>
+          <w:bCs/>
+        </w:rPr>
+        <w:t xml:space="preserve">How that happened is the familiar shape.</w:t>
+      </w:r>
+      <w:r>
+        <w:t xml:space="preserve"> Week 6's paragraph is itself a correction: it says the earlier framing was "wrong twice over". In correcting one error about what blocked the task it asserted what should happen next without re-reading the reasoning D11 had already set down. A claim made while fixing an adjacent claim, without checking the record, is the same failure §5.6's second kind collects.</w:t>
+      </w:r>
+    </w:p>
+    <w:p>
+      <w:pPr>
+        <w:spacing w:after="140"/>
+        <w:jc w:val="left"/>
+      </w:pPr>
+      <w:r>
+        <w:rPr>
+          <w:b/>
+          <w:bCs/>
+        </w:rPr>
+        <w:t xml:space="preserve">Decided.</w:t>
+      </w:r>
+      <w:r>
+        <w:t xml:space="preserve"> No OSF registration will be created for this study. The absence is a decision and is recorded as one. §4.7 says the study is not registered there and now says the absence was chosen rather than left.</w:t>
+      </w:r>
+    </w:p>
+    <w:p>
+      <w:pPr>
+        <w:spacing w:after="140"/>
+        <w:jc w:val="left"/>
+      </w:pPr>
+      <w:r>
+        <w:rPr>
+          <w:b/>
+          <w:bCs/>
+        </w:rPr>
+        <w:t xml:space="preserve">What this does not change.</w:t>
+      </w:r>
+      <w:r>
+        <w:t xml:space="preserve"> The pre-registration's own corrected line, which states that it is not registered at OSF and never has been and says what the old text claimed and for how long, stands as written. No ordering claim in this project gains or loses anything: git commit dates were author-controlled before this record and remain so, and the two Software Heritage snapshots are forward-looking for the same reason an OSF record created now would be.</w:t>
+      </w:r>
+    </w:p>
+    <w:p>
+      <w:pPr>
+        <w:spacing w:after="140"/>
+        <w:jc w:val="left"/>
+      </w:pPr>
+      <w:r>
+        <w:rPr>
+          <w:b/>
+          <w:bCs/>
+        </w:rPr>
+        <w:t xml:space="preserve">It does not enter §5.6.</w:t>
+      </w:r>
+      <w:r>
+        <w:t xml:space="preserve"> An unreconciled contradiction between two of this project's own records misstates neither a measurement nor an instrument's behaviour, by the boundary set on 5 October. It is recorded here and counted nowhere.</w:t>
       </w:r>
     </w:p>
     <w:sectPr>

--- a/docs/deviations.docx
+++ b/docs/deviations.docx
@@ -26549,6 +26549,811 @@
       </w:r>
       <w:r>
         <w:t xml:space="preserve"> An unreconciled contradiction between two of this project's own records misstates neither a measurement nor an instrument's behaviour, by the boundary set on 5 October. It is recorded here and counted nowhere.</w:t>
+      </w:r>
+    </w:p>
+    <w:p>
+      <w:pPr>
+        <w:spacing w:after="120" w:before="120"/>
+      </w:pPr>
+    </w:p>
+    <w:p>
+      <w:pPr>
+        <w:pStyle w:val="Heading1"/>
+        <w:spacing w:after="140" w:before="280"/>
+      </w:pPr>
+      <w:r>
+        <w:rPr>
+          <w:b/>
+          <w:bCs/>
+          <w:color w:val="000000"/>
+          <w:sz w:val="24"/>
+          <w:szCs w:val="24"/>
+        </w:rPr>
+        <w:t xml:space="preserve">D18 — the reported "hardware-equivalent" cost is a circuit count, and D12's correction of the feasibility error repeated it</w:t>
+      </w:r>
+    </w:p>
+    <w:p>
+      <w:pPr>
+        <w:spacing w:after="140"/>
+        <w:jc w:val="left"/>
+      </w:pPr>
+      <w:r>
+        <w:rPr>
+          <w:b/>
+          <w:bCs/>
+        </w:rPr>
+        <w:t xml:space="preserve">Found</w:t>
+      </w:r>
+      <w:r>
+        <w:t xml:space="preserve"> 25 October 2026, while checking the practical execution estimate before writing any hardware code. </w:t>
+      </w:r>
+      <w:r>
+        <w:rPr>
+          <w:b/>
+          <w:bCs/>
+        </w:rPr>
+        <w:t xml:space="preserve">Recorded</w:t>
+      </w:r>
+      <w:r>
+        <w:t xml:space="preserve"> 25 October 2026. </w:t>
+      </w:r>
+      <w:r>
+        <w:rPr>
+          <w:b/>
+          <w:bCs/>
+        </w:rPr>
+        <w:t xml:space="preserve">No result, threshold, decision rule or verdict moves.</w:t>
+      </w:r>
+      <w:r>
+        <w:t xml:space="preserve"> What moves is every statement this project has made about what its experiment would cost on hardware.</w:t>
+      </w:r>
+    </w:p>
+    <w:p>
+      <w:pPr>
+        <w:pStyle w:val="Heading2"/>
+        <w:spacing w:after="100" w:before="200"/>
+      </w:pPr>
+      <w:r>
+        <w:rPr>
+          <w:b/>
+          <w:bCs/>
+          <w:color w:val="000000"/>
+          <w:sz w:val="22"/>
+          <w:szCs w:val="22"/>
+        </w:rPr>
+        <w:t xml:space="preserve">The claim</w:t>
+      </w:r>
+    </w:p>
+    <w:p>
+      <w:pPr>
+        <w:spacing w:after="140"/>
+        <w:jc w:val="left"/>
+      </w:pPr>
+      <w:r>
+        <w:rPr>
+          <w:rFonts w:ascii="Consolas" w:cs="Consolas" w:eastAsia="Consolas" w:hAnsi="Consolas"/>
+          <w:sz w:val="19"/>
+          <w:szCs w:val="19"/>
+        </w:rPr>
+        <w:t xml:space="preserve">src/qbench/kernels/quantum.py</w:t>
+      </w:r>
+      <w:r>
+        <w:t xml:space="preserve">, module docstring, under COST ACCOUNTING:</w:t>
+      </w:r>
+    </w:p>
+    <w:p>
+      <w:pPr>
+        <w:pBdr>
+          <w:left w:val="single" w:color="999999" w:sz="12" w:space="8"/>
+        </w:pBdr>
+        <w:spacing w:after="120" w:before="120"/>
+        <w:ind w:left="360"/>
+      </w:pPr>
+      <w:r>
+        <w:rPr>
+          <w:rFonts w:ascii="Consolas" w:cs="Consolas" w:eastAsia="Consolas" w:hAnsi="Consolas"/>
+          <w:i/>
+          <w:iCs/>
+          <w:sz w:val="19"/>
+          <w:szCs w:val="19"/>
+        </w:rPr>
+        <w:t xml:space="preserve">evaluations()</w:t>
+      </w:r>
+      <w:r>
+        <w:rPr>
+          <w:i/>
+          <w:iCs/>
+        </w:rPr>
+        <w:t xml:space="preserve"> reports the true count, excluding cache hits, so the figure is what the experiment would cost on hardware rather than what this particular optimisation happened to save.</w:t>
+      </w:r>
+    </w:p>
+    <w:p>
+      <w:pPr>
+        <w:spacing w:after="140"/>
+        <w:jc w:val="left"/>
+      </w:pPr>
+      <w:r>
+        <w:t xml:space="preserve">D1 says the same in its "What is NOT changed" paragraph: </w:t>
+      </w:r>
+      <w:r>
+        <w:rPr>
+          <w:i/>
+          <w:iCs/>
+        </w:rPr>
+        <w:t xml:space="preserve">"Reported cost stays hardware-equivalent. `QuantumGramFactory.evaluations()` reports n(n−1)/2, which is what a quantum computer would need."</w:t>
+      </w:r>
+      <w:r>
+        <w:t xml:space="preserve"> D12's amendment calls 113,575 </w:t>
+      </w:r>
+      <w:r>
+        <w:rPr>
+          <w:i/>
+          <w:iCs/>
+        </w:rPr>
+        <w:t xml:space="preserve">"the hardware-equivalent figure"</w:t>
+      </w:r>
+      <w:r>
+        <w:t xml:space="preserve">. Week 8 section 10 says </w:t>
+      </w:r>
+      <w:r>
+        <w:rPr>
+          <w:i/>
+          <w:iCs/>
+        </w:rPr>
+        <w:t xml:space="preserve">"Every quantum record already carries the hardware-equivalent cost."</w:t>
+      </w:r>
+      <w:r>
+        <w:t xml:space="preserve"> The paper carries it in §3.7.</w:t>
+      </w:r>
+    </w:p>
+    <w:p>
+      <w:pPr>
+        <w:pStyle w:val="Heading2"/>
+        <w:spacing w:after="100" w:before="200"/>
+      </w:pPr>
+      <w:r>
+        <w:rPr>
+          <w:b/>
+          <w:bCs/>
+          <w:color w:val="000000"/>
+          <w:sz w:val="22"/>
+          <w:szCs w:val="22"/>
+        </w:rPr>
+        <w:t xml:space="preserve">Why it is wrong, from the same docstring, four paragraphs up</w:t>
+      </w:r>
+    </w:p>
+    <w:p>
+      <w:pPr>
+        <w:pBdr>
+          <w:left w:val="single" w:color="999999" w:sz="12" w:space="8"/>
+        </w:pBdr>
+        <w:spacing w:after="120" w:before="120"/>
+        <w:ind w:left="360"/>
+      </w:pPr>
+      <w:r>
+        <w:rPr>
+          <w:i/>
+          <w:iCs/>
+        </w:rPr>
+        <w:t xml:space="preserve">The textbook protocol, and the only one available on hardware, runs U(x_i)^dagger U(x_j) and measures the all-zeros probability, once per PAIR: n(n-1)/2 circuit evaluations.</w:t>
+      </w:r>
+    </w:p>
+    <w:p>
+      <w:pPr>
+        <w:spacing w:after="140"/>
+        <w:jc w:val="left"/>
+      </w:pPr>
+      <w:r>
+        <w:rPr>
+          <w:b/>
+          <w:bCs/>
+        </w:rPr>
+        <w:t xml:space="preserve">Measuring a probability requires shots.</w:t>
+      </w:r>
+      <w:r>
+        <w:t xml:space="preserve"> A fidelity kernel entry is estimated as the fraction of S repetitions returning the all-zeros string, with standard error sqrt(p(1−p)/S). One execution per pair estimates nothing. So the hardware cost of a Gram is n(n−1)/2 </w:t>
+      </w:r>
+      <w:r>
+        <w:rPr>
+          <w:b/>
+          <w:bCs/>
+        </w:rPr>
+        <w:t xml:space="preserve">circuits</w:t>
+      </w:r>
+      <w:r>
+        <w:t xml:space="preserve">, each run S times, and </w:t>
+      </w:r>
+      <w:r>
+        <w:rPr>
+          <w:rFonts w:ascii="Consolas" w:cs="Consolas" w:eastAsia="Consolas" w:hAnsi="Consolas"/>
+          <w:sz w:val="19"/>
+          <w:szCs w:val="19"/>
+        </w:rPr>
+        <w:t xml:space="preserve">evaluations()</w:t>
+      </w:r>
+      <w:r>
+        <w:t xml:space="preserve"> reports the first factor only. There is no shot count anywhere in this project: the word does not appear in </w:t>
+      </w:r>
+      <w:r>
+        <w:rPr>
+          <w:rFonts w:ascii="Consolas" w:cs="Consolas" w:eastAsia="Consolas" w:hAnsi="Consolas"/>
+          <w:sz w:val="19"/>
+          <w:szCs w:val="19"/>
+        </w:rPr>
+        <w:t xml:space="preserve">docs/pre-registration.md</w:t>
+      </w:r>
+      <w:r>
+        <w:t xml:space="preserve">, in any paper section, or in any field of any one of the 15,120 result records.</w:t>
+      </w:r>
+    </w:p>
+    <w:p>
+      <w:pPr>
+        <w:spacing w:after="140"/>
+        <w:jc w:val="left"/>
+      </w:pPr>
+      <w:r>
+        <w:t xml:space="preserve">The metric is not faulty — it returns the count its own docstring describes, and does so correctly. </w:t>
+      </w:r>
+      <w:r>
+        <w:rPr>
+          <w:b/>
+          <w:bCs/>
+        </w:rPr>
+        <w:t xml:space="preserve">What is wrong is the claim attached to it</w:t>
+      </w:r>
+      <w:r>
+        <w:t xml:space="preserve">, in four documents and one source file, that the count is what the experiment would cost on hardware. It is the circuit dimension of that cost with the shot dimension omitted, and the omitted factor is three orders of magnitude.</w:t>
+      </w:r>
+    </w:p>
+    <w:p>
+      <w:pPr>
+        <w:pStyle w:val="Heading2"/>
+        <w:spacing w:after="100" w:before="200"/>
+      </w:pPr>
+      <w:r>
+        <w:rPr>
+          <w:b/>
+          <w:bCs/>
+          <w:color w:val="000000"/>
+          <w:sz w:val="22"/>
+          <w:szCs w:val="22"/>
+        </w:rPr>
+        <w:t xml:space="preserve">The practical execution estimate, with the shot dimension restored</w:t>
+      </w:r>
+    </w:p>
+    <w:p>
+      <w:pPr>
+        <w:spacing w:after="140"/>
+        <w:jc w:val="left"/>
+      </w:pPr>
+      <w:r>
+        <w:t xml:space="preserve">The only shot count this project has ever had evidence about is </w:t>
+      </w:r>
+      <w:r>
+        <w:rPr>
+          <w:b/>
+          <w:bCs/>
+        </w:rPr>
+        <w:t xml:space="preserve">1,024</w:t>
+      </w:r>
+      <w:r>
+        <w:t xml:space="preserve">, which is what Kakavand et al. used on </w:t>
+      </w:r>
+      <w:r>
+        <w:rPr>
+          <w:rFonts w:ascii="Consolas" w:cs="Consolas" w:eastAsia="Consolas" w:hAnsi="Consolas"/>
+          <w:sz w:val="19"/>
+          <w:szCs w:val="19"/>
+        </w:rPr>
+        <w:t xml:space="preserve">ibm_fez</w:t>
+      </w:r>
+      <w:r>
+        <w:t xml:space="preserve"> and what </w:t>
+      </w:r>
+      <w:r>
+        <w:rPr>
+          <w:rFonts w:ascii="Consolas" w:cs="Consolas" w:eastAsia="Consolas" w:hAnsi="Consolas"/>
+          <w:sz w:val="19"/>
+          <w:szCs w:val="19"/>
+        </w:rPr>
+        <w:t xml:space="preserve">results/audits/kakavand_hw.jsonl</w:t>
+      </w:r>
+      <w:r>
+        <w:t xml:space="preserve"> records in its </w:t>
+      </w:r>
+      <w:r>
+        <w:rPr>
+          <w:rFonts w:ascii="Consolas" w:cs="Consolas" w:eastAsia="Consolas" w:hAnsi="Consolas"/>
+          <w:sz w:val="19"/>
+          <w:szCs w:val="19"/>
+        </w:rPr>
+        <w:t xml:space="preserve">shots</w:t>
+      </w:r>
+      <w:r>
+        <w:t xml:space="preserve"> field for all 18 borrowed records. The audit protocol's record format has a </w:t>
+      </w:r>
+      <w:r>
+        <w:rPr>
+          <w:rFonts w:ascii="Consolas" w:cs="Consolas" w:eastAsia="Consolas" w:hAnsi="Consolas"/>
+          <w:sz w:val="19"/>
+          <w:szCs w:val="19"/>
+        </w:rPr>
+        <w:t xml:space="preserve">shots</w:t>
+      </w:r>
+      <w:r>
+        <w:t xml:space="preserve"> column; this project reads it from another group's deposit and emits it in none of its own.</w:t>
+      </w:r>
+    </w:p>
+    <w:p>
+      <w:pPr>
+        <w:spacing w:after="140"/>
+        <w:jc w:val="left"/>
+      </w:pPr>
+      <w:r>
+        <w:t xml:space="preserve">At 1,024 shots, and counting executions as IBM counts them for the Sampler primitive — circuits multiplied by shots, after PUB broadcasting:</w:t>
+      </w:r>
+    </w:p>
+    <w:p>
+      <w:pPr>
+        <w:spacing w:after="40" w:before="40"/>
+        <w:ind w:left="360"/>
+      </w:pPr>
+      <w:r>
+        <w:rPr>
+          <w:rFonts w:ascii="Consolas" w:cs="Consolas" w:eastAsia="Consolas" w:hAnsi="Consolas"/>
+          <w:sz w:val="19"/>
+          <w:szCs w:val="19"/>
+        </w:rPr>
+        <w:t xml:space="preserve">one primary-cell Gram      113,575 circuits  -&gt;    116,300,800 executions</w:t>
+      </w:r>
+    </w:p>
+    <w:p>
+      <w:pPr>
+        <w:spacing w:after="40" w:before="40"/>
+        <w:ind w:left="360"/>
+      </w:pPr>
+      <w:r>
+        <w:rPr>
+          <w:rFonts w:ascii="Consolas" w:cs="Consolas" w:eastAsia="Consolas" w:hAnsi="Consolas"/>
+          <w:sz w:val="19"/>
+          <w:szCs w:val="19"/>
+        </w:rPr>
+        <w:t xml:space="preserve">the registered scope    18,172,000 circuits  -&gt; 18,608,128,000 executions</w:t>
+      </w:r>
+    </w:p>
+    <w:p>
+      <w:pPr>
+        <w:spacing w:after="120"/>
+      </w:pPr>
+    </w:p>
+    <w:p>
+      <w:pPr>
+        <w:spacing w:after="140"/>
+        <w:jc w:val="left"/>
+      </w:pPr>
+      <w:r>
+        <w:rPr>
+          <w:b/>
+          <w:bCs/>
+        </w:rPr>
+        <w:t xml:space="preserve">IBM's documented per-job ceiling is 10 million Sampler executions.</w:t>
+      </w:r>
+      <w:r>
+        <w:t xml:space="preserve"> One Gram therefore cannot be one job: it is at least 12. The registered scope is at least 1,861 jobs. Neither figure depends on any assumption about how fast a backend runs, and neither appears in D12.</w:t>
+      </w:r>
+    </w:p>
+    <w:p>
+      <w:pPr>
+        <w:spacing w:after="140"/>
+        <w:jc w:val="left"/>
+      </w:pPr>
+      <w:r>
+        <w:rPr>
+          <w:b/>
+          <w:bCs/>
+        </w:rPr>
+        <w:t xml:space="preserve">What D12 claimed, and why it does not follow.</w:t>
+      </w:r>
+      <w:r>
+        <w:t xml:space="preserve"> D12's amendment states that </w:t>
+      </w:r>
+      <w:r>
+        <w:rPr>
+          <w:i/>
+          <w:iCs/>
+        </w:rPr>
+        <w:t xml:space="preserve">"One (setting, seed) Gram is 113,575 circuits, roughly two minutes at 1 ms, and fits inside the 600 seconds."</w:t>
+      </w:r>
+      <w:r>
+        <w:t xml:space="preserve"> The 1 ms is a rate per circuit and names no shot count. For it to hold at 1,024 shots the per-shot time would have to be 0.98 microseconds, for a 12-qubit circuit including its readout and its reset. The claim is unsupported whatever the true rate, because the figure it rests on has no shot dimension in it; the question of whether one Gram fits inside the allocation was open and was reported as closed.</w:t>
+      </w:r>
+    </w:p>
+    <w:p>
+      <w:pPr>
+        <w:spacing w:after="140"/>
+        <w:jc w:val="left"/>
+      </w:pPr>
+      <w:r>
+        <w:rPr>
+          <w:b/>
+          <w:bCs/>
+        </w:rPr>
+        <w:t xml:space="preserve">An estimate of the rate, labelled as an estimate.</w:t>
+      </w:r>
+      <w:r>
+        <w:t xml:space="preserve"> Vendor-reported CLOPS for Heron-family processors is of order 3e+05, which places per-shot cost in the tens to low hundreds of microseconds depending on circuit depth and how jobs are batched. On that bracket a single primary-cell Gram costs roughly 4 to 60 times the whole monthly Open Plan allocation of 600 seconds, and the registered scope roughly 600 to 9,000 times it. </w:t>
+      </w:r>
+      <w:r>
+        <w:rPr>
+          <w:b/>
+          <w:bCs/>
+        </w:rPr>
+        <w:t xml:space="preserve">These numbers are an estimate and no decision here rests on them.</w:t>
+      </w:r>
+      <w:r>
+        <w:t xml:space="preserve"> The per-shot cost on a given backend on a given day is measurable in one small job and is not being guessed at in any record that follows.</w:t>
+      </w:r>
+    </w:p>
+    <w:p>
+      <w:pPr>
+        <w:pStyle w:val="Heading2"/>
+        <w:spacing w:after="100" w:before="200"/>
+      </w:pPr>
+      <w:r>
+        <w:rPr>
+          <w:b/>
+          <w:bCs/>
+          <w:color w:val="000000"/>
+          <w:sz w:val="22"/>
+          <w:szCs w:val="22"/>
+        </w:rPr>
+        <w:t xml:space="preserve">What this changes about weeks 7 and 8</w:t>
+      </w:r>
+    </w:p>
+    <w:p>
+      <w:pPr>
+        <w:spacing w:after="140"/>
+        <w:jc w:val="left"/>
+      </w:pPr>
+      <w:r>
+        <w:rPr>
+          <w:b/>
+          <w:bCs/>
+        </w:rPr>
+        <w:t xml:space="preserve">Nothing, and it makes the existing conclusion stronger rather than weaker.</w:t>
+      </w:r>
+      <w:r>
+        <w:t xml:space="preserve"> D12's primary ground stands: the registered run was never feasible as registered. It was further from feasible than D12 said, by between one and two further orders of magnitude.</w:t>
+      </w:r>
+    </w:p>
+    <w:p>
+      <w:pPr>
+        <w:spacing w:after="140"/>
+        <w:jc w:val="left"/>
+      </w:pPr>
+      <w:r>
+        <w:rPr>
+          <w:b/>
+          <w:bCs/>
+        </w:rPr>
+        <w:t xml:space="preserve">One sentence of D12 is withdrawn.</w:t>
+      </w:r>
+      <w:r>
+        <w:t xml:space="preserve"> Its paragraph headed "What was feasible, and is being declined" is wrong: a full primary-cell Gram at 1,024 shots was never inside the allocation, so what was declined on 29 September was not available to decline. The grounds given for declining it — no hardware code, the trial lapsing the next day — were sound; the premise that it would have fitted was not.</w:t>
+      </w:r>
+    </w:p>
+    <w:p>
+      <w:pPr>
+        <w:spacing w:after="140"/>
+        <w:jc w:val="left"/>
+      </w:pPr>
+      <w:r>
+        <w:rPr>
+          <w:b/>
+          <w:bCs/>
+        </w:rPr>
+        <w:t xml:space="preserve">The scale that was feasible is a much smaller one, and the evidence for that was already in this repository.</w:t>
+      </w:r>
+      <w:r>
+        <w:t xml:space="preserve"> Kakavand et al. ran n_train = 60 on hardware: 1,770 pairs, 1,812,480 executions at 1,024 shots, inside one job. This project registered n_train = 350 for the same step, 64 times the pair count. The only published hardware record this project has ever examined was running at one-sixty-fourth of the scale its own timeline assumed, and nobody compared the two numbers across seven weeks.</w:t>
+      </w:r>
+    </w:p>
+    <w:p>
+      <w:pPr>
+        <w:pStyle w:val="Heading2"/>
+        <w:spacing w:after="100" w:before="200"/>
+      </w:pPr>
+      <w:r>
+        <w:rPr>
+          <w:b/>
+          <w:bCs/>
+          <w:color w:val="000000"/>
+          <w:sz w:val="22"/>
+          <w:szCs w:val="22"/>
+        </w:rPr>
+        <w:t xml:space="preserve">Whether §5.6's count moves, and which kind it joins</w:t>
+      </w:r>
+    </w:p>
+    <w:p>
+      <w:pPr>
+        <w:spacing w:after="140"/>
+        <w:jc w:val="left"/>
+      </w:pPr>
+      <w:r>
+        <w:rPr>
+          <w:b/>
+          <w:bCs/>
+        </w:rPr>
+        <w:t xml:space="preserve">It does: seven becomes eight, and the authorial count four becomes five.</w:t>
+      </w:r>
+      <w:r>
+        <w:t xml:space="preserve"> An inaccuracy enters §5.6 when it misstates a measurement or an instrument's behaviour, by the boundary set on 5 October. This misstates what an instrument reports, in a public source file and three public documents.</w:t>
+      </w:r>
+    </w:p>
+    <w:p>
+      <w:pPr>
+        <w:spacing w:after="140"/>
+        <w:jc w:val="left"/>
+      </w:pPr>
+      <w:r>
+        <w:rPr>
+          <w:b/>
+          <w:bCs/>
+        </w:rPr>
+        <w:t xml:space="preserve">It is the second kind, not the first, by D17's own precedent.</w:t>
+      </w:r>
+      <w:r>
+        <w:t xml:space="preserve"> The instrument is right: </w:t>
+      </w:r>
+      <w:r>
+        <w:rPr>
+          <w:rFonts w:ascii="Consolas" w:cs="Consolas" w:eastAsia="Consolas" w:hAnsi="Consolas"/>
+          <w:sz w:val="19"/>
+          <w:szCs w:val="19"/>
+        </w:rPr>
+        <w:t xml:space="preserve">evaluations()</w:t>
+      </w:r>
+      <w:r>
+        <w:t xml:space="preserve"> counts circuits and says so. What went wrong is the claim written about it. D17 drew exactly that line for the grid-adequacy ratios — the script measured all four correctly and the summary generalised them — and the same line puts this one here.</w:t>
+      </w:r>
+    </w:p>
+    <w:p>
+      <w:pPr>
+        <w:spacing w:after="140"/>
+        <w:jc w:val="left"/>
+      </w:pPr>
+      <w:r>
+        <w:rPr>
+          <w:b/>
+          <w:bCs/>
+        </w:rPr>
+        <w:t xml:space="preserve">It is counted once, not twice.</w:t>
+      </w:r>
+      <w:r>
+        <w:t xml:space="preserve"> D12's feasibility claim and the cost-metric claim are one error with two appearances: the first is a consequence of the second. Counting them separately would inflate this project's own tally, which is the failure D11's "roughly thirty" was corrected for.</w:t>
+      </w:r>
+    </w:p>
+    <w:p>
+      <w:pPr>
+        <w:spacing w:after="140"/>
+        <w:jc w:val="left"/>
+      </w:pPr>
+      <w:r>
+        <w:rPr>
+          <w:b/>
+          <w:bCs/>
+        </w:rPr>
+        <w:t xml:space="preserve">The uncomfortable part, stated rather than left to inference.</w:t>
+      </w:r>
+      <w:r>
+        <w:t xml:space="preserve"> D12 exists because a feasibility number went unchecked for seven weeks, and its amendment is the correction of that failure. The correction was itself computed from a metric that omits the dominant factor, published, carried into the paper, and used to decide what was feasible. A record written to close an unchecked-arithmetic failure repeated it one order down. That is the clearest instance this project has of §5.6's closing claim, which is that a green instrument is not evidence that what it reports is what the reader is told it reports.</w:t>
+      </w:r>
+    </w:p>
+    <w:p>
+      <w:pPr>
+        <w:pStyle w:val="Heading2"/>
+        <w:spacing w:after="100" w:before="200"/>
+      </w:pPr>
+      <w:r>
+        <w:rPr>
+          <w:b/>
+          <w:bCs/>
+          <w:color w:val="000000"/>
+          <w:sz w:val="22"/>
+          <w:szCs w:val="22"/>
+        </w:rPr>
+        <w:t xml:space="preserve">What this record does not authorize</w:t>
+      </w:r>
+    </w:p>
+    <w:p>
+      <w:pPr>
+        <w:spacing w:after="140"/>
+        <w:jc w:val="left"/>
+      </w:pPr>
+      <w:r>
+        <w:t xml:space="preserve">No edit to </w:t>
+      </w:r>
+      <w:r>
+        <w:rPr>
+          <w:rFonts w:ascii="Consolas" w:cs="Consolas" w:eastAsia="Consolas" w:hAnsi="Consolas"/>
+          <w:sz w:val="19"/>
+          <w:szCs w:val="19"/>
+        </w:rPr>
+        <w:t xml:space="preserve">docs/pre-registration.md</w:t>
+      </w:r>
+      <w:r>
+        <w:t xml:space="preserve">, whose section 7 commits to reporting circuit evaluation counts and is accurate in doing so: it never calls them a hardware cost. No edit to D1 or D12 in place; this record is their correction, by the convention D5 and D11 both used. No recomputation of any result: the shot dimension affects what the experiment would cost on hardware and affects no quantity that was computed. No hardware job. </w:t>
+      </w:r>
+      <w:r>
+        <w:rPr>
+          <w:b/>
+          <w:bCs/>
+        </w:rPr>
+        <w:t xml:space="preserve">No paid usage of any kind.</w:t>
+      </w:r>
+      <w:r>
+        <w:t xml:space="preserve"> A bounded exploratory run is a separate decision, needs the account facts nobody has yet verified, and is not pre-committed here.</w:t>
+      </w:r>
+    </w:p>
+    <w:p>
+      <w:pPr>
+        <w:pStyle w:val="Heading2"/>
+        <w:spacing w:after="100" w:before="200"/>
+      </w:pPr>
+      <w:r>
+        <w:rPr>
+          <w:b/>
+          <w:bCs/>
+          <w:color w:val="000000"/>
+          <w:sz w:val="22"/>
+          <w:szCs w:val="22"/>
+        </w:rPr>
+        <w:t xml:space="preserve">What it requires</w:t>
+      </w:r>
+    </w:p>
+    <w:p>
+      <w:pPr>
+        <w:pStyle w:val="ListParagraph"/>
+        <w:numPr>
+          <w:ilvl w:val="0"/>
+          <w:numId w:val="1"/>
+        </w:numPr>
+        <w:spacing w:after="80"/>
+      </w:pPr>
+      <w:r>
+        <w:rPr>
+          <w:rFonts w:ascii="Consolas" w:cs="Consolas" w:eastAsia="Consolas" w:hAnsi="Consolas"/>
+          <w:sz w:val="19"/>
+          <w:szCs w:val="19"/>
+        </w:rPr>
+        <w:t xml:space="preserve">evaluations()</w:t>
+      </w:r>
+      <w:r>
+        <w:t xml:space="preserve"> keeps its behaviour and loses the claim. The docstring now</w:t>
+      </w:r>
+    </w:p>
+    <w:p>
+      <w:pPr>
+        <w:spacing w:after="140"/>
+        <w:jc w:val="left"/>
+      </w:pPr>
+      <w:r>
+        <w:t xml:space="preserve">says it is a circuit count and names the missing factor. The same claim was printed by </w:t>
+      </w:r>
+      <w:r>
+        <w:rPr>
+          <w:rFonts w:ascii="Consolas" w:cs="Consolas" w:eastAsia="Consolas" w:hAnsi="Consolas"/>
+          <w:sz w:val="19"/>
+          <w:szCs w:val="19"/>
+        </w:rPr>
+        <w:t xml:space="preserve">scripts/primary_tests.py</w:t>
+      </w:r>
+      <w:r>
+        <w:t xml:space="preserve"> in every confirmatory run and by </w:t>
+      </w:r>
+      <w:r>
+        <w:rPr>
+          <w:rFonts w:ascii="Consolas" w:cs="Consolas" w:eastAsia="Consolas" w:hAnsi="Consolas"/>
+          <w:sz w:val="19"/>
+          <w:szCs w:val="19"/>
+        </w:rPr>
+        <w:t xml:space="preserve">scripts/run_quantum_kernels.py</w:t>
+      </w:r>
+      <w:r>
+        <w:t xml:space="preserve"> in its projection line and its record comment; all three now say "circuit count" and point here.</w:t>
+      </w:r>
+    </w:p>
+    <w:p>
+      <w:pPr>
+        <w:pStyle w:val="ListParagraph"/>
+        <w:numPr>
+          <w:ilvl w:val="0"/>
+          <w:numId w:val="1"/>
+        </w:numPr>
+        <w:spacing w:after="80"/>
+      </w:pPr>
+      <w:r>
+        <w:rPr>
+          <w:rFonts w:ascii="Consolas" w:cs="Consolas" w:eastAsia="Consolas" w:hAnsi="Consolas"/>
+          <w:sz w:val="19"/>
+          <w:szCs w:val="19"/>
+        </w:rPr>
+        <w:t xml:space="preserve">simulator_executions()</w:t>
+      </w:r>
+      <w:r>
+        <w:t xml:space="preserve"> is unaffected: the distinction it draws between the</w:t>
+      </w:r>
+    </w:p>
+    <w:p>
+      <w:pPr>
+        <w:spacing w:after="140"/>
+        <w:jc w:val="left"/>
+      </w:pPr>
+      <w:r>
+        <w:t xml:space="preserve">statevector shortcut and the pairwise protocol was always correct.</w:t>
+      </w:r>
+    </w:p>
+    <w:p>
+      <w:pPr>
+        <w:pStyle w:val="ListParagraph"/>
+        <w:numPr>
+          <w:ilvl w:val="0"/>
+          <w:numId w:val="1"/>
+        </w:numPr>
+        <w:spacing w:after="80"/>
+      </w:pPr>
+      <w:r>
+        <w:t xml:space="preserve">Any future hardware record emitted by this project carries </w:t>
+      </w:r>
+      <w:r>
+        <w:rPr>
+          <w:rFonts w:ascii="Consolas" w:cs="Consolas" w:eastAsia="Consolas" w:hAnsi="Consolas"/>
+          <w:sz w:val="19"/>
+          <w:szCs w:val="19"/>
+        </w:rPr>
+        <w:t xml:space="preserve">shots</w:t>
+      </w:r>
+      <w:r>
+        <w:t xml:space="preserve">, </w:t>
+      </w:r>
+      <w:r>
+        <w:rPr>
+          <w:rFonts w:ascii="Consolas" w:cs="Consolas" w:eastAsia="Consolas" w:hAnsi="Consolas"/>
+          <w:sz w:val="19"/>
+          <w:szCs w:val="19"/>
+        </w:rPr>
+        <w:t xml:space="preserve">backend</w:t>
+      </w:r>
+      <w:r>
+        <w:t xml:space="preserve">,</w:t>
+      </w:r>
+    </w:p>
+    <w:p>
+      <w:pPr>
+        <w:spacing w:after="140"/>
+        <w:jc w:val="left"/>
+      </w:pPr>
+      <w:r>
+        <w:rPr>
+          <w:rFonts w:ascii="Consolas" w:cs="Consolas" w:eastAsia="Consolas" w:hAnsi="Consolas"/>
+          <w:sz w:val="19"/>
+          <w:szCs w:val="19"/>
+        </w:rPr>
+        <w:t xml:space="preserve">job_id</w:t>
+      </w:r>
+      <w:r>
+        <w:t xml:space="preserve"> and metered </w:t>
+      </w:r>
+      <w:r>
+        <w:rPr>
+          <w:rFonts w:ascii="Consolas" w:cs="Consolas" w:eastAsia="Consolas" w:hAnsi="Consolas"/>
+          <w:sz w:val="19"/>
+          <w:szCs w:val="19"/>
+        </w:rPr>
+        <w:t xml:space="preserve">quantum_seconds</w:t>
+      </w:r>
+      <w:r>
+        <w:t xml:space="preserve">, so that this project's own hardware records are at least as complete as the borrowed ones it audited.</w:t>
       </w:r>
     </w:p>
     <w:sectPr>
